--- a/docs/OE3/Solucion_OE3_Anexo_B_Slice_1.docx
+++ b/docs/OE3/Solucion_OE3_Anexo_B_Slice_1.docx
@@ -2960,7 +2960,7 @@
         <w:pStyle w:val="TextoOE3"/>
       </w:pPr>
       <w:r>
-        <w:t>Reúne los cinco documentos de resultados del primer incremento, en el orden en que cerraron sus fases: Fase 0 (cimientos), Fase 1 (navegación mínima), Fase 2 (andamiaje mínimo), Fase 3 (primera versión del Nivel 1) y Fases 5 y 6 (mecánica vigente del Nivel 1, INC-47). Cada fase empieza en página nueva y conserva íntegros su texto y su numeración propia; el documento principal las cita como «Anexo B, Fase N, §x».</w:t>
+        <w:t>Reúne los cinco documentos de resultados del primer incremento, en el orden en que cerraron sus fases: Fase 0 (cimientos), Fase 1 (navegación mínima), Fase 2 (andamiaje mínimo), Fase 3 (primera versión del Nivel 1) y Fases 5 y 6 (mecánica vigente del Nivel 1, INC-47). Cada fase empieza en página nueva y conserva íntegros su texto y su numeración propia; el documento principal las cita como «Anexo B, Fase N, x».</w:t>
       </w:r>
     </w:p>
     <w:p>
@@ -3045,9 +3045,15 @@
     <w:p>
       <w:pPr>
         <w:pStyle w:val="Ttulo3"/>
+        <w:rPr>
+          <w:lang w:val="es-CO"/>
+        </w:rPr>
       </w:pPr>
       <w:bookmarkStart w:id="2" w:name="_Toc241276499"/>
       <w:r>
+        <w:rPr>
+          <w:lang w:val="es-CO"/>
+        </w:rPr>
         <w:t>1. Alcance de la fase</w:t>
       </w:r>
       <w:bookmarkEnd w:id="2"/>
@@ -3530,9 +3536,15 @@
     <w:p>
       <w:pPr>
         <w:pStyle w:val="Ttulo3"/>
+        <w:rPr>
+          <w:lang w:val="es-CO"/>
+        </w:rPr>
       </w:pPr>
       <w:bookmarkStart w:id="3" w:name="_Toc241276500"/>
       <w:r>
+        <w:rPr>
+          <w:lang w:val="es-CO"/>
+        </w:rPr>
         <w:t>2. Qué quedó en el repositorio</w:t>
       </w:r>
       <w:bookmarkEnd w:id="3"/>
@@ -3747,7 +3759,7 @@
         <w:t>PlayerProfile</w:t>
       </w:r>
       <w:r>
-        <w:t xml:space="preserve"> — nombre o alias, nivel alcanzado y fases confirmadas con sus cuatro indicadores. La lista de campos es cerrada (RNF-09, OE1 §3.6.1 nota 5). </w:t>
+        <w:t xml:space="preserve"> — nombre o alias, nivel alcanzado y fases confirmadas con sus cuatro indicadores. La lista de campos es cerrada (RNF-09, OE1 3.6.1 nota 5). </w:t>
       </w:r>
       <w:r>
         <w:rPr>
@@ -3786,20 +3798,20 @@
         <w:t>ProfileCreationResult</w:t>
       </w:r>
       <w:r>
-        <w:t xml:space="preserve"> tipado en lugar de lanzar: nombre vacío y nombre duplicado son flujos alternos previstos de HU-01 (FA-01, FA-</w:t>
+        <w:t xml:space="preserve"> tipado en lugar de lanzar: nombre vacío y nombre duplicado son flujos alternos previstos de HU-01 (FA-01, FA-02), no fallos. Se añadió un tercer rechazo, </w:t>
+      </w:r>
+      <w:r>
+        <w:rPr>
+          <w:rStyle w:val="CdigoenlneaOE3"/>
+        </w:rPr>
+        <w:t>InvalidName</w:t>
+      </w:r>
+      <w:r>
+        <w:t xml:space="preserve">, para los nombres que no </w:t>
       </w:r>
       <w:r>
         <w:lastRenderedPageBreak/>
-        <w:t xml:space="preserve">02), no fallos. Se añadió un tercer rechazo, </w:t>
-      </w:r>
-      <w:r>
-        <w:rPr>
-          <w:rStyle w:val="CdigoenlneaOE3"/>
-        </w:rPr>
-        <w:t>InvalidName</w:t>
-      </w:r>
-      <w:r>
-        <w:t xml:space="preserve">, para los nombres que no sirven como nombre de archivo dentro de </w:t>
+        <w:t xml:space="preserve">sirven como nombre de archivo dentro de </w:t>
       </w:r>
       <w:r>
         <w:rPr>
@@ -3828,10 +3840,7 @@
         <w:t>SaveStore</w:t>
       </w:r>
       <w:r>
-        <w:t xml:space="preserve"> </w:t>
-      </w:r>
-      <w:r>
-        <w:t xml:space="preserve">— un archivo JSON por perfil. Escribe en </w:t>
+        <w:t xml:space="preserve"> — un archivo JSON por perfil. Escribe en </w:t>
       </w:r>
       <w:r>
         <w:rPr>
@@ -4284,7 +4293,7 @@
         <w:t>Corregido el 06/09/2026</w:t>
       </w:r>
       <w:r>
-        <w:t xml:space="preserve"> (ver §3.4): la primera versión cronometraba </w:t>
+        <w:t xml:space="preserve"> (ver 3.4): la primera versión cronometraba </w:t>
       </w:r>
       <w:r>
         <w:rPr>
@@ -4324,10 +4333,15 @@
     <w:p>
       <w:pPr>
         <w:pStyle w:val="Ttulo3"/>
+        <w:rPr>
+          <w:lang w:val="es-CO"/>
+        </w:rPr>
       </w:pPr>
       <w:bookmarkStart w:id="4" w:name="_Toc241276501"/>
       <w:r>
-        <w:lastRenderedPageBreak/>
+        <w:rPr>
+          <w:lang w:val="es-CO"/>
+        </w:rPr>
         <w:t>3. Resultados de las pruebas</w:t>
       </w:r>
       <w:bookmarkEnd w:id="4"/>
@@ -4341,6 +4355,7 @@
           <w:b/>
           <w:bCs/>
         </w:rPr>
+        <w:lastRenderedPageBreak/>
         <w:t>Cómo se corrieron.</w:t>
       </w:r>
       <w:r>
@@ -4359,19 +4374,27 @@
     <w:p>
       <w:pPr>
         <w:pStyle w:val="CdigoOE3"/>
+        <w:rPr>
+          <w:lang w:val="en-US"/>
+        </w:rPr>
       </w:pPr>
       <w:r>
         <w:rPr>
           <w:rStyle w:val="CdigoenlneaOE3"/>
+          <w:lang w:val="en-US"/>
         </w:rPr>
         <w:t>Unity.exe -runTests -batchmode -projectPath "C:\Users\benab\My project" \</w:t>
       </w:r>
       <w:r>
+        <w:rPr>
+          <w:lang w:val="en-US"/>
+        </w:rPr>
         <w:br/>
       </w:r>
       <w:r>
         <w:rPr>
           <w:rStyle w:val="CdigoenlneaOE3"/>
+          <w:lang w:val="en-US"/>
         </w:rPr>
         <w:t xml:space="preserve">          -testPlatform {EditMode|PlayMode} -testResults &lt;salida&gt;.xml</w:t>
       </w:r>
@@ -4814,15 +4837,7 @@
                 <w:bCs/>
                 <w:sz w:val="18"/>
               </w:rPr>
-              <w:t>✓</w:t>
-            </w:r>
-            <w:r>
-              <w:rPr>
-                <w:b/>
-                <w:bCs/>
-                <w:sz w:val="18"/>
-              </w:rPr>
-              <w:t xml:space="preserve"> 23 / 0 fallos</w:t>
+              <w:t>✓ 23 / 0 fallos</w:t>
             </w:r>
           </w:p>
         </w:tc>
@@ -5778,7 +5793,6 @@
                 <w:rStyle w:val="CdigoenlneaOE3"/>
                 <w:sz w:val="18"/>
               </w:rPr>
-              <w:lastRenderedPageBreak/>
               <w:t>SaveStore_RF02_ListaLosPerfilesExistentesParaDetectarDuplicados</w:t>
             </w:r>
           </w:p>
@@ -6165,13 +6179,7 @@
               <w:rPr>
                 <w:sz w:val="18"/>
               </w:rPr>
-              <w:t>✓</w:t>
-            </w:r>
-            <w:r>
-              <w:rPr>
-                <w:sz w:val="18"/>
-              </w:rPr>
-              <w:t xml:space="preserve"> (falso positivo)</w:t>
+              <w:t>✓ (falso positivo)</w:t>
             </w:r>
           </w:p>
         </w:tc>
@@ -6273,6 +6281,7 @@
           <w:b/>
           <w:bCs/>
         </w:rPr>
+        <w:lastRenderedPageBreak/>
         <w:t>Defecto 1 — se esperaba el estado y se afirmaba la escena.</w:t>
       </w:r>
       <w:r>
@@ -6426,6 +6435,7 @@
         <w:rPr>
           <w:b/>
           <w:bCs/>
+          <w:lang w:val="en-US"/>
         </w:rPr>
         <w:t xml:space="preserve">Defecto 3 — ocho warnings </w:t>
       </w:r>
@@ -6434,6 +6444,7 @@
           <w:rStyle w:val="CdigoenlneaOE3"/>
           <w:b/>
           <w:bCs/>
+          <w:lang w:val="en-US"/>
         </w:rPr>
         <w:t>CS0618</w:t>
       </w:r>
@@ -6441,20 +6452,31 @@
         <w:rPr>
           <w:b/>
           <w:bCs/>
+          <w:lang w:val="en-US"/>
         </w:rPr>
         <w:t>.</w:t>
       </w:r>
       <w:r>
+        <w:rPr>
+          <w:lang w:val="en-US"/>
+        </w:rPr>
         <w:t xml:space="preserve"> </w:t>
       </w:r>
       <w:r>
         <w:rPr>
           <w:rStyle w:val="CdigoenlneaOE3"/>
+          <w:lang w:val="en-US"/>
         </w:rPr>
         <w:t>Object.FindObjectsByType&lt;T&gt;(FindObjectsSortMode)</w:t>
       </w:r>
       <w:r>
-        <w:t xml:space="preserve"> está obsoleta en Unity 6000.5. Sustituida por la sobrecarga con </w:t>
+        <w:rPr>
+          <w:lang w:val="en-US"/>
+        </w:rPr>
+        <w:t xml:space="preserve"> está obsoleta en Unity 6000.5. </w:t>
+      </w:r>
+      <w:r>
+        <w:t xml:space="preserve">Sustituida por la sobrecarga con </w:t>
       </w:r>
       <w:r>
         <w:rPr>
@@ -6523,10 +6545,7 @@
         <w:t>SceneLoader</w:t>
       </w:r>
       <w:r>
-        <w:t xml:space="preserve"> </w:t>
-      </w:r>
-      <w:r>
-        <w:t>— RNF-04 (06/09/2026)</w:t>
+        <w:t xml:space="preserve"> — RNF-04 (06/09/2026)</w:t>
       </w:r>
     </w:p>
     <w:p>
@@ -6581,7 +6600,7 @@
         <w:t>encola</w:t>
       </w:r>
       <w:r>
-        <w:t xml:space="preserve"> la carga —se aplica al final del frame—, así que el cronómetro medía el encolado y no la carga. RNF-04 exige una medición, no una estimación (T04, §4.1 abajo).</w:t>
+        <w:t xml:space="preserve"> la carga —se aplica al final del frame—, así que el cronómetro medía el encolado y no la carga. RNF-04 exige una medición, no una estimación (T04, 4.1 abajo).</w:t>
       </w:r>
     </w:p>
     <w:p>
@@ -6641,7 +6660,6 @@
                 <w:b/>
                 <w:sz w:val="18"/>
               </w:rPr>
-              <w:lastRenderedPageBreak/>
               <w:t>Paso</w:t>
             </w:r>
           </w:p>
@@ -6936,6 +6954,7 @@
     </w:p>
     <w:p>
       <w:r>
+        <w:lastRenderedPageBreak/>
         <w:pict w14:anchorId="1C6643B9">
           <v:rect id="_x0000_i1028" style="width:0;height:1.5pt" o:hralign="center" o:hrstd="t" o:hr="t"/>
         </w:pict>
@@ -7058,13 +7077,7 @@
               <w:rPr>
                 <w:sz w:val="18"/>
               </w:rPr>
-              <w:t>✓</w:t>
-            </w:r>
-            <w:r>
-              <w:rPr>
-                <w:sz w:val="18"/>
-              </w:rPr>
-              <w:t xml:space="preserve"> 0 / 0 (re-verificado 06/09 con </w:t>
+              <w:t xml:space="preserve">✓ 0 / 0 (re-verificado 06/09 con </w:t>
             </w:r>
             <w:r>
               <w:rPr>
@@ -7121,13 +7134,7 @@
               <w:rPr>
                 <w:sz w:val="18"/>
               </w:rPr>
-              <w:t>✓</w:t>
-            </w:r>
-            <w:r>
-              <w:rPr>
-                <w:sz w:val="18"/>
-              </w:rPr>
-              <w:t xml:space="preserve"> 23/23 (re-verificado 06/09)</w:t>
+              <w:t>✓ 23/23 (re-verificado 06/09)</w:t>
             </w:r>
           </w:p>
         </w:tc>
@@ -7171,13 +7178,7 @@
               <w:rPr>
                 <w:sz w:val="18"/>
               </w:rPr>
-              <w:t>✓</w:t>
-            </w:r>
-            <w:r>
-              <w:rPr>
-                <w:sz w:val="18"/>
-              </w:rPr>
-              <w:t xml:space="preserve"> 4/4 (06/09, incluye el test nuevo de RNF-04)</w:t>
+              <w:t>✓ 4/4 (06/09, incluye el test nuevo de RNF-04)</w:t>
             </w:r>
           </w:p>
         </w:tc>
@@ -7241,13 +7242,7 @@
               <w:rPr>
                 <w:sz w:val="18"/>
               </w:rPr>
-              <w:t>✓</w:t>
-            </w:r>
-            <w:r>
-              <w:rPr>
-                <w:sz w:val="18"/>
-              </w:rPr>
-              <w:t xml:space="preserve"> </w:t>
+              <w:t xml:space="preserve">✓ </w:t>
             </w:r>
             <w:r>
               <w:rPr>
@@ -7304,13 +7299,7 @@
               <w:rPr>
                 <w:sz w:val="18"/>
               </w:rPr>
-              <w:t>✓</w:t>
-            </w:r>
-            <w:r>
-              <w:rPr>
-                <w:sz w:val="18"/>
-              </w:rPr>
-              <w:t xml:space="preserve"> corregido y verificado 06/09 (§3.4)</w:t>
+              <w:t>✓ corregido y verificado 06/09 (3.4)</w:t>
             </w:r>
           </w:p>
         </w:tc>
@@ -7354,13 +7343,7 @@
               <w:rPr>
                 <w:sz w:val="18"/>
               </w:rPr>
-              <w:t>✓</w:t>
-            </w:r>
-            <w:r>
-              <w:rPr>
-                <w:sz w:val="18"/>
-              </w:rPr>
-              <w:t xml:space="preserve"> trasladada al Checkpoint D (build portable, equipo de referencia)</w:t>
+              <w:t>✓ trasladada al Checkpoint D (build portable, equipo de referencia)</w:t>
             </w:r>
           </w:p>
         </w:tc>
@@ -7404,13 +7387,7 @@
               <w:rPr>
                 <w:sz w:val="18"/>
               </w:rPr>
-              <w:t>✓</w:t>
-            </w:r>
-            <w:r>
-              <w:rPr>
-                <w:sz w:val="18"/>
-              </w:rPr>
-              <w:t xml:space="preserve"> 06/09/2026</w:t>
+              <w:t>✓ 06/09/2026</w:t>
             </w:r>
           </w:p>
         </w:tc>
@@ -7452,7 +7429,7 @@
         <w:t>Cifra de RNF-04.</w:t>
       </w:r>
       <w:r>
-        <w:t xml:space="preserve"> El mecanismo ya mide de verdad (§3.4). La única cifra de hoy es de batch mode: </w:t>
+        <w:t xml:space="preserve"> El mecanismo ya mide de verdad (3.4). La única cifra de hoy es de batch mode: </w:t>
       </w:r>
       <w:r>
         <w:rPr>
@@ -7490,7 +7467,7 @@
         <w:t>plan.md</w:t>
       </w:r>
       <w:r>
-        <w:t xml:space="preserve"> §Checkpoint D, RNF-04 + RNF-05).</w:t>
+        <w:t xml:space="preserve"> Checkpoint D, RNF-04 + RNF-05).</w:t>
       </w:r>
     </w:p>
     <w:p>
@@ -7506,7 +7483,6 @@
           <w:b/>
           <w:bCs/>
         </w:rPr>
-        <w:lastRenderedPageBreak/>
         <w:t>Herramienta de pruebas.</w:t>
       </w:r>
       <w:r>
@@ -7541,9 +7517,15 @@
     <w:p>
       <w:pPr>
         <w:pStyle w:val="Ttulo3"/>
+        <w:rPr>
+          <w:lang w:val="es-CO"/>
+        </w:rPr>
       </w:pPr>
       <w:bookmarkStart w:id="6" w:name="_Toc241276503"/>
       <w:r>
+        <w:rPr>
+          <w:lang w:val="es-CO"/>
+        </w:rPr>
         <w:t>5. Trazabilidad</w:t>
       </w:r>
       <w:bookmarkEnd w:id="6"/>
@@ -7578,7 +7560,7 @@
         <w:t>SceneLoader_RNF04_LastLoadSecondsMideElTiempoRealDeCargaDeLaEscena</w:t>
       </w:r>
       <w:r>
-        <w:t xml:space="preserve"> (06/09, §3.4); la cifra sobre la config vinculante sigue siendo del Checkpoint D.</w:t>
+        <w:t xml:space="preserve"> (06/09, 3.4); la cifra sobre la config vinculante sigue siendo del Checkpoint D.</w:t>
       </w:r>
     </w:p>
     <w:p>
@@ -7688,7 +7670,7 @@
         <w:t>Las cuatro tareas (T05–T08) están terminadas y verdes; el Checkpoint B sigue abierto</w:t>
       </w:r>
       <w:r>
-        <w:t xml:space="preserve">: el build portable del 08/09 confirmó RNF-07 y dejó a medias RNF-14, y encontró un residuo que incumple RNF-11 (§4). No reabre decisiones de </w:t>
+        <w:t xml:space="preserve">: el build portable del 08/09 confirmó RNF-07 y dejó a medias RNF-14, y encontró un residuo que incumple RNF-11 (4). No reabre decisiones de </w:t>
       </w:r>
       <w:r>
         <w:rPr>
@@ -7758,10 +7740,7 @@
         <w:t>faaaa13</w:t>
       </w:r>
       <w:r>
-        <w:t>, 10/09), y el S</w:t>
-      </w:r>
-      <w:r>
-        <w:t>lice 4 añadió al inicio el acceso al informe docente (</w:t>
+        <w:t>, 10/09), y el Slice 4 añadió al inicio el acceso al informe docente (</w:t>
       </w:r>
       <w:r>
         <w:rPr>
@@ -7780,7 +7759,7 @@
         <w:t>Anexo</w:t>
       </w:r>
       <w:r>
-        <w:t xml:space="preserve"> al final. Las cifras de §3 son las del 07/09: la corrida vigente de la suite está en </w:t>
+        <w:t xml:space="preserve"> al final. Las cifras de 3 son las del 07/09: la corrida vigente de la suite está en </w:t>
       </w:r>
       <w:r>
         <w:rPr>
@@ -7789,7 +7768,7 @@
         <w:t>Slice-4-Resultados.md</w:t>
       </w:r>
       <w:r>
-        <w:t xml:space="preserve">, «Corrida completa de la suite (25/09/2026)». El hallazgo de RNF-11 de §4.1 </w:t>
+        <w:t xml:space="preserve">, «Corrida completa de la suite (25/09/2026)». El hallazgo de RNF-11 de 4.1 </w:t>
       </w:r>
       <w:r>
         <w:rPr>
@@ -7848,9 +7827,15 @@
     <w:p>
       <w:pPr>
         <w:pStyle w:val="Ttulo3"/>
+        <w:rPr>
+          <w:lang w:val="es-CO"/>
+        </w:rPr>
       </w:pPr>
       <w:bookmarkStart w:id="8" w:name="_Toc241276505"/>
       <w:r>
+        <w:rPr>
+          <w:lang w:val="es-CO"/>
+        </w:rPr>
         <w:t>1. Alcance de la fase</w:t>
       </w:r>
       <w:bookmarkEnd w:id="8"/>
@@ -8069,13 +8054,7 @@
               <w:rPr>
                 <w:sz w:val="18"/>
               </w:rPr>
-              <w:t>✓</w:t>
-            </w:r>
-            <w:r>
-              <w:rPr>
-                <w:sz w:val="18"/>
-              </w:rPr>
-              <w:t xml:space="preserve"> terminada</w:t>
+              <w:t>✓ terminada</w:t>
             </w:r>
           </w:p>
         </w:tc>
@@ -8161,13 +8140,7 @@
               <w:rPr>
                 <w:sz w:val="18"/>
               </w:rPr>
-              <w:t>✓</w:t>
-            </w:r>
-            <w:r>
-              <w:rPr>
-                <w:sz w:val="18"/>
-              </w:rPr>
-              <w:t xml:space="preserve"> terminada</w:t>
+              <w:t>✓ terminada</w:t>
             </w:r>
           </w:p>
         </w:tc>
@@ -8253,13 +8226,7 @@
               <w:rPr>
                 <w:sz w:val="18"/>
               </w:rPr>
-              <w:t>✓</w:t>
-            </w:r>
-            <w:r>
-              <w:rPr>
-                <w:sz w:val="18"/>
-              </w:rPr>
-              <w:t xml:space="preserve"> terminada</w:t>
+              <w:t>✓ terminada</w:t>
             </w:r>
           </w:p>
         </w:tc>
@@ -8345,13 +8312,7 @@
               <w:rPr>
                 <w:sz w:val="18"/>
               </w:rPr>
-              <w:t>✓</w:t>
-            </w:r>
-            <w:r>
-              <w:rPr>
-                <w:sz w:val="18"/>
-              </w:rPr>
-              <w:t xml:space="preserve"> terminada</w:t>
+              <w:t>✓ terminada</w:t>
             </w:r>
           </w:p>
         </w:tc>
@@ -8387,7 +8348,7 @@
         <w:t>Fase-0-Resultados.md</w:t>
       </w:r>
       <w:r>
-        <w:t xml:space="preserve"> §3.4; aquí solo se menciona porque un test suyo volvió a tocarse (§3.3).</w:t>
+        <w:t xml:space="preserve"> 3.4; aquí solo se menciona porque un test suyo volvió a tocarse (3.3).</w:t>
       </w:r>
     </w:p>
     <w:p>
@@ -8400,10 +8361,15 @@
     <w:p>
       <w:pPr>
         <w:pStyle w:val="Ttulo3"/>
+        <w:rPr>
+          <w:lang w:val="es-CO"/>
+        </w:rPr>
       </w:pPr>
       <w:bookmarkStart w:id="9" w:name="_Toc241276506"/>
       <w:r>
-        <w:lastRenderedPageBreak/>
+        <w:rPr>
+          <w:lang w:val="es-CO"/>
+        </w:rPr>
         <w:t>2. Qué quedó en el repositorio</w:t>
       </w:r>
       <w:bookmarkEnd w:id="9"/>
@@ -8482,6 +8448,7 @@
         <w:rPr>
           <w:rStyle w:val="CdigoenlneaOE3"/>
         </w:rPr>
+        <w:lastRenderedPageBreak/>
         <w:t>Background</w:t>
       </w:r>
       <w:r>
@@ -8517,14 +8484,7 @@
           <w:i/>
           <w:iCs/>
         </w:rPr>
-        <w:t xml:space="preserve"> </w:t>
-      </w:r>
-      <w:r>
-        <w:rPr>
-          <w:i/>
-          <w:iCs/>
-        </w:rPr>
-        <w:t xml:space="preserve">(24/09, Slice 4) hay además «Progreso del equipo», que abre el informe docente (RF-46); la pantalla se rehízo con el mockup en </w:t>
+        <w:t xml:space="preserve"> (24/09, Slice 4) hay además «Progreso del equipo», que abre el informe docente (RF-46); la pantalla se rehízo con el mockup en </w:t>
       </w:r>
       <w:r>
         <w:rPr>
@@ -8593,7 +8553,7 @@
         <w:t>«Algoritm»</w:t>
       </w:r>
       <w:r>
-        <w:t xml:space="preserve">. Coincide con el nombre del guía (Dir. Arte §7.6, INC-44) — es deliberado. </w:t>
+        <w:t xml:space="preserve">. Coincide con el nombre del guía (Dir. Arte 7.6, INC-44) — es deliberado. </w:t>
       </w:r>
       <w:r>
         <w:rPr>
@@ -8645,14 +8605,7 @@
           <w:i/>
           <w:iCs/>
         </w:rPr>
-        <w:t>; el título ya no coi</w:t>
-      </w:r>
-      <w:r>
-        <w:rPr>
-          <w:i/>
-          <w:iCs/>
-        </w:rPr>
-        <w:t>ncide con el del guía, que sigue siendo Algoritm. PG-01 sigue abierto. Ver Anexo, A.2.)</w:t>
+        <w:t>; el título ya no coincide con el del guía, que sigue siendo Algoritm. PG-01 sigue abierto. Ver Anexo, A.2.)</w:t>
       </w:r>
     </w:p>
     <w:p>
@@ -8983,7 +8936,7 @@
         <w:t>SPEC.md</w:t>
       </w:r>
       <w:r>
-        <w:t xml:space="preserve"> §Estructura no lista </w:t>
+        <w:t xml:space="preserve"> Estructura no lista </w:t>
       </w:r>
       <w:r>
         <w:rPr>
@@ -9082,14 +9035,7 @@
         <w:t>MainMenu</w:t>
       </w:r>
       <w:r>
-        <w:t xml:space="preserve"> </w:t>
-      </w:r>
-      <w:r>
-        <w:t xml:space="preserve">habría recargado la escena entera. Ahora, si el estado destino </w:t>
-      </w:r>
-      <w:r>
-        <w:lastRenderedPageBreak/>
-        <w:t xml:space="preserve">vive en la escena activa, el cambio es un intercambio de paneles y lo hace la UI. Se añadió </w:t>
+        <w:t xml:space="preserve"> habría recargado la escena entera. Ahora, si el estado destino vive en la escena activa, el cambio es un intercambio de paneles y lo hace la UI. Se añadió </w:t>
       </w:r>
       <w:r>
         <w:rPr>
@@ -9124,6 +9070,7 @@
           <w:b/>
           <w:bCs/>
         </w:rPr>
+        <w:lastRenderedPageBreak/>
         <w:t>ProfileSession</w:t>
       </w:r>
       <w:r>
@@ -9270,14 +9217,7 @@
           <w:i/>
           <w:iCs/>
         </w:rPr>
-        <w:t>(</w:t>
-      </w:r>
-      <w:r>
-        <w:rPr>
-          <w:i/>
-          <w:iCs/>
-        </w:rPr>
-        <w:t xml:space="preserve">Ampliado al 25/09/2026: desde </w:t>
+        <w:t xml:space="preserve">(Ampliado al 25/09/2026: desde </w:t>
       </w:r>
       <w:r>
         <w:rPr>
@@ -9544,14 +9484,7 @@
           <w:i/>
           <w:iCs/>
         </w:rPr>
-        <w:t>, porque la fórmula solo acertaba en el Nivel 1. Ver An</w:t>
-      </w:r>
-      <w:r>
-        <w:rPr>
-          <w:i/>
-          <w:iCs/>
-        </w:rPr>
-        <w:t>exo, A.6.)</w:t>
+        <w:t>, porque la fórmula solo acertaba en el Nivel 1. Ver Anexo, A.6.)</w:t>
       </w:r>
     </w:p>
     <w:p>
@@ -9570,10 +9503,7 @@
         <w:t>Doble indicador del bloqueo (RNF-19).</w:t>
       </w:r>
       <w:r>
-        <w:t xml:space="preserve"> </w:t>
-      </w:r>
-      <w:r>
-        <w:t xml:space="preserve">El nivel bloqueado no se distingue solo por color: lleva un </w:t>
+        <w:t xml:space="preserve"> El nivel bloqueado no se distingue solo por color: lleva un </w:t>
       </w:r>
       <w:r>
         <w:rPr>
@@ -9611,7 +9541,7 @@
         <w:t>interactable</w:t>
       </w:r>
       <w:r>
-        <w:t xml:space="preserve"> = false). Verificado en captura (§3.4). </w:t>
+        <w:t xml:space="preserve"> = false). Verificado en captura (3.4). </w:t>
       </w:r>
       <w:r>
         <w:rPr>
@@ -9679,6 +9609,7 @@
           <w:rStyle w:val="CdigoenlneaOE3"/>
           <w:b/>
           <w:bCs/>
+          <w:lang w:val="en-US"/>
         </w:rPr>
         <w:t>GameFlowRunner.Apply</w:t>
       </w:r>
@@ -9686,6 +9617,7 @@
         <w:rPr>
           <w:b/>
           <w:bCs/>
+          <w:lang w:val="en-US"/>
         </w:rPr>
         <w:t xml:space="preserve"> tolera no tener </w:t>
       </w:r>
@@ -9694,6 +9626,7 @@
           <w:rStyle w:val="CdigoenlneaOE3"/>
           <w:b/>
           <w:bCs/>
+          <w:lang w:val="en-US"/>
         </w:rPr>
         <w:t>SceneLoader</w:t>
       </w:r>
@@ -9701,11 +9634,18 @@
         <w:rPr>
           <w:b/>
           <w:bCs/>
+          <w:lang w:val="en-US"/>
         </w:rPr>
         <w:t>.</w:t>
       </w:r>
       <w:r>
-        <w:t xml:space="preserve"> Una prueba que solo ejercita el flujo —sin la escena </w:t>
+        <w:rPr>
+          <w:lang w:val="en-US"/>
+        </w:rPr>
+        <w:t xml:space="preserve"> </w:t>
+      </w:r>
+      <w:r>
+        <w:t xml:space="preserve">Una prueba que solo ejercita el flujo —sin la escena </w:t>
       </w:r>
       <w:r>
         <w:rPr>
@@ -9747,7 +9687,6 @@
           <w:b/>
           <w:bCs/>
         </w:rPr>
-        <w:lastRenderedPageBreak/>
         <w:t xml:space="preserve">Escena </w:t>
       </w:r>
       <w:r>
@@ -9807,7 +9746,11 @@
         <w:t>atribución obligatoria</w:t>
       </w:r>
       <w:r>
-        <w:t xml:space="preserve"> a la Familia Anonaky: los personajes del Slice 1 son obra derivada de sus diseños, con autorización escrita concedida (PG-07 cerrado el 30/08/2026 — aunque el guion §12 aún lo declare abierto, INC-43). También nombra a los autores del proyecto y a la universidad.</w:t>
+        <w:t xml:space="preserve"> a la Familia Anonaky: los personajes del </w:t>
+      </w:r>
+      <w:r>
+        <w:lastRenderedPageBreak/>
+        <w:t>Slice 1 son obra derivada de sus diseños, con autorización escrita concedida (PG-07 cerrado el 30/08/2026 — aunque el guion 12 aún lo declare abierto, INC-43). También nombra a los autores del proyecto y a la universidad.</w:t>
       </w:r>
     </w:p>
     <w:p>
@@ -9954,9 +9897,15 @@
     <w:p>
       <w:pPr>
         <w:pStyle w:val="Ttulo3"/>
+        <w:rPr>
+          <w:lang w:val="es-CO"/>
+        </w:rPr>
       </w:pPr>
       <w:bookmarkStart w:id="10" w:name="_Toc241276507"/>
       <w:r>
+        <w:rPr>
+          <w:lang w:val="es-CO"/>
+        </w:rPr>
         <w:t>3. Resultados de las pruebas</w:t>
       </w:r>
       <w:bookmarkEnd w:id="10"/>
@@ -11199,7 +11148,6 @@
                 <w:rStyle w:val="CdigoenlneaOE3"/>
                 <w:sz w:val="18"/>
               </w:rPr>
-              <w:lastRenderedPageBreak/>
               <w:t>Game.UI.Tests.CreditsTests</w:t>
             </w:r>
           </w:p>
@@ -11536,6 +11484,7 @@
                 <w:rStyle w:val="CdigoenlneaOE3"/>
                 <w:sz w:val="18"/>
               </w:rPr>
+              <w:lastRenderedPageBreak/>
               <w:t>ProfileSession_RF09_SinPerfilActivoNoEscribeNingunPerfil</w:t>
             </w:r>
           </w:p>
@@ -12526,7 +12475,6 @@
                 <w:rStyle w:val="CdigoenlneaOE3"/>
                 <w:sz w:val="18"/>
               </w:rPr>
-              <w:lastRenderedPageBreak/>
               <w:t>LevelSelect_RF03_LosNivelesNoAlcanzadosSeMuestranBloqueadosConCandado</w:t>
             </w:r>
           </w:p>
@@ -12875,6 +12823,7 @@
         <w:rPr>
           <w:b/>
           <w:bCs/>
+          <w:lang w:val="en-US"/>
         </w:rPr>
         <w:t xml:space="preserve">T06 — </w:t>
       </w:r>
@@ -12883,6 +12832,7 @@
           <w:rStyle w:val="CdigoenlneaOE3"/>
           <w:b/>
           <w:bCs/>
+          <w:lang w:val="en-US"/>
         </w:rPr>
         <w:t>GameFlowRunner.Start()</w:t>
       </w:r>
@@ -12890,6 +12840,7 @@
         <w:rPr>
           <w:b/>
           <w:bCs/>
+          <w:lang w:val="en-US"/>
         </w:rPr>
         <w:t xml:space="preserve"> navega solo a </w:t>
       </w:r>
@@ -12898,6 +12849,7 @@
           <w:rStyle w:val="CdigoenlneaOE3"/>
           <w:b/>
           <w:bCs/>
+          <w:lang w:val="en-US"/>
         </w:rPr>
         <w:t>MainMenu</w:t>
       </w:r>
@@ -12905,11 +12857,18 @@
         <w:rPr>
           <w:b/>
           <w:bCs/>
+          <w:lang w:val="en-US"/>
         </w:rPr>
         <w:t>.</w:t>
       </w:r>
       <w:r>
-        <w:t xml:space="preserve"> Ocurre un frame después de </w:t>
+        <w:rPr>
+          <w:lang w:val="en-US"/>
+        </w:rPr>
+        <w:t xml:space="preserve"> </w:t>
+      </w:r>
+      <w:r>
+        <w:t xml:space="preserve">Ocurre un frame después de </w:t>
       </w:r>
       <w:r>
         <w:rPr>
@@ -12980,7 +12939,11 @@
         <w:t>com.unity.ai.assistant</w:t>
       </w:r>
       <w:r>
-        <w:t xml:space="preserve"> (el MCP nativo, deprecado) y de Coplay. Se resolvió cerrando y relanzando el Editor. El agente </w:t>
+        <w:t xml:space="preserve"> (el MCP nativo, deprecado) y de Coplay. Se resolvió cerrando y </w:t>
+      </w:r>
+      <w:r>
+        <w:lastRenderedPageBreak/>
+        <w:t xml:space="preserve">relanzando el Editor. El agente </w:t>
       </w:r>
       <w:r>
         <w:rPr>
@@ -13099,10 +13062,7 @@
         <w:t>SaveScene</w:t>
       </w:r>
       <w:r>
-        <w:t xml:space="preserve"> </w:t>
-      </w:r>
-      <w:r>
-        <w:t xml:space="preserve">(los otros dos campos, referencias internas de escena, sí). Se arregló forzando </w:t>
+        <w:t xml:space="preserve"> (los otros dos campos, referencias internas de escena, sí). Se arregló forzando </w:t>
       </w:r>
       <w:r>
         <w:rPr>
@@ -13395,7 +13355,6 @@
               <w:rPr>
                 <w:sz w:val="18"/>
               </w:rPr>
-              <w:lastRenderedPageBreak/>
               <w:t>Botón «Jugar»</w:t>
             </w:r>
           </w:p>
@@ -13603,14 +13562,7 @@
           <w:i/>
           <w:iCs/>
         </w:rPr>
-        <w:t xml:space="preserve"> </w:t>
-      </w:r>
-      <w:r>
-        <w:rPr>
-          <w:i/>
-          <w:iCs/>
-        </w:rPr>
-        <w:t>(09/09) el título dice «Algoritmia» y la pantalla es la del mockup; este documento no registra una medición de contraste posterior.)</w:t>
+        <w:t xml:space="preserve"> (09/09) el título dice «Algoritmia» y la pantalla es la del mockup; este documento no registra una medición de contraste posterior.)</w:t>
       </w:r>
     </w:p>
     <w:p>
@@ -13668,7 +13620,7 @@
         <w:t>Tipografía pendiente:</w:t>
       </w:r>
       <w:r>
-        <w:t xml:space="preserve"> los textos usan la fuente del sistema; Baloo 2 (títulos) y Nunito (cuerpo) de la Dirección de Arte §11.2 son una tarea de assets, no de código. </w:t>
+        <w:t xml:space="preserve"> los textos usan la fuente del sistema; Baloo 2 (títulos) y Nunito (cuerpo) de la Dirección de Arte 11.2 son una tarea de assets, no de código. </w:t>
       </w:r>
       <w:r>
         <w:rPr>
@@ -13885,9 +13837,15 @@
     <w:p>
       <w:pPr>
         <w:pStyle w:val="Ttulo3"/>
+        <w:rPr>
+          <w:lang w:val="es-CO"/>
+        </w:rPr>
       </w:pPr>
       <w:bookmarkStart w:id="11" w:name="_Toc241276508"/>
       <w:r>
+        <w:rPr>
+          <w:lang w:val="es-CO"/>
+        </w:rPr>
         <w:t>4. Checkpoint B — estado</w:t>
       </w:r>
       <w:bookmarkEnd w:id="11"/>
@@ -13950,6 +13908,7 @@
                 <w:b/>
                 <w:sz w:val="18"/>
               </w:rPr>
+              <w:lastRenderedPageBreak/>
               <w:t>Criterio</w:t>
             </w:r>
           </w:p>
@@ -14025,13 +13984,7 @@
               <w:rPr>
                 <w:sz w:val="18"/>
               </w:rPr>
-              <w:t>✓</w:t>
-            </w:r>
-            <w:r>
-              <w:rPr>
-                <w:sz w:val="18"/>
-              </w:rPr>
-              <w:t xml:space="preserve"> probado (</w:t>
+              <w:t>✓ probado (</w:t>
             </w:r>
             <w:r>
               <w:rPr>
@@ -14044,7 +13997,7 @@
               <w:rPr>
                 <w:sz w:val="18"/>
               </w:rPr>
-              <w:t>, RNF-19 §3.4)</w:t>
+              <w:t>, RNF-19 3.4)</w:t>
             </w:r>
           </w:p>
         </w:tc>
@@ -14088,7 +14041,7 @@
               <w:rPr>
                 <w:sz w:val="18"/>
               </w:rPr>
-              <w:t>Parcial: el perfil creado jugando sobrevive en disco; falta verlo listado al reabrir (§4.1)</w:t>
+              <w:t>Parcial: el perfil creado jugando sobrevive en disco; falta verlo listado al reabrir (4.1)</w:t>
             </w:r>
           </w:p>
         </w:tc>
@@ -14139,13 +14092,7 @@
               <w:rPr>
                 <w:sz w:val="18"/>
               </w:rPr>
-              <w:t>✓</w:t>
-            </w:r>
-            <w:r>
-              <w:rPr>
-                <w:sz w:val="18"/>
-              </w:rPr>
-              <w:t xml:space="preserve"> nace en la primera ejecución, junto al </w:t>
+              <w:t xml:space="preserve">✓ nace en la primera ejecución, junto al </w:t>
             </w:r>
             <w:r>
               <w:rPr>
@@ -14158,7 +14105,7 @@
               <w:rPr>
                 <w:sz w:val="18"/>
               </w:rPr>
-              <w:t xml:space="preserve"> (§4.1)</w:t>
+              <w:t xml:space="preserve"> (4.1)</w:t>
             </w:r>
           </w:p>
         </w:tc>
@@ -14215,13 +14162,7 @@
               <w:rPr>
                 <w:sz w:val="18"/>
               </w:rPr>
-              <w:t>✗</w:t>
-            </w:r>
-            <w:r>
-              <w:rPr>
-                <w:sz w:val="18"/>
-              </w:rPr>
-              <w:t xml:space="preserve"> hallazgo: </w:t>
+              <w:t xml:space="preserve">✗ hallazgo: </w:t>
             </w:r>
             <w:r>
               <w:rPr>
@@ -14247,7 +14188,7 @@
               <w:rPr>
                 <w:sz w:val="18"/>
               </w:rPr>
-              <w:t xml:space="preserve"> (§4.1)</w:t>
+              <w:t xml:space="preserve"> (4.1)</w:t>
             </w:r>
           </w:p>
         </w:tc>
@@ -14313,7 +14254,6 @@
         <w:rPr>
           <w:rStyle w:val="CdigoenlneaOE3"/>
         </w:rPr>
-        <w:lastRenderedPageBreak/>
         <w:t>unity build --target StandaloneWindows64 -o "Build/Algoritmia/Algoritmia.exe"</w:t>
       </w:r>
       <w:r>
@@ -14739,6 +14679,7 @@
     </w:p>
     <w:p>
       <w:r>
+        <w:lastRenderedPageBreak/>
         <w:pict w14:anchorId="6E29B944">
           <v:rect id="_x0000_i1034" style="width:0;height:1.5pt" o:hralign="center" o:hrstd="t" o:hr="t"/>
         </w:pict>
@@ -14747,9 +14688,15 @@
     <w:p>
       <w:pPr>
         <w:pStyle w:val="Ttulo3"/>
+        <w:rPr>
+          <w:lang w:val="es-CO"/>
+        </w:rPr>
       </w:pPr>
       <w:bookmarkStart w:id="12" w:name="_Toc241276509"/>
       <w:r>
+        <w:rPr>
+          <w:lang w:val="es-CO"/>
+        </w:rPr>
         <w:t>5. Trazabilidad</w:t>
       </w:r>
       <w:bookmarkEnd w:id="12"/>
@@ -14775,7 +14722,6 @@
         <w:pStyle w:val="TextoOE3"/>
       </w:pPr>
       <w:r>
-        <w:lastRenderedPageBreak/>
         <w:t xml:space="preserve">Declarados por el plan de Fase 1 pero </w:t>
       </w:r>
       <w:r>
@@ -14799,9 +14745,15 @@
     <w:p>
       <w:pPr>
         <w:pStyle w:val="Ttulo3"/>
+        <w:rPr>
+          <w:lang w:val="es-CO"/>
+        </w:rPr>
       </w:pPr>
       <w:bookmarkStart w:id="13" w:name="_Toc241276510"/>
       <w:r>
+        <w:rPr>
+          <w:lang w:val="es-CO"/>
+        </w:rPr>
         <w:t>Apéndice — lo que cambió después del cierre (25/09/2026)</w:t>
       </w:r>
       <w:bookmarkEnd w:id="13"/>
@@ -14960,7 +14912,7 @@
         <w:t>OFL.txt</w:t>
       </w:r>
       <w:r>
-        <w:t xml:space="preserve"> (SIL OFL 1.1). Son las de la Dirección de Arte §11.2: Baloo 2 para títulos, Nunito para el cuerpo. Contadas por el GUID de esas cinco fuentes en el </w:t>
+        <w:t xml:space="preserve"> (SIL OFL 1.1). Son las de la Dirección de Arte 11.2: Baloo 2 para títulos, Nunito para el cuerpo. Contadas por el GUID de esas cinco fuentes en el </w:t>
       </w:r>
       <w:r>
         <w:rPr>
@@ -15364,10 +15316,7 @@
         <w:t>MainMenu</w:t>
       </w:r>
       <w:r>
-        <w:t xml:space="preserve"> </w:t>
-      </w:r>
-      <w:r>
-        <w:t xml:space="preserve">con la fuente integrada es la etiqueta «Progreso del equipo», que entró después, con </w:t>
+        <w:t xml:space="preserve"> con la fuente integrada es la etiqueta «Progreso del equipo», que entró después, con </w:t>
       </w:r>
       <w:r>
         <w:rPr>
@@ -15453,7 +15402,7 @@
         <w:t>MainMenu.unity</w:t>
       </w:r>
       <w:r>
-        <w:t xml:space="preserve"> lo pinta. El mecanismo de §2.1 no cambió: el título sigue leyéndose del asset (</w:t>
+        <w:t xml:space="preserve"> lo pinta. El mecanismo de 2.1 no cambió: el título sigue leyéndose del asset (</w:t>
       </w:r>
       <w:r>
         <w:rPr>
@@ -15462,7 +15411,11 @@
         <w:t>MainMenu_RNF18_ElTituloSeLeeDelScriptableObject</w:t>
       </w:r>
       <w:r>
-        <w:t xml:space="preserve">). Desde entonces el título del producto y el nombre del guía (Algoritm, INC-44) son distintos. PG-01 —el título del producto— sigue abierto en </w:t>
+        <w:t xml:space="preserve">). </w:t>
+      </w:r>
+      <w:r>
+        <w:lastRenderedPageBreak/>
+        <w:t xml:space="preserve">Desde entonces el título del producto y el nombre del guía (Algoritm, INC-44) son distintos. PG-01 —el título del producto— sigue abierto en </w:t>
       </w:r>
       <w:r>
         <w:rPr>
@@ -15560,11 +15513,7 @@
         <w:t>EntryPrototype</w:t>
       </w:r>
       <w:r>
-        <w:t xml:space="preserve"> y lo clona una vez por par, rellenando </w:t>
-      </w:r>
-      <w:r>
-        <w:lastRenderedPageBreak/>
-        <w:t xml:space="preserve">sus hijos </w:t>
+        <w:t xml:space="preserve"> y lo clona una vez por par, rellenando sus hijos </w:t>
       </w:r>
       <w:r>
         <w:rPr>
@@ -16052,6 +16001,7 @@
         <w:rPr>
           <w:rStyle w:val="CdigoenlneaOE3"/>
         </w:rPr>
+        <w:lastRenderedPageBreak/>
         <w:t>SaveStore_RF47_BorraElPerfilDeLasDosRutas</w:t>
       </w:r>
       <w:r>
@@ -16140,7 +16090,6 @@
         <w:rPr>
           <w:rStyle w:val="CdigoenlneaOE3"/>
         </w:rPr>
-        <w:lastRenderedPageBreak/>
         <w:t>Game.UI.ButtonPressFeedback</w:t>
       </w:r>
       <w:r>
@@ -16162,7 +16111,7 @@
         <w:t>&lt;remarks&gt;</w:t>
       </w:r>
       <w:r>
-        <w:t xml:space="preserve"> de la clase, la sombra plana mide 6 px en reposo y 2 al presionar (Dirección de Arte §10.2), así que el borde inferior de la sombra no se mueve. No usa </w:t>
+        <w:t xml:space="preserve"> de la clase, la sombra plana mide 6 px en reposo y 2 al presionar (Dirección de Arte 10.2), así que el borde inferior de la sombra no se mueve. No usa </w:t>
       </w:r>
       <w:r>
         <w:rPr>
@@ -16310,32 +16259,47 @@
           <w:ilvl w:val="0"/>
           <w:numId w:val="17"/>
         </w:numPr>
+        <w:rPr>
+          <w:lang w:val="en-US"/>
+        </w:rPr>
       </w:pPr>
       <w:r>
         <w:rPr>
           <w:rStyle w:val="CdigoenlneaOE3"/>
+          <w:lang w:val="en-US"/>
         </w:rPr>
         <w:t>ButtonPressFeedbackTests</w:t>
       </w:r>
       <w:r>
+        <w:rPr>
+          <w:lang w:val="en-US"/>
+        </w:rPr>
         <w:t xml:space="preserve"> (EditMode, assembly </w:t>
       </w:r>
       <w:r>
         <w:rPr>
           <w:rStyle w:val="CdigoenlneaOE3"/>
+          <w:lang w:val="en-US"/>
         </w:rPr>
         <w:t>Game.UI.Tests</w:t>
       </w:r>
       <w:r>
+        <w:rPr>
+          <w:lang w:val="en-US"/>
+        </w:rPr>
         <w:t xml:space="preserve">), 6 pruebas, todas de </w:t>
       </w:r>
       <w:r>
         <w:rPr>
           <w:rStyle w:val="CdigoenlneaOE3"/>
+          <w:lang w:val="en-US"/>
         </w:rPr>
         <w:t>2893cdb</w:t>
       </w:r>
       <w:r>
+        <w:rPr>
+          <w:lang w:val="en-US"/>
+        </w:rPr>
         <w:t>:</w:t>
       </w:r>
     </w:p>
@@ -16701,10 +16665,7 @@
         <w:t>Inicio.</w:t>
       </w:r>
       <w:r>
-        <w:t xml:space="preserve"> </w:t>
-      </w:r>
-      <w:r>
-        <w:t>Además del título, el subtítulo «Piensa el orden, enciende el fuego» (</w:t>
+        <w:t xml:space="preserve"> Además del título, el subtítulo «Piensa el orden, enciende el fuego» (</w:t>
       </w:r>
       <w:r>
         <w:rPr>
@@ -16836,13 +16797,7 @@
         <w:rPr>
           <w:rStyle w:val="CdigoenlneaOE3"/>
         </w:rPr>
-        <w:t>LevelSelect.u</w:t>
-      </w:r>
-      <w:r>
-        <w:rPr>
-          <w:rStyle w:val="CdigoenlneaOE3"/>
-        </w:rPr>
-        <w:t>nity:2872-2880</w:t>
+        <w:t>LevelSelect.unity:2872-2880</w:t>
       </w:r>
       <w:r>
         <w:t xml:space="preserve">); los valores del N2 y del N3 son de </w:t>
@@ -16854,7 +16809,11 @@
         <w:t>8de614f</w:t>
       </w:r>
       <w:r>
-        <w:t xml:space="preserve"> (15/09) y </w:t>
+        <w:t xml:space="preserve"> </w:t>
+      </w:r>
+      <w:r>
+        <w:lastRenderedPageBreak/>
+        <w:t xml:space="preserve">(15/09) y </w:t>
       </w:r>
       <w:r>
         <w:rPr>
@@ -16923,7 +16882,6 @@
           <w:b/>
           <w:bCs/>
         </w:rPr>
-        <w:lastRenderedPageBreak/>
         <w:t>Menú de pausa.</w:t>
       </w:r>
       <w:r>
@@ -17062,11 +17020,15 @@
           <w:ilvl w:val="0"/>
           <w:numId w:val="18"/>
         </w:numPr>
+        <w:rPr>
+          <w:lang w:val="en-US"/>
+        </w:rPr>
       </w:pPr>
       <w:r>
         <w:rPr>
           <w:b/>
           <w:bCs/>
+          <w:lang w:val="en-US"/>
         </w:rPr>
         <w:t xml:space="preserve">Recursos de </w:t>
       </w:r>
@@ -17075,6 +17037,7 @@
           <w:rStyle w:val="CdigoenlneaOE3"/>
           <w:b/>
           <w:bCs/>
+          <w:lang w:val="en-US"/>
         </w:rPr>
         <w:t>Assets/Game/Art/UI/Common/</w:t>
       </w:r>
@@ -17082,6 +17045,7 @@
         <w:rPr>
           <w:b/>
           <w:bCs/>
+          <w:lang w:val="en-US"/>
         </w:rPr>
         <w:t>:</w:t>
       </w:r>
@@ -17225,13 +17189,7 @@
               <w:rPr>
                 <w:sz w:val="18"/>
               </w:rPr>
-              <w:t xml:space="preserve"> </w:t>
-            </w:r>
-            <w:r>
-              <w:rPr>
-                <w:sz w:val="18"/>
-              </w:rPr>
-              <w:t xml:space="preserve">(07/09, T07) en </w:t>
+              <w:t xml:space="preserve"> (07/09, T07) en </w:t>
             </w:r>
             <w:r>
               <w:rPr>
@@ -17279,18 +17237,21 @@
               <w:spacing w:after="0"/>
               <w:rPr>
                 <w:sz w:val="18"/>
-              </w:rPr>
-            </w:pPr>
-            <w:r>
-              <w:rPr>
-                <w:rStyle w:val="CdigoenlneaOE3"/>
-                <w:sz w:val="18"/>
+                <w:lang w:val="en-US"/>
+              </w:rPr>
+            </w:pPr>
+            <w:r>
+              <w:rPr>
+                <w:rStyle w:val="CdigoenlneaOE3"/>
+                <w:sz w:val="18"/>
+                <w:lang w:val="en-US"/>
               </w:rPr>
               <w:t>LevelSelect</w:t>
             </w:r>
             <w:r>
               <w:rPr>
                 <w:sz w:val="18"/>
+                <w:lang w:val="en-US"/>
               </w:rPr>
               <w:t xml:space="preserve">, </w:t>
             </w:r>
@@ -17298,12 +17259,14 @@
               <w:rPr>
                 <w:rStyle w:val="CdigoenlneaOE3"/>
                 <w:sz w:val="18"/>
+                <w:lang w:val="en-US"/>
               </w:rPr>
               <w:t>Level1_Cave</w:t>
             </w:r>
             <w:r>
               <w:rPr>
                 <w:sz w:val="18"/>
+                <w:lang w:val="en-US"/>
               </w:rPr>
               <w:t xml:space="preserve">, </w:t>
             </w:r>
@@ -17311,6 +17274,7 @@
               <w:rPr>
                 <w:rStyle w:val="CdigoenlneaOE3"/>
                 <w:sz w:val="18"/>
+                <w:lang w:val="en-US"/>
               </w:rPr>
               <w:t>Level2_Workshop</w:t>
             </w:r>
@@ -18061,6 +18025,7 @@
           <w:rStyle w:val="CdigoenlneaOE3"/>
           <w:b/>
           <w:bCs/>
+          <w:lang w:val="en-US"/>
         </w:rPr>
         <w:t>Game.UI</w:t>
       </w:r>
@@ -18068,38 +18033,57 @@
         <w:rPr>
           <w:b/>
           <w:bCs/>
+          <w:lang w:val="en-US"/>
         </w:rPr>
         <w:t xml:space="preserve"> abre sus internos a PlayMode</w:t>
       </w:r>
       <w:r>
+        <w:rPr>
+          <w:lang w:val="en-US"/>
+        </w:rPr>
         <w:t xml:space="preserve"> desde T05 (</w:t>
       </w:r>
       <w:r>
         <w:rPr>
           <w:rStyle w:val="CdigoenlneaOE3"/>
+          <w:lang w:val="en-US"/>
         </w:rPr>
         <w:t>eab7c57</w:t>
       </w:r>
       <w:r>
+        <w:rPr>
+          <w:lang w:val="en-US"/>
+        </w:rPr>
         <w:t xml:space="preserve">, 06/09): </w:t>
       </w:r>
       <w:r>
         <w:rPr>
           <w:rStyle w:val="CdigoenlneaOE3"/>
+          <w:lang w:val="en-US"/>
         </w:rPr>
         <w:t>Assets/Game/Scripts/Runtime/UI/AssemblyInfo.cs</w:t>
       </w:r>
       <w:r>
+        <w:rPr>
+          <w:lang w:val="en-US"/>
+        </w:rPr>
         <w:t xml:space="preserve"> declara </w:t>
       </w:r>
       <w:r>
         <w:rPr>
           <w:rStyle w:val="CdigoenlneaOE3"/>
+          <w:lang w:val="en-US"/>
         </w:rPr>
         <w:t>[assembly: InternalsVisibleTo("Game.UI.PlayMode.Tests")]</w:t>
       </w:r>
       <w:r>
-        <w:t xml:space="preserve">. Es lo que deja a las pruebas de §3.2 alcanzar miembros </w:t>
+        <w:rPr>
+          <w:lang w:val="en-US"/>
+        </w:rPr>
+        <w:t xml:space="preserve">. </w:t>
+      </w:r>
+      <w:r>
+        <w:t xml:space="preserve">Es lo que deja a las pruebas de 3.2 alcanzar miembros </w:t>
       </w:r>
       <w:r>
         <w:rPr>
@@ -18205,7 +18189,6 @@
                 <w:b/>
                 <w:sz w:val="18"/>
               </w:rPr>
-              <w:lastRenderedPageBreak/>
               <w:t>Suite</w:t>
             </w:r>
           </w:p>
@@ -18386,6 +18369,7 @@
                 <w:rStyle w:val="CdigoenlneaOE3"/>
                 <w:sz w:val="18"/>
               </w:rPr>
+              <w:lastRenderedPageBreak/>
               <w:t>ProfileSessionTests</w:t>
             </w:r>
           </w:p>
@@ -19406,10 +19390,7 @@
         <w:t>Fase-2-Resultados.md</w:t>
       </w:r>
       <w:r>
-        <w:t xml:space="preserve"> </w:t>
-      </w:r>
-      <w:r>
-        <w:t xml:space="preserve">ya cuenta en sus 27 pruebas PlayMode «al cerrar la Fase 1». La cifra de la suite completa no se repite aquí: está en </w:t>
+        <w:t xml:space="preserve"> ya cuenta en sus 27 pruebas PlayMode «al cerrar la Fase 1». La cifra de la suite completa no se repite aquí: está en </w:t>
       </w:r>
       <w:r>
         <w:rPr>
@@ -19485,7 +19466,7 @@
         <w:t>EditMode 57/57 · PlayMode 33/33 + 2 omitidas</w:t>
       </w:r>
       <w:r>
-        <w:t xml:space="preserve"> (las omitidas son las de verificación visual, que no corren en batchmode — §4.2) </w:t>
+        <w:t xml:space="preserve"> (las omitidas son las de verificación visual, que no corren en batchmode — 4.2) </w:t>
       </w:r>
       <w:r>
         <w:rPr>
@@ -19561,7 +19542,7 @@
         <w:t>El código de la fase está completo</w:t>
       </w:r>
       <w:r>
-        <w:t xml:space="preserve">; del Checkpoint C quedan dos casillas que no son de código (§6). No reabre decisiones de </w:t>
+        <w:t xml:space="preserve">; del Checkpoint C quedan dos casillas que no son de código (6). No reabre decisiones de </w:t>
       </w:r>
       <w:r>
         <w:rPr>
@@ -19616,7 +19597,7 @@
         <w:t>última</w:t>
       </w:r>
       <w:r>
-        <w:t xml:space="preserve"> fase del nivel, no una cualquiera (§3);</w:t>
+        <w:t xml:space="preserve"> fase del nivel, no una cualquiera (3);</w:t>
       </w:r>
     </w:p>
     <w:p>
@@ -19670,10 +19651,7 @@
         <w:t>863ef05</w:t>
       </w:r>
       <w:r>
-        <w:t xml:space="preserve"> </w:t>
-      </w:r>
-      <w:r>
-        <w:t>(15/09), y la ayuda ya está cableada en la cueva (§2.4, §6);</w:t>
+        <w:t xml:space="preserve"> (15/09), y la ayuda ya está cableada en la cueva (2.4, 6);</w:t>
       </w:r>
     </w:p>
     <w:p>
@@ -19703,7 +19681,7 @@
         <w:t>145a63e</w:t>
       </w:r>
       <w:r>
-        <w:t xml:space="preserve"> (08/09), y la salida de cada narrativa la declara su asset (§2.1, §2.2, §5);</w:t>
+        <w:t xml:space="preserve"> (08/09), y la salida de cada narrativa la declara su asset (2.1, 2.2, 5);</w:t>
       </w:r>
     </w:p>
     <w:p>
@@ -19721,7 +19699,7 @@
         <w:t>NarrativeScene_RF05_AvanzarLlegaHastaElFinalYSaleAOtraPantalla</w:t>
       </w:r>
       <w:r>
-        <w:t xml:space="preserve"> ya no existe: la sustituyó una prueba del encadenado del N1 (§4.2);</w:t>
+        <w:t xml:space="preserve"> ya no existe: la sustituyó una prueba del encadenado del N1 (4.2);</w:t>
       </w:r>
     </w:p>
     <w:p>
@@ -19742,7 +19720,7 @@
         <w:t>145a63e</w:t>
       </w:r>
       <w:r>
-        <w:t xml:space="preserve"> (§6; el detalle, en el anexo de </w:t>
+        <w:t xml:space="preserve"> (6; el detalle, en el anexo de </w:t>
       </w:r>
       <w:r>
         <w:rPr>
@@ -19791,9 +19769,15 @@
     <w:p>
       <w:pPr>
         <w:pStyle w:val="Ttulo3"/>
+        <w:rPr>
+          <w:lang w:val="es-CO"/>
+        </w:rPr>
       </w:pPr>
       <w:bookmarkStart w:id="15" w:name="_Toc241276512"/>
       <w:r>
+        <w:rPr>
+          <w:lang w:val="es-CO"/>
+        </w:rPr>
         <w:t>1. Alcance de la fase</w:t>
       </w:r>
       <w:bookmarkEnd w:id="15"/>
@@ -20032,13 +20016,7 @@
               <w:rPr>
                 <w:sz w:val="18"/>
               </w:rPr>
-              <w:t>✓</w:t>
-            </w:r>
-            <w:r>
-              <w:rPr>
-                <w:sz w:val="18"/>
-              </w:rPr>
-              <w:t xml:space="preserve"> terminada</w:t>
+              <w:t>✓ terminada</w:t>
             </w:r>
           </w:p>
         </w:tc>
@@ -20137,13 +20115,7 @@
               <w:rPr>
                 <w:sz w:val="18"/>
               </w:rPr>
-              <w:t>✓</w:t>
-            </w:r>
-            <w:r>
-              <w:rPr>
-                <w:sz w:val="18"/>
-              </w:rPr>
-              <w:t xml:space="preserve"> terminada</w:t>
+              <w:t>✓ terminada</w:t>
             </w:r>
           </w:p>
         </w:tc>
@@ -20166,7 +20138,6 @@
               <w:rPr>
                 <w:sz w:val="18"/>
               </w:rPr>
-              <w:lastRenderedPageBreak/>
               <w:t>T10b</w:t>
             </w:r>
           </w:p>
@@ -20244,13 +20215,7 @@
               <w:rPr>
                 <w:sz w:val="18"/>
               </w:rPr>
-              <w:t>✓</w:t>
-            </w:r>
-            <w:r>
-              <w:rPr>
-                <w:sz w:val="18"/>
-              </w:rPr>
-              <w:t xml:space="preserve"> terminada</w:t>
+              <w:t>✓ terminada</w:t>
             </w:r>
           </w:p>
         </w:tc>
@@ -20343,13 +20308,7 @@
               <w:rPr>
                 <w:sz w:val="18"/>
               </w:rPr>
-              <w:t>✓</w:t>
-            </w:r>
-            <w:r>
-              <w:rPr>
-                <w:sz w:val="18"/>
-              </w:rPr>
-              <w:t xml:space="preserve"> terminada</w:t>
+              <w:t>✓ terminada</w:t>
             </w:r>
           </w:p>
         </w:tc>
@@ -20364,6 +20323,7 @@
           <w:b/>
           <w:bCs/>
         </w:rPr>
+        <w:lastRenderedPageBreak/>
         <w:t>T08b</w:t>
       </w:r>
       <w:r>
@@ -20394,7 +20354,7 @@
         <w:t>todo.md</w:t>
       </w:r>
       <w:r>
-        <w:t>; aquí se menciona porque su causa y la de T10b son la misma y se cerraron juntas (§5).</w:t>
+        <w:t>; aquí se menciona porque su causa y la de T10b son la misma y se cerraron juntas (5).</w:t>
       </w:r>
     </w:p>
     <w:p>
@@ -20407,9 +20367,15 @@
     <w:p>
       <w:pPr>
         <w:pStyle w:val="Ttulo3"/>
+        <w:rPr>
+          <w:lang w:val="es-CO"/>
+        </w:rPr>
       </w:pPr>
       <w:bookmarkStart w:id="16" w:name="_Toc241276513"/>
       <w:r>
+        <w:rPr>
+          <w:lang w:val="es-CO"/>
+        </w:rPr>
         <w:t>2. Qué quedó en el repositorio</w:t>
       </w:r>
       <w:bookmarkEnd w:id="16"/>
@@ -20439,10 +20405,7 @@
         <w:t>DialogueLine</w:t>
       </w:r>
       <w:r>
-        <w:t xml:space="preserve"> </w:t>
-      </w:r>
-      <w:r>
-        <w:t>— una línea: quién habla y qué dice. La acotación —lo que en el guion va en cursiva— es una línea más con el hablante vacío (</w:t>
+        <w:t xml:space="preserve"> — una línea: quién habla y qué dice. La acotación —lo que en el guion va en cursiva— es una línea más con el hablante vacío (</w:t>
       </w:r>
       <w:r>
         <w:rPr>
@@ -20715,7 +20678,7 @@
         <w:t>SPEC.md</w:t>
       </w:r>
       <w:r>
-        <w:t xml:space="preserve"> §Arquitectura.</w:t>
+        <w:t xml:space="preserve"> Arquitectura.</w:t>
       </w:r>
     </w:p>
     <w:p>
@@ -20905,11 +20868,7 @@
         <w:t>#3A1E18</w:t>
       </w:r>
       <w:r>
-        <w:t xml:space="preserve">, </w:t>
-      </w:r>
-      <w:r>
-        <w:lastRenderedPageBreak/>
-        <w:t xml:space="preserve">ámbar </w:t>
+        <w:t xml:space="preserve">, ámbar </w:t>
       </w:r>
       <w:r>
         <w:rPr>
@@ -21026,7 +20985,7 @@
         <w:t>N1_Apertura</w:t>
       </w:r>
       <w:r>
-        <w:t xml:space="preserve"> (7 líneas, guion §3.1), </w:t>
+        <w:t xml:space="preserve"> (7 líneas, guion 3.1), </w:t>
       </w:r>
       <w:r>
         <w:rPr>
@@ -21035,7 +20994,7 @@
         <w:t>N1_AparicionGuia</w:t>
       </w:r>
       <w:r>
-        <w:t xml:space="preserve"> (11 líneas, §4.1) y </w:t>
+        <w:t xml:space="preserve"> (11 líneas, 4.1) y </w:t>
       </w:r>
       <w:r>
         <w:rPr>
@@ -21044,14 +21003,22 @@
         <w:t>N1_Hallazgo</w:t>
       </w:r>
       <w:r>
-        <w:t xml:space="preserve"> (18 líneas, §4.2). </w:t>
+        <w:t xml:space="preserve"> (18 líneas, 4.2). </w:t>
       </w:r>
       <w:r>
         <w:rPr>
           <w:i/>
           <w:iCs/>
         </w:rPr>
-        <w:t xml:space="preserve">(Al 25/09/2026 son cuatro: </w:t>
+        <w:t xml:space="preserve">(Al 25/09/2026 son </w:t>
+      </w:r>
+      <w:r>
+        <w:rPr>
+          <w:i/>
+          <w:iCs/>
+        </w:rPr>
+        <w:lastRenderedPageBreak/>
+        <w:t xml:space="preserve">cuatro: </w:t>
       </w:r>
       <w:r>
         <w:rPr>
@@ -21126,7 +21093,7 @@
         <w:t>GameFlowRunner.Scenes</w:t>
       </w:r>
       <w:r>
-        <w:t>. Antes no estaba, y esa ausencia es la que rompía el recorrido (§5).</w:t>
+        <w:t>. Antes no estaba, y esa ausencia es la que rompía el recorrido (5).</w:t>
       </w:r>
     </w:p>
     <w:p>
@@ -21236,10 +21203,7 @@
         <w:t>Boot</w:t>
       </w:r>
       <w:r>
-        <w:t xml:space="preserve"> </w:t>
-      </w:r>
-      <w:r>
-        <w:t>ya es la primera escena de Build Settings. Para depurar una escena aislada basta con vaciar el campo en Project Settings.</w:t>
+        <w:t xml:space="preserve"> ya es la primera escena de Build Settings. Para depurar una escena aislada basta con vaciar el campo en Project Settings.</w:t>
       </w:r>
     </w:p>
     <w:p>
@@ -21339,10 +21303,7 @@
         <w:t>GuideContent</w:t>
       </w:r>
       <w:r>
-        <w:t xml:space="preserve"> </w:t>
-      </w:r>
-      <w:r>
-        <w:t xml:space="preserve">— un ScriptableObject por nivel con sus tareas. Igual que una escena narrativa es un asset, </w:t>
+        <w:t xml:space="preserve"> — un ScriptableObject por nivel con sus tareas. Igual que una escena narrativa es un asset, </w:t>
       </w:r>
       <w:r>
         <w:rPr>
@@ -21368,10 +21329,14 @@
           <w:rStyle w:val="CdigoenlneaOE3"/>
           <w:b/>
           <w:bCs/>
+          <w:lang w:val="en-US"/>
         </w:rPr>
         <w:t>HintPolicy</w:t>
       </w:r>
       <w:r>
+        <w:rPr>
+          <w:lang w:val="en-US"/>
+        </w:rPr>
         <w:t xml:space="preserve"> — C# plano, sin Unity. </w:t>
       </w:r>
       <w:r>
@@ -21400,7 +21365,7 @@
         <w:t>RegisterFailedAttempt()</w:t>
       </w:r>
       <w:r>
-        <w:t xml:space="preserve"> devuelve la pista al tercer fallo consecutivo y reinicia la cuenta (guion §4.3.5 E5); </w:t>
+        <w:t xml:space="preserve"> devuelve la pista al tercer fallo consecutivo y reinicia la cuenta (guion 4.3.5 E5); </w:t>
       </w:r>
       <w:r>
         <w:rPr>
@@ -21465,7 +21430,7 @@
         <w:t>Golpear</w:t>
       </w:r>
       <w:r>
-        <w:t xml:space="preserve"> es la formulación del guion §4.3.6, palabra por palabra: «Las chispas caen hacia abajo y se apagan rápido. ¿Cuánto camino tienen que recorrer antes de tocar las hojas?» Orienta hacia la distancia sin nombrar la posición efectiva. </w:t>
+        <w:t xml:space="preserve"> es la formulación del guion 4.3.6, palabra por palabra: «Las chispas caen hacia abajo y se apagan rápido. ¿Cuánto camino tienen que recorrer antes de tocar las hojas?» Orienta hacia la distancia sin nombrar la posición efectiva. </w:t>
       </w:r>
       <w:r>
         <w:rPr>
@@ -21487,7 +21452,7 @@
           <w:i/>
           <w:iCs/>
         </w:rPr>
-        <w:t xml:space="preserve"> dejó de ser la del guion §4.3.6 con </w:t>
+        <w:t xml:space="preserve"> dejó de ser la del guion 4.3.6 con </w:t>
       </w:r>
       <w:r>
         <w:rPr>
@@ -21555,15 +21520,7 @@
           <w:i/>
           <w:iCs/>
         </w:rPr>
-        <w:t>Sopl</w:t>
-      </w:r>
-      <w:r>
-        <w:rPr>
-          <w:rStyle w:val="CdigoenlneaOE3"/>
-          <w:i/>
-          <w:iCs/>
-        </w:rPr>
-        <w:t>ar</w:t>
+        <w:t>Soplar</w:t>
       </w:r>
       <w:r>
         <w:rPr>
@@ -21578,7 +21535,6 @@
         <w:pStyle w:val="PrimerprrafoOE3"/>
       </w:pPr>
       <w:r>
-        <w:lastRenderedPageBreak/>
         <w:t xml:space="preserve">El umbral vive en </w:t>
       </w:r>
       <w:r>
@@ -21597,7 +21553,7 @@
         <w:t>intentosParaPista</w:t>
       </w:r>
       <w:r>
-        <w:t xml:space="preserve"> del guion §4.3.2) y el constructor admite otro valor, que es lo que usará </w:t>
+        <w:t xml:space="preserve"> del guion 4.3.2) y el constructor admite otro valor, que es lo que usará </w:t>
       </w:r>
       <w:r>
         <w:rPr>
@@ -21612,9 +21568,15 @@
     <w:p>
       <w:pPr>
         <w:pStyle w:val="Ttulo3"/>
+        <w:rPr>
+          <w:lang w:val="es-CO"/>
+        </w:rPr>
       </w:pPr>
       <w:bookmarkStart w:id="17" w:name="_Toc241276514"/>
       <w:r>
+        <w:rPr>
+          <w:lang w:val="es-CO"/>
+        </w:rPr>
         <w:t>3. La decisión de diseño que cambió el plan</w:t>
       </w:r>
       <w:bookmarkEnd w:id="17"/>
@@ -21643,7 +21605,11 @@
         <w:t>está prohibida</w:t>
       </w:r>
       <w:r>
-        <w:t xml:space="preserve">: RNF-09, con la letra fijada en INC-27, cierra lo que se persiste en «nombre o alias, nivel alcanzado, fases confirmadas y los cuatro indicadores. </w:t>
+        <w:t>: RNF-</w:t>
+      </w:r>
+      <w:r>
+        <w:lastRenderedPageBreak/>
+        <w:t xml:space="preserve">09, con la letra fijada en INC-27, cierra lo que se persiste en «nombre o alias, nivel alcanzado, fases confirmadas y los cuatro indicadores. </w:t>
       </w:r>
       <w:r>
         <w:rPr>
@@ -21766,10 +21732,7 @@
         <w:t xml:space="preserve"> (10/09). Lo que sigue vale igual: la señal sale del progreso, no de un campo nuevo. Ver Anexo, B.1.)</w:t>
       </w:r>
       <w:r>
-        <w:t xml:space="preserve"> Es exactamente la consecuencia que pide HU-14 — la primera vuelta se lee en</w:t>
-      </w:r>
-      <w:r>
-        <w:t xml:space="preserve">tera, porque es donde el guía nombra la habilidad practicada (RF-12, CP-07), y solo quien repite puede saltar. La razón está escrita en el </w:t>
+        <w:t xml:space="preserve"> Es exactamente la consecuencia que pide HU-14 — la primera vuelta se lee entera, porque es donde el guía nombra la habilidad practicada (RF-12, CP-07), y solo quien repite puede saltar. La razón está escrita en el </w:t>
       </w:r>
       <w:r>
         <w:rPr>
@@ -21819,7 +21782,7 @@
           <w:i/>
           <w:iCs/>
         </w:rPr>
-        <w:t>(Al 25/09/2026: ver la nota de §6.)</w:t>
+        <w:t>(Al 25/09/2026: ver la nota de 6.)</w:t>
       </w:r>
     </w:p>
     <w:p>
@@ -21832,9 +21795,15 @@
     <w:p>
       <w:pPr>
         <w:pStyle w:val="Ttulo3"/>
+        <w:rPr>
+          <w:lang w:val="es-CO"/>
+        </w:rPr>
       </w:pPr>
       <w:bookmarkStart w:id="18" w:name="_Toc241276515"/>
       <w:r>
+        <w:rPr>
+          <w:lang w:val="es-CO"/>
+        </w:rPr>
         <w:t>4. Verificación</w:t>
       </w:r>
       <w:bookmarkEnd w:id="18"/>
@@ -22382,7 +22351,6 @@
                 <w:rStyle w:val="CdigoenlneaOE3"/>
                 <w:sz w:val="18"/>
               </w:rPr>
-              <w:lastRenderedPageBreak/>
               <w:t>NarrativeSequence_RF05_LosIdentificadoresNoSeRepiten</w:t>
             </w:r>
           </w:p>
@@ -22629,7 +22597,7 @@
               <w:rPr>
                 <w:sz w:val="18"/>
               </w:rPr>
-              <w:t>CP-06, guion §4.3.6</w:t>
+              <w:t>CP-06, guion 4.3.6</w:t>
             </w:r>
           </w:p>
         </w:tc>
@@ -22758,7 +22726,11 @@
         <w:t>el contenido de los assets</w:t>
       </w:r>
       <w:r>
-        <w:t>: los textos viven fuera del código (CT-05, RNF-18), así que el límite de legibilidad de RNF-01 hay que verificarlo sobre el asset. Por eso el guion se reescribió al pasarlo a los assets: varias frases de §3.1 y §4.1 pasaban de 20 palabras y se partieron conservando el sentido y el diálogo literal.</w:t>
+        <w:t xml:space="preserve">: los textos viven fuera del código (CT-05, RNF-18), así que el límite de legibilidad de RNF-01 hay que verificarlo sobre el asset. Por eso el guion se reescribió al </w:t>
+      </w:r>
+      <w:r>
+        <w:lastRenderedPageBreak/>
+        <w:t>pasarlo a los assets: varias frases de 3.1 y 4.1 pasaban de 20 palabras y se partieron conservando el sentido y el diálogo literal.</w:t>
       </w:r>
     </w:p>
     <w:p>
@@ -23320,7 +23292,6 @@
           <w:b/>
           <w:bCs/>
         </w:rPr>
-        <w:lastRenderedPageBreak/>
         <w:t xml:space="preserve">a) </w:t>
       </w:r>
       <w:r>
@@ -23385,10 +23356,7 @@
         <w:t>TestRunnerApi</w:t>
       </w:r>
       <w:r>
-        <w:t xml:space="preserve"> (la ventana Test Ru</w:t>
-      </w:r>
-      <w:r>
-        <w:t xml:space="preserve">nner del Editor, que es la que hace falta para las dos pruebas de verificación visual). Sin la segunda, la trampa seguiría puesta para quien corra PlayMode desde el Editor. El porqué está escrito en </w:t>
+        <w:t xml:space="preserve"> (la ventana Test Runner del Editor, que es la que hace falta para las dos pruebas de verificación visual). Sin la segunda, la trampa seguiría puesta para quien corra PlayMode desde el Editor. El porqué está escrito en </w:t>
       </w:r>
       <w:r>
         <w:rPr>
@@ -23439,10 +23407,7 @@
         <w:t>[TearDown]</w:t>
       </w:r>
       <w:r>
-        <w:t xml:space="preserve"> </w:t>
-      </w:r>
-      <w:r>
-        <w:t xml:space="preserve">solo limpia </w:t>
+        <w:t xml:space="preserve"> solo limpia </w:t>
       </w:r>
       <w:r>
         <w:rPr>
@@ -23507,7 +23472,11 @@
         <w:t>«inconclusive»</w:t>
       </w:r>
       <w:r>
-        <w:t xml:space="preserve">: la prueba pasó sin probar nada durante una corrida completa. </w:t>
+        <w:t xml:space="preserve">: la prueba </w:t>
+      </w:r>
+      <w:r>
+        <w:lastRenderedPageBreak/>
+        <w:t xml:space="preserve">pasó sin probar nada durante una corrida completa. </w:t>
       </w:r>
       <w:r>
         <w:rPr>
@@ -23526,10 +23495,7 @@
         <w:t>Fase-0-Resultados.md</w:t>
       </w:r>
       <w:r>
-        <w:t xml:space="preserve"> §</w:t>
-      </w:r>
-      <w:r>
-        <w:t xml:space="preserve">3.4). Dos cambios: la limpieza de persistentes se hace también al inicio del helper, y esa comprobación sube de </w:t>
+        <w:t xml:space="preserve"> 3.4). Dos cambios: la limpieza de persistentes se hace también al inicio del helper, y esa comprobación sube de </w:t>
       </w:r>
       <w:r>
         <w:rPr>
@@ -24146,9 +24112,15 @@
     <w:p>
       <w:pPr>
         <w:pStyle w:val="Ttulo3"/>
+        <w:rPr>
+          <w:lang w:val="es-CO"/>
+        </w:rPr>
       </w:pPr>
       <w:bookmarkStart w:id="19" w:name="_Toc241276516"/>
       <w:r>
+        <w:rPr>
+          <w:lang w:val="es-CO"/>
+        </w:rPr>
         <w:t>5. Por qué esta fase empezó arreglando la Fase 1</w:t>
       </w:r>
       <w:bookmarkEnd w:id="19"/>
@@ -24158,7 +24130,6 @@
         <w:pStyle w:val="PrimerprrafoOE3"/>
       </w:pPr>
       <w:r>
-        <w:lastRenderedPageBreak/>
         <w:t xml:space="preserve">Al probar las escenas de la Fase 1 aparecieron </w:t>
       </w:r>
       <w:r>
@@ -24169,10 +24140,7 @@
         <w:t>dos problemas superpuestos</w:t>
       </w:r>
       <w:r>
-        <w:t xml:space="preserve"> </w:t>
-      </w:r>
-      <w:r>
-        <w:t>que se leían como uno solo («ninguno de los botones redirige»):</w:t>
+        <w:t xml:space="preserve"> que se leían como uno solo («ninguno de los botones redirige»):</w:t>
       </w:r>
     </w:p>
     <w:p>
@@ -24227,10 +24195,7 @@
         <w:t>NullReferenceException</w:t>
       </w:r>
       <w:r>
-        <w:t xml:space="preserve"> </w:t>
-      </w:r>
-      <w:r>
-        <w:t xml:space="preserve">—las cuatro escenas, con línea exacta en </w:t>
+        <w:t xml:space="preserve"> —las cuatro escenas, con línea exacta en </w:t>
       </w:r>
       <w:r>
         <w:rPr>
@@ -24610,6 +24575,7 @@
       </w:pPr>
       <w:bookmarkStart w:id="20" w:name="_Toc241276517"/>
       <w:r>
+        <w:lastRenderedPageBreak/>
         <w:t>6. Lo que queda abierto</w:t>
       </w:r>
       <w:bookmarkEnd w:id="20"/>
@@ -24630,10 +24596,7 @@
         <w:t>Ver el botón de omitir en la segunda visita</w:t>
       </w:r>
       <w:r>
-        <w:t xml:space="preserve"> </w:t>
-      </w:r>
-      <w:r>
-        <w:t xml:space="preserve">— la regla está probada en EditMode y la escena la respeta, pero verla en pantalla exige una fase confirmada, es decir </w:t>
+        <w:t xml:space="preserve"> — la regla está probada en EditMode y la escena la respeta, pero verla en pantalla exige una fase confirmada, es decir </w:t>
       </w:r>
       <w:r>
         <w:rPr>
@@ -24643,7 +24606,7 @@
         <w:t>T17</w:t>
       </w:r>
       <w:r>
-        <w:t xml:space="preserve"> (§3). Es la única casilla del Checkpoint C que no depende de esta fase. </w:t>
+        <w:t xml:space="preserve"> (3). Es la única casilla del Checkpoint C que no depende de esta fase. </w:t>
       </w:r>
       <w:r>
         <w:rPr>
@@ -24703,15 +24666,7 @@
           <w:i/>
           <w:iCs/>
         </w:rPr>
-        <w:t>LevelSumm</w:t>
-      </w:r>
-      <w:r>
-        <w:rPr>
-          <w:rStyle w:val="CdigoenlneaOE3"/>
-          <w:i/>
-          <w:iCs/>
-        </w:rPr>
-        <w:t>ary_CP07_ElCierreReflexivoNoEsOmitibleLaPrimeraVez</w:t>
+        <w:t>LevelSummary_CP07_ElCierreReflexivoNoEsOmitibleLaPrimeraVez</w:t>
       </w:r>
       <w:r>
         <w:rPr>
@@ -25032,11 +24987,7 @@
         <w:t>Illustration</w:t>
       </w:r>
       <w:r>
-        <w:t xml:space="preserve"> vacío y la escena oculta la imagen si no hay sprite. Son los assets A1–A6 del tablero, todavía sin </w:t>
-      </w:r>
-      <w:r>
-        <w:lastRenderedPageBreak/>
-        <w:t xml:space="preserve">generar. </w:t>
+        <w:t xml:space="preserve"> vacío y la escena oculta la imagen si no hay sprite. Son los assets A1–A6 del tablero, todavía sin generar. </w:t>
       </w:r>
       <w:r>
         <w:rPr>
@@ -25131,7 +25082,7 @@
         <w:t>Direccion_de_Arte.md</w:t>
       </w:r>
       <w:r>
-        <w:t xml:space="preserve"> §11.2) sigue siendo tarea de assets. </w:t>
+        <w:t xml:space="preserve"> 11.2) sigue siendo tarea de assets. </w:t>
       </w:r>
       <w:r>
         <w:rPr>
@@ -25196,9 +25147,15 @@
     <w:p>
       <w:pPr>
         <w:pStyle w:val="Ttulo3"/>
+        <w:rPr>
+          <w:lang w:val="es-CO"/>
+        </w:rPr>
       </w:pPr>
       <w:bookmarkStart w:id="21" w:name="_Toc241276518"/>
       <w:r>
+        <w:rPr>
+          <w:lang w:val="es-CO"/>
+        </w:rPr>
         <w:t>Apéndice — lo que cambió después del cierre (25/09/2026)</w:t>
       </w:r>
       <w:bookmarkEnd w:id="21"/>
@@ -25303,7 +25260,11 @@
         <w:t>9f10485</w:t>
       </w:r>
       <w:r>
-        <w:t xml:space="preserve"> (10/09, W04). Al cierre se llega la primera vez justo después de confirmar la última fase, así que la señal de las demás escenas ya sería cierta y ofrecería omitir justo donde CP-07 y RF-12 lo prohíben. Lo que distingue la primera vuelta es que el nivel siguiente aún no está desbloqueado. De ahí el orden que se le impone a quien cierre un nivel: primero el cierre reflexivo, después el desbloqueo.</w:t>
+        <w:t xml:space="preserve"> (10/09, W04). Al cierre se llega la primera vez justo después de confirmar la última fase, así que la señal de las demás escenas ya sería cierta y ofrecería omitir justo donde CP-07 y RF-12 lo prohíben. Lo que distingue la primera vuelta es que el nivel siguiente aún no está desbloqueado. De </w:t>
+      </w:r>
+      <w:r>
+        <w:lastRenderedPageBreak/>
+        <w:t>ahí el orden que se le impone a quien cierre un nivel: primero el cierre reflexivo, después el desbloqueo.</w:t>
       </w:r>
     </w:p>
     <w:p>
@@ -25359,10 +25320,7 @@
         <w:t>d81cfc7</w:t>
       </w:r>
       <w:r>
-        <w:t xml:space="preserve"> (17/09, «las escenas solo se pueden saltar si el nivel completo ha sido terminado previamente»). Con la regla de §3, al salir del bosque con la fase 1 recién confirmada, la 2.2 ofrecía «Omitir» la primera vez que se veía; el comentario del código anota que lo vio Santiago el 17/09/2026. Como lo aprobado no se pierde (RF-41), en las vueltas siguientes la última fase sigue confirmad</w:t>
-      </w:r>
-      <w:r>
-        <w:t>a.</w:t>
+        <w:t xml:space="preserve"> (17/09, «las escenas solo se pueden saltar si el nivel completo ha sido terminado previamente»). Con la regla de 3, al salir del bosque con la fase 1 recién confirmada, la 2.2 ofrecía «Omitir» la primera vez que se veía; el comentario del código anota que lo vio Santiago el 17/09/2026. Como lo aprobado no se pierde (RF-41), en las vueltas siguientes la última fase sigue confirmada.</w:t>
       </w:r>
     </w:p>
     <w:p>
@@ -25482,7 +25440,6 @@
                 <w:b/>
                 <w:sz w:val="18"/>
               </w:rPr>
-              <w:lastRenderedPageBreak/>
               <w:t>Prueba</w:t>
             </w:r>
           </w:p>
@@ -26341,7 +26298,11 @@
         <w:t>HintPolicy_CP06_LaPistaNuncaNombraLaPosicionEfectiva</w:t>
       </w:r>
       <w:r>
-        <w:t xml:space="preserve"> sigue en la suite y sigue comprobando que ninguna pista del N1 diga «muy cerca». La mecánica que consume estos pasos está en </w:t>
+        <w:t xml:space="preserve"> sigue en la suite y sigue comprobando </w:t>
+      </w:r>
+      <w:r>
+        <w:lastRenderedPageBreak/>
+        <w:t xml:space="preserve">que ninguna pista del N1 diga «muy cerca». La mecánica que consume estos pasos está en </w:t>
       </w:r>
       <w:r>
         <w:rPr>
@@ -26422,10 +26383,7 @@
         <w:t>2a588f3</w:t>
       </w:r>
       <w:r>
-        <w:t xml:space="preserve"> </w:t>
-      </w:r>
-      <w:r>
-        <w:t xml:space="preserve">iba anclado arriba al centro. La encuadra </w:t>
+        <w:t xml:space="preserve"> iba anclado arriba al centro. La encuadra </w:t>
       </w:r>
       <w:r>
         <w:rPr>
@@ -26513,7 +26471,6 @@
           <w:b/>
           <w:bCs/>
         </w:rPr>
-        <w:lastRenderedPageBreak/>
         <w:t>La salida la declara el asset.</w:t>
       </w:r>
       <w:r>
@@ -26522,101 +26479,148 @@
       <w:r>
         <w:rPr>
           <w:rStyle w:val="CdigoenlneaOE3"/>
+          <w:lang w:val="en-US"/>
         </w:rPr>
         <w:t>Leave()</w:t>
       </w:r>
       <w:r>
+        <w:rPr>
+          <w:lang w:val="en-US"/>
+        </w:rPr>
         <w:t xml:space="preserve"> (</w:t>
       </w:r>
       <w:r>
         <w:rPr>
           <w:rStyle w:val="CdigoenlneaOE3"/>
+          <w:lang w:val="en-US"/>
         </w:rPr>
         <w:t>NarrativeSceneController.cs:821-852</w:t>
       </w:r>
       <w:r>
+        <w:rPr>
+          <w:lang w:val="en-US"/>
+        </w:rPr>
         <w:t xml:space="preserve">) prueba, en orden: </w:t>
       </w:r>
       <w:r>
         <w:rPr>
           <w:rStyle w:val="CdigoenlneaOE3"/>
+          <w:lang w:val="en-US"/>
         </w:rPr>
         <w:t>NextSequenceId</w:t>
       </w:r>
       <w:r>
+        <w:rPr>
+          <w:lang w:val="en-US"/>
+        </w:rPr>
         <w:t xml:space="preserve"> (</w:t>
       </w:r>
       <w:r>
         <w:rPr>
           <w:rStyle w:val="CdigoenlneaOE3"/>
+          <w:lang w:val="en-US"/>
         </w:rPr>
         <w:t>b6b886c</w:t>
       </w:r>
       <w:r>
+        <w:rPr>
+          <w:lang w:val="en-US"/>
+        </w:rPr>
         <w:t xml:space="preserve">, 12/09) → </w:t>
       </w:r>
       <w:r>
         <w:rPr>
           <w:rStyle w:val="CdigoenlneaOE3"/>
+          <w:lang w:val="en-US"/>
         </w:rPr>
         <w:t>NextPhase</w:t>
       </w:r>
       <w:r>
+        <w:rPr>
+          <w:lang w:val="en-US"/>
+        </w:rPr>
         <w:t xml:space="preserve"> (</w:t>
       </w:r>
       <w:r>
         <w:rPr>
           <w:rStyle w:val="CdigoenlneaOE3"/>
+          <w:lang w:val="en-US"/>
         </w:rPr>
         <w:t>faaaa13</w:t>
       </w:r>
       <w:r>
+        <w:rPr>
+          <w:lang w:val="en-US"/>
+        </w:rPr>
         <w:t xml:space="preserve">, 10/09) → </w:t>
       </w:r>
       <w:r>
         <w:rPr>
           <w:rStyle w:val="CdigoenlneaOE3"/>
+          <w:lang w:val="en-US"/>
         </w:rPr>
         <w:t>EndsInCredits</w:t>
       </w:r>
       <w:r>
+        <w:rPr>
+          <w:lang w:val="en-US"/>
+        </w:rPr>
         <w:t xml:space="preserve"> (</w:t>
       </w:r>
       <w:r>
         <w:rPr>
           <w:rStyle w:val="CdigoenlneaOE3"/>
+          <w:lang w:val="en-US"/>
         </w:rPr>
         <w:t>1179dae</w:t>
       </w:r>
       <w:r>
+        <w:rPr>
+          <w:lang w:val="en-US"/>
+        </w:rPr>
         <w:t xml:space="preserve">, 21/09) → </w:t>
       </w:r>
       <w:r>
         <w:rPr>
           <w:rStyle w:val="CdigoenlneaOE3"/>
+          <w:lang w:val="en-US"/>
         </w:rPr>
         <w:t>IsReflectiveClosing</w:t>
       </w:r>
       <w:r>
+        <w:rPr>
+          <w:lang w:val="en-US"/>
+        </w:rPr>
         <w:t xml:space="preserve"> (</w:t>
       </w:r>
       <w:r>
         <w:rPr>
           <w:rStyle w:val="CdigoenlneaOE3"/>
+          <w:lang w:val="en-US"/>
         </w:rPr>
         <w:t>9f10485</w:t>
       </w:r>
       <w:r>
+        <w:rPr>
+          <w:lang w:val="en-US"/>
+        </w:rPr>
         <w:t xml:space="preserve">, 10/09) → </w:t>
       </w:r>
       <w:r>
         <w:rPr>
           <w:rStyle w:val="CdigoenlneaOE3"/>
+          <w:lang w:val="en-US"/>
         </w:rPr>
         <w:t>LevelSelect</w:t>
       </w:r>
       <w:r>
-        <w:t xml:space="preserve">. En el Nivel 1, </w:t>
+        <w:rPr>
+          <w:lang w:val="en-US"/>
+        </w:rPr>
+        <w:t xml:space="preserve">. </w:t>
+      </w:r>
+      <w:r>
+        <w:t xml:space="preserve">En el Nivel 1, </w:t>
       </w:r>
       <w:r>
         <w:rPr>
@@ -27720,7 +27724,7 @@
               <w:rPr>
                 <w:sz w:val="18"/>
               </w:rPr>
-              <w:t>la del encadenado del N1 (§4.2) y las de la puesta en escena de otras tareas; de las seis de §4.2 se retiró una</w:t>
+              <w:t>la del encadenado del N1 (4.2) y las de la puesta en escena de otras tareas; de las seis de 4.2 se retiró una</w:t>
             </w:r>
           </w:p>
         </w:tc>
@@ -27731,7 +27735,7 @@
         <w:pStyle w:val="TextoOE3"/>
       </w:pPr>
       <w:r>
-        <w:t xml:space="preserve">Las diecisiete EditMode de §4.1 siguen todas en la suite. La cifra de la suite completa está en </w:t>
+        <w:t xml:space="preserve">Las diecisiete EditMode de 4.1 siguen todas en la suite. La cifra de la suite completa está en </w:t>
       </w:r>
       <w:r>
         <w:rPr>
@@ -27745,6 +27749,7 @@
     </w:p>
     <w:p>
       <w:r>
+        <w:lastRenderedPageBreak/>
         <w:br w:type="page"/>
       </w:r>
     </w:p>
@@ -27825,7 +27830,7 @@
           <w:i/>
           <w:iCs/>
         </w:rPr>
-        <w:t xml:space="preserve">(Vencido el 25/09/2026: son las cifras al cerrar T16; al cerrar T19 eran EditMode 94/94 · PlayMode 54/54 (§3.8), y la corrida vigente está en </w:t>
+        <w:t xml:space="preserve">(Vencido el 25/09/2026: son las cifras al cerrar T16; al cerrar T19 eran EditMode 94/94 · PlayMode 54/54 (3.8), y la corrida vigente está en </w:t>
       </w:r>
       <w:r>
         <w:rPr>
@@ -27843,10 +27848,7 @@
         <w:t>.)</w:t>
       </w:r>
       <w:r>
-        <w:t xml:space="preserve"> </w:t>
-      </w:r>
-      <w:r>
-        <w:t xml:space="preserve">Plan técnico: </w:t>
+        <w:t xml:space="preserve"> Plan técnico: </w:t>
       </w:r>
       <w:r>
         <w:rPr>
@@ -27921,10 +27923,7 @@
         <w:t>Estado al 25/09/2026:</w:t>
       </w:r>
       <w:r>
-        <w:t xml:space="preserve"> </w:t>
-      </w:r>
-      <w:r>
-        <w:t>el texto de abajo es la foto del 11/09 y se conserva tal cual. T17–T19 también se terminaron ese día (§2e–§2g), aunque la tabla siguiente las deja «pendiente». La mecánica que describe —deslizante de posición de tres muescas (</w:t>
+        <w:t xml:space="preserve"> el texto de abajo es la foto del 11/09 y se conserva tal cual. T17–T19 también se terminaron ese día (2e–2g), aunque la tabla siguiente las deja «pendiente». La mecánica que describe —deslizante de posición de tres muescas (</w:t>
       </w:r>
       <w:r>
         <w:rPr>
@@ -27961,10 +27960,7 @@
         <w:t>863ef05</w:t>
       </w:r>
       <w:r>
-        <w:t xml:space="preserve"> del 15/09, INC-47): hoy el nivel se juega en dos momentos, reunir las piezas en un círculo y encender con dos deslizan</w:t>
-      </w:r>
-      <w:r>
-        <w:t xml:space="preserve">tes, fuerza y cercanía de las piedras, y la ayuda está cableada. Lo construido entonces está en </w:t>
+        <w:t xml:space="preserve"> del 15/09, INC-47): hoy el nivel se juega en dos momentos, reunir las piezas en un círculo y encender con dos deslizantes, fuerza y cercanía de las piedras, y la ayuda está cableada. Lo construido entonces está en </w:t>
       </w:r>
       <w:r>
         <w:rPr>
@@ -28037,10 +28033,7 @@
         <w:t>Anexo</w:t>
       </w:r>
       <w:r>
-        <w:t xml:space="preserve"> al final. Las cifras de §3 son las del 10–11</w:t>
-      </w:r>
-      <w:r>
-        <w:t xml:space="preserve">/09: la corrida vigente de la suite está en </w:t>
+        <w:t xml:space="preserve"> al final. Las cifras de 3 son las del 10–11/09: la corrida vigente de la suite está en </w:t>
       </w:r>
       <w:r>
         <w:rPr>
@@ -28337,13 +28330,7 @@
               <w:rPr>
                 <w:sz w:val="18"/>
               </w:rPr>
-              <w:t>✓</w:t>
-            </w:r>
-            <w:r>
-              <w:rPr>
-                <w:sz w:val="18"/>
-              </w:rPr>
-              <w:t xml:space="preserve"> terminada</w:t>
+              <w:t>✓ terminada</w:t>
             </w:r>
           </w:p>
         </w:tc>
@@ -28394,7 +28381,7 @@
               <w:rPr>
                 <w:sz w:val="18"/>
               </w:rPr>
-              <w:t xml:space="preserve"> y los ocho mensajes del guion §4.3.4 </w:t>
+              <w:t xml:space="preserve"> y los ocho mensajes del guion 4.3.4 </w:t>
             </w:r>
             <w:r>
               <w:rPr>
@@ -28444,13 +28431,7 @@
               <w:rPr>
                 <w:sz w:val="18"/>
               </w:rPr>
-              <w:t>✓</w:t>
-            </w:r>
-            <w:r>
-              <w:rPr>
-                <w:sz w:val="18"/>
-              </w:rPr>
-              <w:t xml:space="preserve"> terminada</w:t>
+              <w:t>✓ terminada</w:t>
             </w:r>
           </w:p>
         </w:tc>
@@ -28543,13 +28524,7 @@
               <w:rPr>
                 <w:sz w:val="18"/>
               </w:rPr>
-              <w:t>✓</w:t>
-            </w:r>
-            <w:r>
-              <w:rPr>
-                <w:sz w:val="18"/>
-              </w:rPr>
-              <w:t xml:space="preserve"> terminada</w:t>
+              <w:t>✓ terminada</w:t>
             </w:r>
           </w:p>
         </w:tc>
@@ -28635,13 +28610,7 @@
               <w:rPr>
                 <w:sz w:val="18"/>
               </w:rPr>
-              <w:t>✓</w:t>
-            </w:r>
-            <w:r>
-              <w:rPr>
-                <w:sz w:val="18"/>
-              </w:rPr>
-              <w:t xml:space="preserve"> terminada</w:t>
+              <w:t>✓ terminada</w:t>
             </w:r>
           </w:p>
         </w:tc>
@@ -28727,13 +28696,7 @@
               <w:rPr>
                 <w:sz w:val="18"/>
               </w:rPr>
-              <w:t>✓</w:t>
-            </w:r>
-            <w:r>
-              <w:rPr>
-                <w:sz w:val="18"/>
-              </w:rPr>
-              <w:t xml:space="preserve"> terminada</w:t>
+              <w:t>✓ terminada</w:t>
             </w:r>
           </w:p>
         </w:tc>
@@ -28756,7 +28719,6 @@
               <w:rPr>
                 <w:sz w:val="18"/>
               </w:rPr>
-              <w:lastRenderedPageBreak/>
               <w:t>T17</w:t>
             </w:r>
           </w:p>
@@ -28828,7 +28790,7 @@
                 <w:iCs/>
                 <w:sz w:val="18"/>
               </w:rPr>
-              <w:t>(25/09/2026: terminada el 11/09, §2e)</w:t>
+              <w:t>(25/09/2026: terminada el 11/09, 2e)</w:t>
             </w:r>
           </w:p>
         </w:tc>
@@ -28922,7 +28884,7 @@
                 <w:iCs/>
                 <w:sz w:val="18"/>
               </w:rPr>
-              <w:t>(25/09/2026: terminada el 11/09, §2f)</w:t>
+              <w:t>(25/09/2026: terminada el 11/09, 2f)</w:t>
             </w:r>
           </w:p>
         </w:tc>
@@ -29016,7 +28978,7 @@
                 <w:iCs/>
                 <w:sz w:val="18"/>
               </w:rPr>
-              <w:t>(25/09/2026: terminada el 11/09, §2g)</w:t>
+              <w:t>(25/09/2026: terminada el 11/09, 2g)</w:t>
             </w:r>
           </w:p>
         </w:tc>
@@ -29032,9 +28994,16 @@
     <w:p>
       <w:pPr>
         <w:pStyle w:val="Ttulo3"/>
+        <w:rPr>
+          <w:lang w:val="es-CO"/>
+        </w:rPr>
       </w:pPr>
       <w:bookmarkStart w:id="23" w:name="_Toc241276520"/>
       <w:r>
+        <w:rPr>
+          <w:lang w:val="es-CO"/>
+        </w:rPr>
+        <w:lastRenderedPageBreak/>
         <w:t>1. T12 — el corazón del Nivel 1, C# plano</w:t>
       </w:r>
       <w:bookmarkEnd w:id="23"/>
@@ -29091,7 +29060,7 @@
         <w:t>StrikePosition</w:t>
       </w:r>
       <w:r>
-        <w:t xml:space="preserve"> — enum de tres distancias del deslizante (guion §4.3.2): </w:t>
+        <w:t xml:space="preserve"> — enum de tres distancias del deslizante (guion 4.3.2): </w:t>
       </w:r>
       <w:r>
         <w:rPr>
@@ -29185,7 +29154,7 @@
           <w:i/>
           <w:iCs/>
         </w:rPr>
-        <w:t xml:space="preserve"> §3.1.)</w:t>
+        <w:t xml:space="preserve"> 3.1.)</w:t>
       </w:r>
     </w:p>
     <w:p>
@@ -29338,7 +29307,260 @@
           <w:i/>
           <w:iCs/>
         </w:rPr>
-        <w:t xml:space="preserve"> §3.1 y §3.4.)</w:t>
+        <w:t xml:space="preserve"> 3.1 y 3.4.)</w:t>
+      </w:r>
+    </w:p>
+    <w:p>
+      <w:pPr>
+        <w:pStyle w:val="CompactoOE3"/>
+        <w:numPr>
+          <w:ilvl w:val="0"/>
+          <w:numId w:val="27"/>
+        </w:numPr>
+        <w:rPr>
+          <w:lang w:val="en-US"/>
+        </w:rPr>
+      </w:pPr>
+      <w:r>
+        <w:rPr>
+          <w:rStyle w:val="CdigoenlneaOE3"/>
+          <w:b/>
+          <w:bCs/>
+          <w:lang w:val="en-US"/>
+        </w:rPr>
+        <w:t>StrikeOutcome</w:t>
+      </w:r>
+      <w:r>
+        <w:rPr>
+          <w:lang w:val="en-US"/>
+        </w:rPr>
+        <w:t xml:space="preserve"> — </w:t>
+      </w:r>
+      <w:r>
+        <w:rPr>
+          <w:rStyle w:val="CdigoenlneaOE3"/>
+          <w:lang w:val="en-US"/>
+        </w:rPr>
+        <w:t>readonly struct</w:t>
+      </w:r>
+      <w:r>
+        <w:rPr>
+          <w:lang w:val="en-US"/>
+        </w:rPr>
+        <w:t xml:space="preserve"> que devuelve un golpe: </w:t>
+      </w:r>
+      <w:r>
+        <w:rPr>
+          <w:rStyle w:val="CdigoenlneaOE3"/>
+          <w:lang w:val="en-US"/>
+        </w:rPr>
+        <w:t>Effective</w:t>
+      </w:r>
+      <w:r>
+        <w:rPr>
+          <w:lang w:val="en-US"/>
+        </w:rPr>
+        <w:t xml:space="preserve">, </w:t>
+      </w:r>
+      <w:r>
+        <w:rPr>
+          <w:rStyle w:val="CdigoenlneaOE3"/>
+          <w:lang w:val="en-US"/>
+        </w:rPr>
+        <w:t>Position</w:t>
+      </w:r>
+      <w:r>
+        <w:rPr>
+          <w:lang w:val="en-US"/>
+        </w:rPr>
+        <w:t xml:space="preserve">, </w:t>
+      </w:r>
+      <w:r>
+        <w:rPr>
+          <w:rStyle w:val="CdigoenlneaOE3"/>
+          <w:lang w:val="en-US"/>
+        </w:rPr>
+        <w:t>EffectiveStrikes</w:t>
+      </w:r>
+      <w:r>
+        <w:rPr>
+          <w:lang w:val="en-US"/>
+        </w:rPr>
+        <w:t xml:space="preserve">. </w:t>
+      </w:r>
+      <w:r>
+        <w:t xml:space="preserve">Fábricas </w:t>
+      </w:r>
+      <w:r>
+        <w:rPr>
+          <w:rStyle w:val="CdigoenlneaOE3"/>
+        </w:rPr>
+        <w:t>SparksDied(position)</w:t>
+      </w:r>
+      <w:r>
+        <w:t xml:space="preserve"> / </w:t>
+      </w:r>
+      <w:r>
+        <w:rPr>
+          <w:rStyle w:val="CdigoenlneaOE3"/>
+        </w:rPr>
+        <w:t>SparkLanded(effectiveStrikes)</w:t>
+      </w:r>
+      <w:r>
+        <w:t xml:space="preserve"> con las firmas literales del </w:t>
+      </w:r>
+      <w:r>
+        <w:rPr>
+          <w:rStyle w:val="CdigoenlneaOE3"/>
+        </w:rPr>
+        <w:t>SPEC.md</w:t>
+      </w:r>
+      <w:r>
+        <w:t xml:space="preserve"> Estilo. Lo consumirá T13 para elegir el mensaje del log. </w:t>
+      </w:r>
+      <w:r>
+        <w:rPr>
+          <w:i/>
+          <w:iCs/>
+          <w:lang w:val="en-US"/>
+        </w:rPr>
+        <w:t xml:space="preserve">(Vencido el 25/09/2026: ya no hay </w:t>
+      </w:r>
+      <w:r>
+        <w:rPr>
+          <w:rStyle w:val="CdigoenlneaOE3"/>
+          <w:i/>
+          <w:iCs/>
+          <w:lang w:val="en-US"/>
+        </w:rPr>
+        <w:t>Position</w:t>
+      </w:r>
+      <w:r>
+        <w:rPr>
+          <w:i/>
+          <w:iCs/>
+          <w:lang w:val="en-US"/>
+        </w:rPr>
+        <w:t xml:space="preserve">; lleva </w:t>
+      </w:r>
+      <w:r>
+        <w:rPr>
+          <w:rStyle w:val="CdigoenlneaOE3"/>
+          <w:i/>
+          <w:iCs/>
+          <w:lang w:val="en-US"/>
+        </w:rPr>
+        <w:t>Force</w:t>
+      </w:r>
+      <w:r>
+        <w:rPr>
+          <w:i/>
+          <w:iCs/>
+          <w:lang w:val="en-US"/>
+        </w:rPr>
+        <w:t xml:space="preserve">, </w:t>
+      </w:r>
+      <w:r>
+        <w:rPr>
+          <w:rStyle w:val="CdigoenlneaOE3"/>
+          <w:i/>
+          <w:iCs/>
+          <w:lang w:val="en-US"/>
+        </w:rPr>
+        <w:t>Band</w:t>
+      </w:r>
+      <w:r>
+        <w:rPr>
+          <w:i/>
+          <w:iCs/>
+          <w:lang w:val="en-US"/>
+        </w:rPr>
+        <w:t xml:space="preserve">, </w:t>
+      </w:r>
+      <w:r>
+        <w:rPr>
+          <w:rStyle w:val="CdigoenlneaOE3"/>
+          <w:i/>
+          <w:iCs/>
+          <w:lang w:val="en-US"/>
+        </w:rPr>
+        <w:t>Spacing</w:t>
+      </w:r>
+      <w:r>
+        <w:rPr>
+          <w:i/>
+          <w:iCs/>
+          <w:lang w:val="en-US"/>
+        </w:rPr>
+        <w:t xml:space="preserve"> y </w:t>
+      </w:r>
+      <w:r>
+        <w:rPr>
+          <w:rStyle w:val="CdigoenlneaOE3"/>
+          <w:i/>
+          <w:iCs/>
+          <w:lang w:val="en-US"/>
+        </w:rPr>
+        <w:t>EffectiveStrikes</w:t>
+      </w:r>
+      <w:r>
+        <w:rPr>
+          <w:i/>
+          <w:iCs/>
+          <w:lang w:val="en-US"/>
+        </w:rPr>
+        <w:t xml:space="preserve">, con las fábricas </w:t>
+      </w:r>
+      <w:r>
+        <w:rPr>
+          <w:rStyle w:val="CdigoenlneaOE3"/>
+          <w:i/>
+          <w:iCs/>
+          <w:lang w:val="en-US"/>
+        </w:rPr>
+        <w:t>SparksDied(force, band)</w:t>
+      </w:r>
+      <w:r>
+        <w:rPr>
+          <w:i/>
+          <w:iCs/>
+          <w:lang w:val="en-US"/>
+        </w:rPr>
+        <w:t xml:space="preserve">, </w:t>
+      </w:r>
+      <w:r>
+        <w:rPr>
+          <w:rStyle w:val="CdigoenlneaOE3"/>
+          <w:i/>
+          <w:iCs/>
+          <w:lang w:val="en-US"/>
+        </w:rPr>
+        <w:t>StonesMisplaced(force, band, spacing)</w:t>
+      </w:r>
+      <w:r>
+        <w:rPr>
+          <w:i/>
+          <w:iCs/>
+          <w:lang w:val="en-US"/>
+        </w:rPr>
+        <w:t xml:space="preserve"> y </w:t>
+      </w:r>
+      <w:r>
+        <w:rPr>
+          <w:rStyle w:val="CdigoenlneaOE3"/>
+          <w:i/>
+          <w:iCs/>
+          <w:lang w:val="en-US"/>
+        </w:rPr>
+        <w:t>SparkLanded(force, n)</w:t>
+      </w:r>
+      <w:r>
+        <w:rPr>
+          <w:i/>
+          <w:iCs/>
+          <w:lang w:val="en-US"/>
+        </w:rPr>
+        <w:t>.)</w:t>
       </w:r>
     </w:p>
     <w:p>
@@ -29355,64 +29577,10 @@
           <w:b/>
           <w:bCs/>
         </w:rPr>
-        <w:t>StrikeOutcome</w:t>
-      </w:r>
-      <w:r>
-        <w:t xml:space="preserve"> — </w:t>
-      </w:r>
-      <w:r>
-        <w:rPr>
-          <w:rStyle w:val="CdigoenlneaOE3"/>
-        </w:rPr>
-        <w:t>readonly struct</w:t>
-      </w:r>
-      <w:r>
-        <w:t xml:space="preserve"> que devuelve un golpe: </w:t>
-      </w:r>
-      <w:r>
-        <w:rPr>
-          <w:rStyle w:val="CdigoenlneaOE3"/>
-        </w:rPr>
-        <w:t>Effective</w:t>
-      </w:r>
-      <w:r>
-        <w:t xml:space="preserve">, </w:t>
-      </w:r>
-      <w:r>
-        <w:rPr>
-          <w:rStyle w:val="CdigoenlneaOE3"/>
-        </w:rPr>
-        <w:t>Position</w:t>
-      </w:r>
-      <w:r>
-        <w:t xml:space="preserve">, </w:t>
-      </w:r>
-      <w:r>
-        <w:rPr>
-          <w:rStyle w:val="CdigoenlneaOE3"/>
-        </w:rPr>
-        <w:t>EffectiveStrikes</w:t>
-      </w:r>
-      <w:r>
-        <w:t xml:space="preserve">. Fábricas </w:t>
-      </w:r>
-      <w:r>
-        <w:rPr>
-          <w:rStyle w:val="CdigoenlneaOE3"/>
-        </w:rPr>
-        <w:t>SparksDied(position)</w:t>
-      </w:r>
-      <w:r>
-        <w:t xml:space="preserve"> / </w:t>
-      </w:r>
-      <w:r>
-        <w:rPr>
-          <w:rStyle w:val="CdigoenlneaOE3"/>
-        </w:rPr>
-        <w:t>SparkLanded(effectiveStrikes)</w:t>
-      </w:r>
-      <w:r>
-        <w:t xml:space="preserve"> con las firmas literales del </w:t>
+        <w:t>FireAttempt</w:t>
+      </w:r>
+      <w:r>
+        <w:t xml:space="preserve"> — el código del </w:t>
       </w:r>
       <w:r>
         <w:rPr>
@@ -29421,163 +29589,7 @@
         <w:t>SPEC.md</w:t>
       </w:r>
       <w:r>
-        <w:t xml:space="preserve"> §Estilo. Lo consumirá T13 para elegir el mensaje del log. </w:t>
-      </w:r>
-      <w:r>
-        <w:rPr>
-          <w:i/>
-          <w:iCs/>
-        </w:rPr>
-        <w:t xml:space="preserve">(Vencido el 25/09/2026: ya no hay </w:t>
-      </w:r>
-      <w:r>
-        <w:rPr>
-          <w:rStyle w:val="CdigoenlneaOE3"/>
-          <w:i/>
-          <w:iCs/>
-        </w:rPr>
-        <w:t>Position</w:t>
-      </w:r>
-      <w:r>
-        <w:rPr>
-          <w:i/>
-          <w:iCs/>
-        </w:rPr>
-        <w:t xml:space="preserve">; lleva </w:t>
-      </w:r>
-      <w:r>
-        <w:rPr>
-          <w:rStyle w:val="CdigoenlneaOE3"/>
-          <w:i/>
-          <w:iCs/>
-        </w:rPr>
-        <w:t>Force</w:t>
-      </w:r>
-      <w:r>
-        <w:rPr>
-          <w:i/>
-          <w:iCs/>
-        </w:rPr>
-        <w:t xml:space="preserve">, </w:t>
-      </w:r>
-      <w:r>
-        <w:rPr>
-          <w:rStyle w:val="CdigoenlneaOE3"/>
-          <w:i/>
-          <w:iCs/>
-        </w:rPr>
-        <w:t>Band</w:t>
-      </w:r>
-      <w:r>
-        <w:rPr>
-          <w:i/>
-          <w:iCs/>
-        </w:rPr>
-        <w:t xml:space="preserve">, </w:t>
-      </w:r>
-      <w:r>
-        <w:rPr>
-          <w:rStyle w:val="CdigoenlneaOE3"/>
-          <w:i/>
-          <w:iCs/>
-        </w:rPr>
-        <w:t>Spacing</w:t>
-      </w:r>
-      <w:r>
-        <w:rPr>
-          <w:i/>
-          <w:iCs/>
-        </w:rPr>
-        <w:t xml:space="preserve"> y </w:t>
-      </w:r>
-      <w:r>
-        <w:rPr>
-          <w:rStyle w:val="CdigoenlneaOE3"/>
-          <w:i/>
-          <w:iCs/>
-        </w:rPr>
-        <w:t>EffectiveStrikes</w:t>
-      </w:r>
-      <w:r>
-        <w:rPr>
-          <w:i/>
-          <w:iCs/>
-        </w:rPr>
-        <w:t xml:space="preserve">, con las fábricas </w:t>
-      </w:r>
-      <w:r>
-        <w:rPr>
-          <w:rStyle w:val="CdigoenlneaOE3"/>
-          <w:i/>
-          <w:iCs/>
-        </w:rPr>
-        <w:t>SparksDied(force, band)</w:t>
-      </w:r>
-      <w:r>
-        <w:rPr>
-          <w:i/>
-          <w:iCs/>
-        </w:rPr>
-        <w:t xml:space="preserve">, </w:t>
-      </w:r>
-      <w:r>
-        <w:rPr>
-          <w:rStyle w:val="CdigoenlneaOE3"/>
-          <w:i/>
-          <w:iCs/>
-        </w:rPr>
-        <w:t>StonesMisplaced(force, band, spacing)</w:t>
-      </w:r>
-      <w:r>
-        <w:rPr>
-          <w:i/>
-          <w:iCs/>
-        </w:rPr>
-        <w:t xml:space="preserve"> y </w:t>
-      </w:r>
-      <w:r>
-        <w:rPr>
-          <w:rStyle w:val="CdigoenlneaOE3"/>
-          <w:i/>
-          <w:iCs/>
-        </w:rPr>
-        <w:t>SparkLanded(force, n)</w:t>
-      </w:r>
-      <w:r>
-        <w:rPr>
-          <w:i/>
-          <w:iCs/>
-        </w:rPr>
-        <w:t>.)</w:t>
-      </w:r>
-    </w:p>
-    <w:p>
-      <w:pPr>
-        <w:pStyle w:val="CompactoOE3"/>
-        <w:numPr>
-          <w:ilvl w:val="0"/>
-          <w:numId w:val="27"/>
-        </w:numPr>
-      </w:pPr>
-      <w:r>
-        <w:rPr>
-          <w:rStyle w:val="CdigoenlneaOE3"/>
-          <w:b/>
-          <w:bCs/>
-        </w:rPr>
-        <w:t>FireAttempt</w:t>
-      </w:r>
-      <w:r>
-        <w:t xml:space="preserve"> — el código del </w:t>
-      </w:r>
-      <w:r>
-        <w:rPr>
-          <w:rStyle w:val="CdigoenlneaOE3"/>
-        </w:rPr>
-        <w:t>SPEC.md</w:t>
-      </w:r>
-      <w:r>
-        <w:t xml:space="preserve"> §Estilo (líneas 334–365) tal cual, con </w:t>
+        <w:t xml:space="preserve"> Estilo (líneas 334–365) tal cual, con </w:t>
       </w:r>
       <w:r>
         <w:rPr>
@@ -29595,7 +29607,7 @@
         <w:t>HintPolicy</w:t>
       </w:r>
       <w:r>
-        <w:t>). Lleva los dos contadores del guion §4.3.3/§4.3.5:</w:t>
+        <w:t>). Lleva los dos contadores del guion 4.3.3/4.3.5:</w:t>
       </w:r>
     </w:p>
     <w:p>
@@ -29607,7 +29619,6 @@
         </w:numPr>
       </w:pPr>
       <w:r>
-        <w:lastRenderedPageBreak/>
         <w:t xml:space="preserve">Golpe desde una posición no efectiva → </w:t>
       </w:r>
       <w:r>
@@ -29734,7 +29745,7 @@
         <w:t>EffectiveStrikes</w:t>
       </w:r>
       <w:r>
-        <w:t>, que solo crece → una vez habilitado el soplo no vuelve a deshabilitarse ni tras un fallo posterior (INC-32, guion §4.3.6). Comentario «por qué no» pedagógico en el código.</w:t>
+        <w:t>, que solo crece → una vez habilitado el soplo no vuelve a deshabilitarse ni tras un fallo posterior (INC-32, guion 4.3.6). Comentario «por qué no» pedagógico en el código.</w:t>
       </w:r>
     </w:p>
     <w:p>
@@ -29840,9 +29851,16 @@
     <w:p>
       <w:pPr>
         <w:pStyle w:val="Ttulo3"/>
+        <w:rPr>
+          <w:lang w:val="es-CO"/>
+        </w:rPr>
       </w:pPr>
       <w:bookmarkStart w:id="24" w:name="_Toc241276521"/>
       <w:r>
+        <w:rPr>
+          <w:lang w:val="es-CO"/>
+        </w:rPr>
+        <w:lastRenderedPageBreak/>
         <w:t>2. T13 — el log narrativo, C# plano</w:t>
       </w:r>
       <w:bookmarkEnd w:id="24"/>
@@ -29888,7 +29906,7 @@
           <w:b/>
           <w:bCs/>
         </w:rPr>
-        <w:t>ocho mensajes del guion §4.3.4 literales</w:t>
+        <w:t>ocho mensajes del guion 4.3.4 literales</w:t>
       </w:r>
       <w:r>
         <w:t xml:space="preserve">, ocho propiedades </w:t>
@@ -29952,29 +29970,22 @@
           <w:i/>
           <w:iCs/>
         </w:rPr>
-        <w:t>(Vencido el 25/09/2026: hoy son doce; los ocho de fallo, de fuerza y de cercanía de las piedras, ya no son el texto del guion —INC-47—, y los tres de golpe efectivo y el del soplo siguen literal</w:t>
-      </w:r>
-      <w:r>
-        <w:rPr>
+        <w:t xml:space="preserve">(Vencido el 25/09/2026: hoy son doce; los ocho de fallo, de fuerza y de cercanía de las piedras, ya no son el texto del guion —INC-47—, y los tres de golpe efectivo y el del soplo siguen literales; </w:t>
+      </w:r>
+      <w:r>
+        <w:rPr>
+          <w:rStyle w:val="CdigoenlneaOE3"/>
           <w:i/>
           <w:iCs/>
         </w:rPr>
-        <w:t xml:space="preserve">es; </w:t>
-      </w:r>
-      <w:r>
-        <w:rPr>
-          <w:rStyle w:val="CdigoenlneaOE3"/>
+        <w:t>Fase-5-6-Resultados.md</w:t>
+      </w:r>
+      <w:r>
+        <w:rPr>
           <w:i/>
           <w:iCs/>
         </w:rPr>
-        <w:t>Fase-5-6-Resultados.md</w:t>
-      </w:r>
-      <w:r>
-        <w:rPr>
-          <w:i/>
-          <w:iCs/>
-        </w:rPr>
-        <w:t xml:space="preserve"> §3.1 y §3.4.)</w:t>
+        <w:t xml:space="preserve"> 3.1 y 3.4.)</w:t>
       </w:r>
     </w:p>
     <w:p>
@@ -29990,10 +30001,14 @@
           <w:rStyle w:val="CdigoenlneaOE3"/>
           <w:b/>
           <w:bCs/>
+          <w:lang w:val="en-US"/>
         </w:rPr>
         <w:t>FireFeedbackLog</w:t>
       </w:r>
       <w:r>
+        <w:rPr>
+          <w:lang w:val="en-US"/>
+        </w:rPr>
         <w:t xml:space="preserve"> — C# plano, sin Unity. </w:t>
       </w:r>
       <w:r>
@@ -30025,7 +30040,7 @@
         <w:t>final</w:t>
       </w:r>
       <w:r>
-        <w:t xml:space="preserve"> al alcanzar el mínimo (guion §4.3.5 E6, el «hilo de humo»);</w:t>
+        <w:t xml:space="preserve"> al alcanzar el mínimo (guion 4.3.5 E6, el «hilo de humo»);</w:t>
       </w:r>
     </w:p>
     <w:p>
@@ -30055,7 +30070,7 @@
         <w:t>Near</w:t>
       </w:r>
       <w:r>
-        <w:t xml:space="preserve">) y racha: la variante «tras dos intentos» del guion §4.3.4 entra desde el </w:t>
+        <w:t xml:space="preserve">) y racha: la variante «tras dos intentos» del guion 4.3.4 entra desde el </w:t>
       </w:r>
       <w:r>
         <w:rPr>
@@ -30143,11 +30158,10 @@
         <w:rPr>
           <w:rStyle w:val="CdigoenlneaOE3"/>
         </w:rPr>
-        <w:lastRenderedPageBreak/>
         <w:t>RecordBlowSuccess()</w:t>
       </w:r>
       <w:r>
-        <w:t xml:space="preserve"> registra el mensaje del soplo (guion §4.3.4, HU-05 FA-01); lo llamará T15.</w:t>
+        <w:t xml:space="preserve"> registra el mensaje del soplo (guion 4.3.4, HU-05 FA-01); lo llamará T15.</w:t>
       </w:r>
     </w:p>
     <w:p>
@@ -30177,9 +30191,15 @@
     <w:p>
       <w:pPr>
         <w:pStyle w:val="Ttulo3"/>
+        <w:rPr>
+          <w:lang w:val="es-CO"/>
+        </w:rPr>
       </w:pPr>
       <w:bookmarkStart w:id="25" w:name="_Toc241276522"/>
       <w:r>
+        <w:rPr>
+          <w:lang w:val="es-CO"/>
+        </w:rPr>
         <w:t>2b. T14 — el panel de encendido y la primera escena jugable</w:t>
       </w:r>
       <w:bookmarkEnd w:id="25"/>
@@ -30353,7 +30373,7 @@
           <w:i/>
           <w:iCs/>
         </w:rPr>
-        <w:t xml:space="preserve"> §3.3.)</w:t>
+        <w:t xml:space="preserve"> 3.3.)</w:t>
       </w:r>
     </w:p>
     <w:p>
@@ -30428,7 +30448,11 @@
         <w:t>Cero reglas del juego.</w:t>
       </w:r>
       <w:r>
-        <w:t xml:space="preserve"> El deslizante no produce efecto hasta «Golpear» (RF-15). «Soplar» se habilita cuando </w:t>
+        <w:t xml:space="preserve"> El </w:t>
+      </w:r>
+      <w:r>
+        <w:lastRenderedPageBreak/>
+        <w:t xml:space="preserve">deslizante no produce efecto hasta «Golpear» (RF-15). «Soplar» se habilita cuando </w:t>
       </w:r>
       <w:r>
         <w:rPr>
@@ -30872,7 +30896,7 @@
           <w:i/>
           <w:iCs/>
         </w:rPr>
-        <w:t xml:space="preserve"> §3.4.)</w:t>
+        <w:t xml:space="preserve"> 3.4.)</w:t>
       </w:r>
     </w:p>
     <w:p>
@@ -30897,7 +30921,6 @@
         <w:pStyle w:val="PrimerprrafoOE3"/>
       </w:pPr>
       <w:r>
-        <w:lastRenderedPageBreak/>
         <w:t xml:space="preserve">Al lanzar la suite PlayMode con </w:t>
       </w:r>
       <w:r>
@@ -30995,13 +31018,7 @@
         <w:rPr>
           <w:rStyle w:val="CdigoenlneaOE3"/>
         </w:rPr>
-        <w:t>EditorApplication.</w:t>
-      </w:r>
-      <w:r>
-        <w:rPr>
-          <w:rStyle w:val="CdigoenlneaOE3"/>
-        </w:rPr>
-        <w:t>playModeStateChanged</w:t>
+        <w:t>EditorApplication.playModeStateChanged</w:t>
       </w:r>
       <w:r>
         <w:t xml:space="preserve"> (</w:t>
@@ -31102,9 +31119,15 @@
     <w:p>
       <w:pPr>
         <w:pStyle w:val="Ttulo3"/>
+        <w:rPr>
+          <w:lang w:val="es-CO"/>
+        </w:rPr>
       </w:pPr>
       <w:bookmarkStart w:id="26" w:name="_Toc241276523"/>
       <w:r>
+        <w:rPr>
+          <w:lang w:val="es-CO"/>
+        </w:rPr>
         <w:t>2c. T15 — la convergencia: «Soplar» completa el nivel</w:t>
       </w:r>
       <w:bookmarkEnd w:id="26"/>
@@ -31145,7 +31168,7 @@
         <w:t>CanBlow</w:t>
       </w:r>
       <w:r>
-        <w:t xml:space="preserve"> desde T14; T15 completa lo que faltaba al accionarlo en condiciones válidas (guion §4.3.5 E7, §4.4):</w:t>
+        <w:t xml:space="preserve"> desde T14; T15 completa lo que faltaba al accionarlo en condiciones válidas (guion 4.3.5 E7, 4.4):</w:t>
       </w:r>
     </w:p>
     <w:p>
@@ -31162,6 +31185,7 @@
           <w:b/>
           <w:bCs/>
         </w:rPr>
+        <w:lastRenderedPageBreak/>
         <w:t>FirePanelController.Blow()</w:t>
       </w:r>
       <w:r>
@@ -31319,14 +31343,7 @@
           <w:i/>
           <w:iCs/>
         </w:rPr>
-        <w:t>; sigue siendo un solo barrido. Props-y-Sonid</w:t>
-      </w:r>
-      <w:r>
-        <w:rPr>
-          <w:i/>
-          <w:iCs/>
-        </w:rPr>
-        <w:t>os §2.5.)</w:t>
+        <w:t>; sigue siendo un solo barrido. Props-y-Sonidos 2.5.)</w:t>
       </w:r>
     </w:p>
     <w:p>
@@ -31428,10 +31445,7 @@
         <w:t>MainMenuController.Saver</w:t>
       </w:r>
       <w:r>
-        <w:t>, para que las prue</w:t>
-      </w:r>
-      <w:r>
-        <w:t xml:space="preserve">bas usen un espía y no toquen disco), y </w:t>
+        <w:t xml:space="preserve">, para que las pruebas usen un espía y no toquen disco), y </w:t>
       </w:r>
       <w:r>
         <w:rPr>
@@ -31462,30 +31476,22 @@
           <w:i/>
           <w:iCs/>
         </w:rPr>
-        <w:t xml:space="preserve"> solo deja los indicadores y abre la narrativa; confirmar, desbloquear </w:t>
-      </w:r>
-      <w:r>
-        <w:rPr>
+        <w:t xml:space="preserve"> solo deja los indicadores y abre la narrativa; confirmar, desbloquear y guardar los hace </w:t>
+      </w:r>
+      <w:r>
+        <w:rPr>
+          <w:rStyle w:val="CdigoenlneaOE3"/>
           <w:i/>
           <w:iCs/>
         </w:rPr>
-        <w:lastRenderedPageBreak/>
-        <w:t xml:space="preserve">y guardar los hace </w:t>
-      </w:r>
-      <w:r>
-        <w:rPr>
-          <w:rStyle w:val="CdigoenlneaOE3"/>
+        <w:t>LevelSummaryController.Show()</w:t>
+      </w:r>
+      <w:r>
+        <w:rPr>
           <w:i/>
           <w:iCs/>
         </w:rPr>
-        <w:t>LevelSummaryController.Show()</w:t>
-      </w:r>
-      <w:r>
-        <w:rPr>
-          <w:i/>
-          <w:iCs/>
-        </w:rPr>
-        <w:t xml:space="preserve"> (§2f), y </w:t>
+        <w:t xml:space="preserve"> (2f), y </w:t>
       </w:r>
       <w:r>
         <w:rPr>
@@ -31561,37 +31567,53 @@
           <w:rStyle w:val="CdigoenlneaOE3"/>
           <w:b/>
           <w:bCs/>
+          <w:lang w:val="en-US"/>
         </w:rPr>
         <w:t>NarrativeOutcome</w:t>
       </w:r>
       <w:r>
+        <w:rPr>
+          <w:lang w:val="en-US"/>
+        </w:rPr>
         <w:t xml:space="preserve"> (nuevo, </w:t>
       </w:r>
       <w:r>
         <w:rPr>
           <w:rStyle w:val="CdigoenlneaOE3"/>
+          <w:lang w:val="en-US"/>
         </w:rPr>
         <w:t>Game.Scaffolding</w:t>
       </w:r>
       <w:r>
+        <w:rPr>
+          <w:lang w:val="en-US"/>
+        </w:rPr>
         <w:t xml:space="preserve">): </w:t>
       </w:r>
       <w:r>
         <w:rPr>
           <w:rStyle w:val="CdigoenlneaOE3"/>
+          <w:lang w:val="en-US"/>
         </w:rPr>
         <w:t>EntersLevel</w:t>
       </w:r>
       <w:r>
+        <w:rPr>
+          <w:lang w:val="en-US"/>
+        </w:rPr>
         <w:t xml:space="preserve"> / </w:t>
       </w:r>
       <w:r>
         <w:rPr>
           <w:rStyle w:val="CdigoenlneaOE3"/>
+          <w:lang w:val="en-US"/>
         </w:rPr>
         <w:t>ReturnsToLevelSelect</w:t>
       </w:r>
       <w:r>
+        <w:rPr>
+          <w:lang w:val="en-US"/>
+        </w:rPr>
         <w:t xml:space="preserve">. </w:t>
       </w:r>
       <w:r>
@@ -31685,14 +31707,7 @@
           <w:i/>
           <w:iCs/>
         </w:rPr>
-        <w:t xml:space="preserve"> al reconciliar </w:t>
-      </w:r>
-      <w:r>
-        <w:rPr>
-          <w:i/>
-          <w:iCs/>
-        </w:rPr>
-        <w:t xml:space="preserve">con el Slice 2; hoy </w:t>
+        <w:t xml:space="preserve"> al reconciliar con el Slice 2; hoy </w:t>
       </w:r>
       <w:r>
         <w:rPr>
@@ -31787,7 +31802,7 @@
         <w:t>N1_NacimientoDelFuego.asset</w:t>
       </w:r>
       <w:r>
-        <w:t xml:space="preserve"> (nuevo) — las 19 líneas del guion §4.4 (el nacimiento del fuego y el cierre reflexivo de Chispa, «se llama iterar»), añadido como cuarta entrada al arreglo </w:t>
+        <w:t xml:space="preserve"> (nuevo) — las 19 líneas del guion 4.4 (el nacimiento del fuego y el cierre reflexivo de Chispa, «se llama iterar»), añadido como cuarta entrada al arreglo </w:t>
       </w:r>
       <w:r>
         <w:rPr>
@@ -31842,7 +31857,7 @@
           <w:i/>
           <w:iCs/>
         </w:rPr>
-        <w:t xml:space="preserve"> §3.5.)</w:t>
+        <w:t xml:space="preserve"> 3.5.)</w:t>
       </w:r>
     </w:p>
     <w:p>
@@ -31867,6 +31882,7 @@
         <w:pStyle w:val="PrimerprrafoOE3"/>
       </w:pPr>
       <w:r>
+        <w:lastRenderedPageBreak/>
         <w:t xml:space="preserve">Verificando T15 contra la suite completa, </w:t>
       </w:r>
       <w:r>
@@ -31932,10 +31948,7 @@
         <w:t>anterior</w:t>
       </w:r>
       <w:r>
-        <w:t xml:space="preserve"> —destruido por el cambio de escena pero aún no purgado al final del fotograma— en vez del recién cargado. Arreglado en el únic</w:t>
-      </w:r>
-      <w:r>
-        <w:t xml:space="preserve">o sitio que lo causaba: un fotograma extra de margen tras el </w:t>
+        <w:t xml:space="preserve"> —destruido por el cambio de escena pero aún no purgado al final del fotograma— en vez del recién cargado. Arreglado en el único sitio que lo causaba: un fotograma extra de margen tras el </w:t>
       </w:r>
       <w:r>
         <w:rPr>
@@ -31994,9 +32007,15 @@
     <w:p>
       <w:pPr>
         <w:pStyle w:val="Ttulo3"/>
+        <w:rPr>
+          <w:lang w:val="es-CO"/>
+        </w:rPr>
       </w:pPr>
       <w:bookmarkStart w:id="27" w:name="_Toc241276524"/>
       <w:r>
+        <w:rPr>
+          <w:lang w:val="es-CO"/>
+        </w:rPr>
         <w:t>2d. T16 — el menú de pausa</w:t>
       </w:r>
       <w:bookmarkEnd w:id="27"/>
@@ -32220,14 +32239,7 @@
         <w:t>Playing</w:t>
       </w:r>
       <w:r>
-        <w:t xml:space="preserve"> </w:t>
-      </w:r>
-      <w:r>
-        <w:t xml:space="preserve">como destino legal desde T03, con el comentario «Playing → Playing es reiniciar el nivel o entrar a la fase siguiente (RF-07)» — pero como el nombre de escena no </w:t>
-      </w:r>
-      <w:r>
-        <w:lastRenderedPageBreak/>
-        <w:t xml:space="preserve">cambia al reentrar, la recarga real nunca ocurría: la FSM aceptaba la transición y no pasaba nada. Arreglado para que reentrar a </w:t>
+        <w:t xml:space="preserve"> como destino legal desde T03, con el comentario «Playing → Playing es reiniciar el nivel o entrar a la fase siguiente (RF-07)» — pero como el nombre de escena no cambia al reentrar, la recarga real nunca ocurría: la FSM aceptaba la transición y no pasaba nada. Arreglado para que reentrar a </w:t>
       </w:r>
       <w:r>
         <w:rPr>
@@ -32449,14 +32461,7 @@
           <w:i/>
           <w:iCs/>
         </w:rPr>
-        <w:t>, instanciado en las cinco escenas ju</w:t>
-      </w:r>
-      <w:r>
-        <w:rPr>
-          <w:i/>
-          <w:iCs/>
-        </w:rPr>
-        <w:t xml:space="preserve">gables; </w:t>
+        <w:t xml:space="preserve">, instanciado en las cinco escenas jugables; </w:t>
       </w:r>
       <w:r>
         <w:rPr>
@@ -32519,29 +32524,37 @@
           <w:b/>
           <w:bCs/>
         </w:rPr>
-        <w:t xml:space="preserve">nunca llama </w:t>
-      </w:r>
-      <w:r>
-        <w:rPr>
-          <w:rStyle w:val="CdigoenlneaOE3"/>
+        <w:t xml:space="preserve">nunca </w:t>
+      </w:r>
+      <w:r>
+        <w:rPr>
           <w:b/>
           <w:bCs/>
         </w:rPr>
-        <w:t>Awake()</w:t>
-      </w:r>
-      <w:r>
-        <w:rPr>
+        <w:lastRenderedPageBreak/>
+        <w:t xml:space="preserve">llama </w:t>
+      </w:r>
+      <w:r>
+        <w:rPr>
+          <w:rStyle w:val="CdigoenlneaOE3"/>
           <w:b/>
           <w:bCs/>
         </w:rPr>
-        <w:t>/</w:t>
-      </w:r>
-      <w:r>
-        <w:rPr>
-          <w:rStyle w:val="CdigoenlneaOE3"/>
+        <w:t>Awake()</w:t>
+      </w:r>
+      <w:r>
+        <w:rPr>
           <w:b/>
           <w:bCs/>
         </w:rPr>
+        <w:t>/</w:t>
+      </w:r>
+      <w:r>
+        <w:rPr>
+          <w:rStyle w:val="CdigoenlneaOE3"/>
+          <w:b/>
+          <w:bCs/>
+        </w:rPr>
         <w:t>Start()</w:t>
       </w:r>
       <w:r>
@@ -32573,10 +32586,7 @@
         <w:t>Domain Reload Profiling</w:t>
       </w:r>
       <w:r>
-        <w:t xml:space="preserve"> del log confirman que sí recompiló entre cor</w:t>
-      </w:r>
-      <w:r>
-        <w:t>ridas). Arreglo: mover el componente al botón «Pausa» (siempre activo), sin tocar sus 9 referencias serializadas.</w:t>
+        <w:t xml:space="preserve"> del log confirman que sí recompiló entre corridas). Arreglo: mover el componente al botón «Pausa» (siempre activo), sin tocar sus 9 referencias serializadas.</w:t>
       </w:r>
     </w:p>
     <w:p>
@@ -32699,13 +32709,7 @@
         <w:rPr>
           <w:rStyle w:val="CdigoenlneaOE3"/>
         </w:rPr>
-        <w:t>GameFlowRun</w:t>
-      </w:r>
-      <w:r>
-        <w:rPr>
-          <w:rStyle w:val="CdigoenlneaOE3"/>
-        </w:rPr>
-        <w:t>ner</w:t>
+        <w:t>GameFlowRunner</w:t>
       </w:r>
       <w:r>
         <w:t xml:space="preserve"> desnudo (sin escena, sin </w:t>
@@ -32732,9 +32736,15 @@
     <w:p>
       <w:pPr>
         <w:pStyle w:val="Ttulo3"/>
+        <w:rPr>
+          <w:lang w:val="es-CO"/>
+        </w:rPr>
       </w:pPr>
       <w:bookmarkStart w:id="28" w:name="_Toc241276525"/>
       <w:r>
+        <w:rPr>
+          <w:lang w:val="es-CO"/>
+        </w:rPr>
         <w:t>2e. T17 — los cuatro indicadores del N1</w:t>
       </w:r>
       <w:bookmarkEnd w:id="28"/>
@@ -32875,11 +32885,7 @@
         <w:t>StrikePosition</w:t>
       </w:r>
       <w:r>
-        <w:t xml:space="preserve"> aparte: la posición efectiva es única, así que cualquier golpe fallido está, por construcción, en una posición distinta a la del acierto </w:t>
-      </w:r>
-      <w:r>
-        <w:lastRenderedPageBreak/>
-        <w:t xml:space="preserve">que lo corrige. </w:t>
+        <w:t xml:space="preserve"> aparte: la posición efectiva es única, así que cualquier golpe fallido está, por construcción, en una posición distinta a la del acierto que lo corrige. </w:t>
       </w:r>
       <w:r>
         <w:rPr>
@@ -32916,14 +32922,7 @@
           <w:i/>
           <w:iCs/>
         </w:rPr>
-        <w:t>; el comentari</w:t>
-      </w:r>
-      <w:r>
-        <w:rPr>
-          <w:i/>
-          <w:iCs/>
-        </w:rPr>
-        <w:t xml:space="preserve">o de </w:t>
+        <w:t xml:space="preserve">; el comentario de </w:t>
       </w:r>
       <w:r>
         <w:rPr>
@@ -33123,10 +33122,7 @@
         <w:t>ClosePause()</w:t>
       </w:r>
       <w:r>
-        <w:t xml:space="preserve"> lo notifican — mismo patr</w:t>
-      </w:r>
-      <w:r>
-        <w:t xml:space="preserve">ón que </w:t>
+        <w:t xml:space="preserve"> lo notifican — mismo patrón que </w:t>
       </w:r>
       <w:r>
         <w:rPr>
@@ -33143,6 +33139,7 @@
         <w:pStyle w:val="TextoOE3"/>
       </w:pPr>
       <w:r>
+        <w:lastRenderedPageBreak/>
         <w:t xml:space="preserve">Sin bugs de producción esta vez (a diferencia de T16): el diseño salió correcto en el skeleton, y las seis pruebas de </w:t>
       </w:r>
       <w:r>
@@ -33249,18 +33246,21 @@
         <w:t>unity status</w:t>
       </w:r>
       <w:r>
-        <w:t xml:space="preserve"> (CLI) ambas veces, así que el problema está del lado del puente RD de Rider, no de Unity. Se resolvió solo tras esper</w:t>
-      </w:r>
-      <w:r>
-        <w:t>ar; no se reinició Rider.</w:t>
+        <w:t xml:space="preserve"> (CLI) ambas veces, así que el problema está del lado del puente RD de Rider, no de Unity. Se resolvió solo tras esperar; no se reinició Rider.</w:t>
       </w:r>
     </w:p>
     <w:p>
       <w:pPr>
         <w:pStyle w:val="Ttulo3"/>
+        <w:rPr>
+          <w:lang w:val="es-CO"/>
+        </w:rPr>
       </w:pPr>
       <w:bookmarkStart w:id="29" w:name="_Toc241276526"/>
       <w:r>
+        <w:rPr>
+          <w:lang w:val="es-CO"/>
+        </w:rPr>
         <w:t>2f. T18 — el resumen de fin de nivel y el cierre reflexivo</w:t>
       </w:r>
       <w:bookmarkEnd w:id="29"/>
@@ -33323,25 +33323,14 @@
         <w:t>N1_NacimientoDelFuego.asset</w:t>
       </w:r>
       <w:r>
-        <w:t xml:space="preserve"> ya traía el cierre reflexivo escrito desde antes de T15 («Eso tiene nombre: se llama</w:t>
-      </w:r>
-      <w:r>
-        <w:t xml:space="preserve"> iterar. Probar, mirar el resultado y ajustar.», ligado a «Cambiaste de lugar, volviste a probar…») — RF-12 quedó satisfecho por contenido ya existente, sin código nuevo. </w:t>
+        <w:t xml:space="preserve"> ya traía el cierre reflexivo escrito desde antes de T15 («Eso tiene nombre: se llama iterar. Probar, mirar el resultado y ajustar.», ligado a «Cambiaste de lugar, volviste a probar…») — RF-12 quedó satisfecho por contenido ya existente, sin código nuevo. </w:t>
       </w:r>
       <w:r>
         <w:rPr>
           <w:i/>
           <w:iCs/>
         </w:rPr>
-        <w:t xml:space="preserve">(25/09/2026: la línea </w:t>
-      </w:r>
-      <w:r>
-        <w:rPr>
-          <w:i/>
-          <w:iCs/>
-        </w:rPr>
-        <w:lastRenderedPageBreak/>
-        <w:t xml:space="preserve">dice hoy «Cambiaste la fuerza, volviste a probar…»; «se llama iterar» sigue. El recuadro del resumen, desde </w:t>
+        <w:t xml:space="preserve">(25/09/2026: la línea dice hoy «Cambiaste la fuerza, volviste a probar…»; «se llama iterar» sigue. El recuadro del resumen, desde </w:t>
       </w:r>
       <w:r>
         <w:rPr>
@@ -33423,10 +33412,7 @@
         <w:t>LevelSummaryController</w:t>
       </w:r>
       <w:r>
-        <w:t xml:space="preserve"> pinta ese texto y, al continuar, confirma la fase, desblo</w:t>
-      </w:r>
-      <w:r>
-        <w:t xml:space="preserve">quea el Nivel 2 y guarda. </w:t>
+        <w:t xml:space="preserve"> pinta ese texto y, al continuar, confirma la fase, desbloquea el Nivel 2 y guarda. </w:t>
       </w:r>
       <w:r>
         <w:rPr>
@@ -33478,7 +33464,7 @@
           <w:i/>
           <w:iCs/>
         </w:rPr>
-        <w:t xml:space="preserve"> §3.6.)</w:t>
+        <w:t xml:space="preserve"> 3.6.)</w:t>
       </w:r>
     </w:p>
     <w:p>
@@ -33548,19 +33534,17 @@
         <w:t>desde la primerísima vez</w:t>
       </w:r>
       <w:r>
-        <w:t xml:space="preserve"> que se completaba el nivel: el botón de omitir aparecía siempre, violando CP-07 y el flujo alterno FA-02 de HU-14. Ninguna prueba existente lo atrapaba: </w:t>
-      </w:r>
-      <w:r>
-        <w:rPr>
-          <w:rStyle w:val="CdigoenlneaOE3"/>
-        </w:rPr>
-        <w:t>Fi</w:t>
-      </w:r>
-      <w:r>
-        <w:rPr>
-          <w:rStyle w:val="CdigoenlneaOE3"/>
-        </w:rPr>
-        <w:t>rePanelTests</w:t>
+        <w:t xml:space="preserve"> que se completaba el nivel: el botón de omitir aparecía siempre, violando CP-07 y el flujo alterno FA-02 de HU-14. Ninguna prueba existente lo </w:t>
+      </w:r>
+      <w:r>
+        <w:lastRenderedPageBreak/>
+        <w:t xml:space="preserve">atrapaba: </w:t>
+      </w:r>
+      <w:r>
+        <w:rPr>
+          <w:rStyle w:val="CdigoenlneaOE3"/>
+        </w:rPr>
+        <w:t>FirePanelTests</w:t>
       </w:r>
       <w:r>
         <w:t xml:space="preserve"> no llegaba a mirar la escena narrativa, y </w:t>
@@ -33658,14 +33642,7 @@
           <w:i/>
           <w:iCs/>
         </w:rPr>
-        <w:t>, 17/09). En el N1, de una sola fase, «alguna» y «la última» coinciden. El orden que im</w:t>
-      </w:r>
-      <w:r>
-        <w:rPr>
-          <w:i/>
-          <w:iCs/>
-        </w:rPr>
-        <w:t>pone este arreglo sigue vigente.)</w:t>
+        <w:t>, 17/09). En el N1, de una sola fase, «alguna» y «la última» coinciden. El orden que impone este arreglo sigue vigente.)</w:t>
       </w:r>
     </w:p>
     <w:p>
@@ -33707,10 +33684,7 @@
         <w:t>SaveActive</w:t>
       </w:r>
       <w:r>
-        <w:t xml:space="preserve"> </w:t>
-      </w:r>
-      <w:r>
-        <w:t>se movieron del paso 2 (donde estaban) al paso 6 (</w:t>
+        <w:t xml:space="preserve"> se movieron del paso 2 (donde estaban) al paso 6 (</w:t>
       </w:r>
       <w:r>
         <w:rPr>
@@ -33791,10 +33765,7 @@
         <w:t>if</w:t>
       </w:r>
       <w:r>
-        <w:t xml:space="preserve"> por secuencia, la rama</w:t>
-      </w:r>
-      <w:r>
-        <w:t xml:space="preserve"> depende del dato del asset. </w:t>
+        <w:t xml:space="preserve"> por secuencia, la rama depende del dato del asset. </w:t>
       </w:r>
       <w:r>
         <w:rPr>
@@ -33867,10 +33838,7 @@
         <w:t>NarrativeVisitPolicy</w:t>
       </w:r>
       <w:r>
-        <w:t xml:space="preserve"> habría reintroducido el registro de «escenas vistas» que su propio comentario dice que no puede existir (RNF-09, lista cerrada). Mover el efecto secundario al punto del flujo donde HU-14 ya lo sitúa fue el cambio más chico que arregló la causa, no e</w:t>
-      </w:r>
-      <w:r>
-        <w:t>l síntoma.</w:t>
+        <w:t xml:space="preserve"> habría reintroducido el registro de «escenas vistas» que su propio comentario dice que no puede existir (RNF-09, lista cerrada). Mover el efecto secundario al punto del flujo donde HU-14 ya lo sitúa fue el cambio más chico que arregló la causa, no el síntoma.</w:t>
       </w:r>
     </w:p>
     <w:p>
@@ -33882,7 +33850,6 @@
           <w:b/>
           <w:bCs/>
         </w:rPr>
-        <w:lastRenderedPageBreak/>
         <w:t>Costo del arreglo</w:t>
       </w:r>
       <w:r>
@@ -34027,10 +33994,7 @@
         <w:t>salvo como parámetro</w:t>
       </w:r>
       <w:r>
-        <w:t xml:space="preserve"> </w:t>
-      </w:r>
-      <w:r>
-        <w:t>(</w:t>
+        <w:t xml:space="preserve"> (</w:t>
       </w:r>
       <w:r>
         <w:rPr>
@@ -34123,7 +34087,11 @@
         <w:t>+1</w:t>
       </w:r>
       <w:r>
-        <w:t xml:space="preserve"> reserva ese último escalón para la ignición, que ahora anima la iluminación en el mismo barrido de color que ya animaba el nacimiento del fuego (</w:t>
+        <w:t xml:space="preserve"> reserva ese último escalón para la ignición, que ahora anima la </w:t>
+      </w:r>
+      <w:r>
+        <w:lastRenderedPageBreak/>
+        <w:t>iluminación en el mismo barrido de color que ya animaba el nacimiento del fuego (</w:t>
       </w:r>
       <w:r>
         <w:rPr>
@@ -34219,59 +34187,52 @@
           <w:i/>
           <w:iCs/>
         </w:rPr>
-        <w:t xml:space="preserve"> </w:t>
-      </w:r>
-      <w:r>
-        <w:rPr>
+        <w:t xml:space="preserve"> —charco fijo sobre el montón, fondo de 0,10 a 0,30—, con la misma fracción </w:t>
+      </w:r>
+      <w:r>
+        <w:rPr>
+          <w:rStyle w:val="CdigoenlneaOE3"/>
           <w:i/>
           <w:iCs/>
         </w:rPr>
-        <w:t xml:space="preserve">—charco fijo sobre el montón, fondo de 0,10 a 0,30—, con la misma fracción </w:t>
-      </w:r>
-      <w:r>
-        <w:rPr>
-          <w:rStyle w:val="CdigoenlneaOE3"/>
+        <w:t>golpesEfectivos / (mínimo + 1)</w:t>
+      </w:r>
+      <w:r>
+        <w:rPr>
           <w:i/>
           <w:iCs/>
         </w:rPr>
-        <w:t>golpesEfectivos / (mínimo + 1)</w:t>
-      </w:r>
-      <w:r>
-        <w:rPr>
+        <w:t xml:space="preserve">. El </w:t>
+      </w:r>
+      <w:r>
+        <w:rPr>
+          <w:rStyle w:val="CdigoenlneaOE3"/>
           <w:i/>
           <w:iCs/>
         </w:rPr>
-        <w:t xml:space="preserve">. El </w:t>
-      </w:r>
-      <w:r>
-        <w:rPr>
-          <w:rStyle w:val="CdigoenlneaOE3"/>
+        <w:t>#8A97AB</w:t>
+      </w:r>
+      <w:r>
+        <w:rPr>
           <w:i/>
           <w:iCs/>
         </w:rPr>
-        <w:t>#8A97AB</w:t>
-      </w:r>
-      <w:r>
-        <w:rPr>
+        <w:t xml:space="preserve"> de abajo ya no está en el código, y la prueba de RNF-20 mide la instrucción contra su tablilla, que la oscuridad no toca, no contra la cueva. </w:t>
+      </w:r>
+      <w:r>
+        <w:rPr>
+          <w:rStyle w:val="CdigoenlneaOE3"/>
           <w:i/>
           <w:iCs/>
         </w:rPr>
-        <w:t xml:space="preserve"> de abajo ya no está en el código, y la prueba de RNF-20 mide la instrucción contra su tablilla, que la oscuridad no toca, no contra la cueva. </w:t>
-      </w:r>
-      <w:r>
-        <w:rPr>
-          <w:rStyle w:val="CdigoenlneaOE3"/>
+        <w:t>Fase-5-6-Resultados.md</w:t>
+      </w:r>
+      <w:r>
+        <w:rPr>
           <w:i/>
           <w:iCs/>
         </w:rPr>
-        <w:t>Fase-5-6-Resultados.md</w:t>
-      </w:r>
-      <w:r>
-        <w:rPr>
-          <w:i/>
-          <w:iCs/>
-        </w:rPr>
-        <w:t xml:space="preserve"> §3.2 y §4, decisión 7.)</w:t>
+        <w:t xml:space="preserve"> 3.2 y 4, decisión 7.)</w:t>
       </w:r>
     </w:p>
     <w:p>
@@ -34293,7 +34254,7 @@
         <w:t>Direccion_de_Arte.md</w:t>
       </w:r>
       <w:r>
-        <w:t xml:space="preserve"> §8.1 prescribe una máscara </w:t>
+        <w:t xml:space="preserve"> 8.1 prescribe una máscara </w:t>
       </w:r>
       <w:r>
         <w:rPr>
@@ -34348,10 +34309,7 @@
         <w:t>#8A97AB</w:t>
       </w:r>
       <w:r>
-        <w:t xml:space="preserve"> (contras</w:t>
-      </w:r>
-      <w:r>
-        <w:t xml:space="preserve">te calculado ≈5.14:1) — tratamiento igual al que ya reciben los valores de </w:t>
+        <w:t xml:space="preserve"> (contraste calculado ≈5.14:1) — tratamiento igual al que ya reciben los valores de </w:t>
       </w:r>
       <w:r>
         <w:rPr>
@@ -34386,7 +34344,6 @@
         <w:pStyle w:val="TextoOE3"/>
       </w:pPr>
       <w:r>
-        <w:lastRenderedPageBreak/>
         <w:t xml:space="preserve">La tabla de opacidad de cuatro anclas del documento (65/45/25/0 %) tampoco encaja con </w:t>
       </w:r>
       <w:r>
@@ -34449,7 +34406,7 @@
           <w:i/>
           <w:iCs/>
         </w:rPr>
-        <w:t xml:space="preserve"> (§2f)—. La equivalencia está en el Anexo A.2 y las clases de hoy, con su conteo, en </w:t>
+        <w:t xml:space="preserve"> (2f)—. La equivalencia está en el Anexo A.2 y las clases de hoy, con su conteo, en </w:t>
       </w:r>
       <w:r>
         <w:rPr>
@@ -34464,7 +34421,7 @@
           <w:i/>
           <w:iCs/>
         </w:rPr>
-        <w:t xml:space="preserve"> §5.)</w:t>
+        <w:t xml:space="preserve"> 5.)</w:t>
       </w:r>
     </w:p>
     <w:p>
@@ -34607,7 +34564,7 @@
               <w:rPr>
                 <w:sz w:val="18"/>
               </w:rPr>
-              <w:t>CT-05, guion §4.3.2</w:t>
+              <w:t>CT-05, guion 4.3.2</w:t>
             </w:r>
           </w:p>
         </w:tc>
@@ -34729,7 +34686,7 @@
               <w:rPr>
                 <w:sz w:val="18"/>
               </w:rPr>
-              <w:t>RF-16, guion §4.3.3</w:t>
+              <w:t>RF-16, guion 4.3.3</w:t>
             </w:r>
           </w:p>
         </w:tc>
@@ -34888,6 +34845,7 @@
                 <w:rStyle w:val="CdigoenlneaOE3"/>
                 <w:sz w:val="18"/>
               </w:rPr>
+              <w:lastRenderedPageBreak/>
               <w:t>FireAttempt_RF19_SoplarNoSeDeshabilitaTrasFalloPosterior</w:t>
             </w:r>
           </w:p>
@@ -35223,7 +35181,7 @@
               <w:rPr>
                 <w:sz w:val="18"/>
               </w:rPr>
-              <w:t>guion §4.3.4</w:t>
+              <w:t>guion 4.3.4</w:t>
             </w:r>
           </w:p>
         </w:tc>
@@ -35268,7 +35226,7 @@
               <w:rPr>
                 <w:sz w:val="18"/>
               </w:rPr>
-              <w:t>RF-18, guion §4.3.4</w:t>
+              <w:t>RF-18, guion 4.3.4</w:t>
             </w:r>
           </w:p>
         </w:tc>
@@ -35319,7 +35277,7 @@
               <w:rPr>
                 <w:sz w:val="18"/>
               </w:rPr>
-              <w:t>HU-05, guion §4.3.4</w:t>
+              <w:t>HU-05, guion 4.3.4</w:t>
             </w:r>
           </w:p>
         </w:tc>
@@ -35454,7 +35412,7 @@
               <w:rPr>
                 <w:sz w:val="18"/>
               </w:rPr>
-              <w:t>HU-05, guion §4.3.4</w:t>
+              <w:t>HU-05, guion 4.3.4</w:t>
             </w:r>
           </w:p>
         </w:tc>
@@ -35469,7 +35427,6 @@
           <w:b/>
           <w:bCs/>
         </w:rPr>
-        <w:lastRenderedPageBreak/>
         <w:t xml:space="preserve">Desviación de </w:t>
       </w:r>
       <w:r>
@@ -35485,7 +35442,7 @@
           <w:b/>
           <w:bCs/>
         </w:rPr>
-        <w:t xml:space="preserve"> §T13:</w:t>
+        <w:t xml:space="preserve"> T13:</w:t>
       </w:r>
       <w:r>
         <w:t xml:space="preserve"> la prueba de no-repetición se nombra con </w:t>
@@ -35849,7 +35806,7 @@
               <w:rPr>
                 <w:sz w:val="18"/>
               </w:rPr>
-              <w:t>RF-19, guion §4.3.6</w:t>
+              <w:t>RF-19, guion 4.3.6</w:t>
             </w:r>
           </w:p>
         </w:tc>
@@ -36076,10 +36033,7 @@
         <w:t>falló</w:t>
       </w:r>
       <w:r>
-        <w:t xml:space="preserve"> —el badge no se veía, «Soplar» solo se distinguía por color— y se corrigió repare</w:t>
-      </w:r>
-      <w:r>
-        <w:t xml:space="preserve">ntando el badge fuera del botón (§2b). </w:t>
+        <w:t xml:space="preserve"> —el badge no se veía, «Soplar» solo se distinguía por color— y se corrigió reparentando el badge fuera del botón (2b). </w:t>
       </w:r>
       <w:r>
         <w:rPr>
@@ -36166,7 +36120,7 @@
         <w:t>LoadPanel()</w:t>
       </w:r>
       <w:r>
-        <w:t xml:space="preserve"> (§2c). </w:t>
+        <w:t xml:space="preserve"> (2c). </w:t>
       </w:r>
       <w:r>
         <w:rPr>
@@ -36219,6 +36173,7 @@
                 <w:b/>
                 <w:sz w:val="18"/>
               </w:rPr>
+              <w:lastRenderedPageBreak/>
               <w:t>Prueba</w:t>
             </w:r>
           </w:p>
@@ -36449,11 +36404,7 @@
         <w:t>TestScreenshots/FireLevel_RNF21_ConvergenciaAMitad.png</w:t>
       </w:r>
       <w:r>
-        <w:t xml:space="preserve"> muestra el panel a mitad de la </w:t>
-      </w:r>
-      <w:r>
-        <w:lastRenderedPageBreak/>
-        <w:t xml:space="preserve">animación de convergencia. El criterio en sí —sin parpadeo ni oscilación— se verifica leyendo </w:t>
+        <w:t xml:space="preserve"> muestra el panel a mitad de la animación de convergencia. El criterio en sí —sin parpadeo ni oscilación— se verifica leyendo </w:t>
       </w:r>
       <w:r>
         <w:rPr>
@@ -36480,10 +36431,7 @@
         <w:t>PingPong</w:t>
       </w:r>
       <w:r>
-        <w:t xml:space="preserve"> ni reinicio; una captura estática no puede mostrar parpadeo a lo largo del tiempo, así que documenta el estado para quien la revise a mano y el código es la fuente de verdad del criterio. RNF-19/RNF-20 (el badge de «Soplar», el contraste) siguen como en T14,</w:t>
-      </w:r>
-      <w:r>
-        <w:t xml:space="preserve"> sin cambios.</w:t>
+        <w:t xml:space="preserve"> ni reinicio; una captura estática no puede mostrar parpadeo a lo largo del tiempo, así que documenta el estado para quien la revise a mano y el código es la fuente de verdad del criterio. RNF-19/RNF-20 (el badge de «Soplar», el contraste) siguen como en T14, sin cambios.</w:t>
       </w:r>
     </w:p>
     <w:p>
@@ -36880,7 +36828,7 @@
         <w:t>EditMode total: 90/90 · PlayMode total: 52/52</w:t>
       </w:r>
       <w:r>
-        <w:t xml:space="preserve"> — 2 corridas EditMode limpias; PlayMode tuvo 1 fallo intermitente ajeno a T17 en una de tres corridas (§3.8).</w:t>
+        <w:t xml:space="preserve"> — 2 corridas EditMode limpias; PlayMode tuvo 1 fallo intermitente ajeno a T17 en una de tres corridas (3.8).</w:t>
       </w:r>
     </w:p>
     <w:tbl>
@@ -37527,7 +37475,6 @@
                 <w:rStyle w:val="CdigoenlneaOE3"/>
                 <w:sz w:val="18"/>
               </w:rPr>
-              <w:lastRenderedPageBreak/>
               <w:t>LevelSummaryComposer_RF45_SinIntentosFallidosNoUsaLaVarianteDeVariasPosiciones</w:t>
             </w:r>
             <w:r>
@@ -37630,6 +37577,7 @@
                 <w:rStyle w:val="CdigoenlneaOE3"/>
                 <w:sz w:val="18"/>
               </w:rPr>
+              <w:lastRenderedPageBreak/>
               <w:t>LevelSummary_CP07_ElCierreReflexivoNoEsOmitibleLaPrimeraVez</w:t>
             </w:r>
             <w:r>
@@ -37657,7 +37605,7 @@
               <w:rPr>
                 <w:sz w:val="18"/>
               </w:rPr>
-              <w:t>CP-07 — regresión directa del bug de §2f</w:t>
+              <w:t>CP-07 — regresión directa del bug de 2f</w:t>
             </w:r>
           </w:p>
         </w:tc>
@@ -37710,7 +37658,7 @@
         <w:t>FirePanelTests</w:t>
       </w:r>
       <w:r>
-        <w:t>, §2c/§3.9, se disparó en las otras 2, siempre en pruebas ajenas a T19).</w:t>
+        <w:t>, 2c/3.9, se disparó en las otras 2, siempre en pruebas ajenas a T19).</w:t>
       </w:r>
     </w:p>
     <w:tbl>
@@ -38150,7 +38098,7 @@
         <w:t>LoadPanel()</w:t>
       </w:r>
       <w:r>
-        <w:t xml:space="preserve"> (§2c), no por el rojo esperado. </w:t>
+        <w:t xml:space="preserve"> (2c), no por el rojo esperado. </w:t>
       </w:r>
       <w:r>
         <w:rPr>
@@ -38194,7 +38142,6 @@
           <w:b/>
           <w:bCs/>
         </w:rPr>
-        <w:lastRenderedPageBreak/>
         <w:t>T16 RED: 3 fail / 1 pass</w:t>
       </w:r>
       <w:r>
@@ -38235,7 +38182,7 @@
         <w:t>GREEN: 4/4 PlayMode + 1/1 EditMode</w:t>
       </w:r>
       <w:r>
-        <w:t xml:space="preserve">, pero solo tras dos vueltas de arreglo (§2d): la primera implementación de los 6 métodos de </w:t>
+        <w:t xml:space="preserve">, pero solo tras dos vueltas de arreglo (2d): la primera implementación de los 6 métodos de </w:t>
       </w:r>
       <w:r>
         <w:rPr>
@@ -38244,10 +38191,7 @@
         <w:t>PauseMenuController</w:t>
       </w:r>
       <w:r>
-        <w:t xml:space="preserve"> seguía en rojo porque el componente vivía en un GameObject inactivo (bug #1) y, tras moverlo, una terc</w:t>
-      </w:r>
-      <w:r>
-        <w:t xml:space="preserve">era prueba seguía en rojo porque </w:t>
+        <w:t xml:space="preserve"> seguía en rojo porque el componente vivía en un GameObject inactivo (bug #1) y, tras moverlo, una tercera prueba seguía en rojo porque </w:t>
       </w:r>
       <w:r>
         <w:rPr>
@@ -38281,6 +38225,7 @@
           <w:b/>
           <w:bCs/>
         </w:rPr>
+        <w:lastRenderedPageBreak/>
         <w:t>T17 GREEN desde la primera corrida, sin rojo previo</w:t>
       </w:r>
       <w:r>
@@ -38411,7 +38356,7 @@
         <w:t>LevelSummary_CP07_...</w:t>
       </w:r>
       <w:r>
-        <w:t xml:space="preserve"> es, además, la prueba de regresión directa del bug de §2f: conduce el flujo real de </w:t>
+        <w:t xml:space="preserve"> es, además, la prueba de regresión directa del bug de 2f: conduce el flujo real de </w:t>
       </w:r>
       <w:r>
         <w:rPr>
@@ -38503,10 +38448,7 @@
         <w:t>PlayIgnitionAsync</w:t>
       </w:r>
       <w:r>
-        <w:t xml:space="preserve"> (simulando que la ignición nu</w:t>
-      </w:r>
-      <w:r>
-        <w:t xml:space="preserve">nca ilumina) — ambos mutantes hicieron fallar </w:t>
+        <w:t xml:space="preserve"> (simulando que la ignición nunca ilumina) — ambos mutantes hicieron fallar </w:t>
       </w:r>
       <w:r>
         <w:rPr>
@@ -38597,7 +38539,7 @@
         <w:t>T14 y T15 costaron varias corridas</w:t>
       </w:r>
       <w:r>
-        <w:t xml:space="preserve"> por el cuelgue intermitente del Test Runner (§2b) — en T15 el Editor llegó a cerrarse solo y se reabrió con </w:t>
+        <w:t xml:space="preserve"> por el cuelgue intermitente del Test Runner (2b) — en T15 el Editor llegó a cerrarse solo y se reabrió con </w:t>
       </w:r>
       <w:r>
         <w:rPr>
@@ -38616,11 +38558,7 @@
         <w:t>T16 no tuvo cuelgues del Editor</w:t>
       </w:r>
       <w:r>
-        <w:t xml:space="preserve">, </w:t>
-      </w:r>
-      <w:r>
-        <w:lastRenderedPageBreak/>
-        <w:t xml:space="preserve">pero sí dos rondas de diagnóstico de bugs reales de producción (§2d). </w:t>
+        <w:t xml:space="preserve">, pero sí dos rondas de diagnóstico de bugs reales de producción (2d). </w:t>
       </w:r>
       <w:r>
         <w:rPr>
@@ -38639,7 +38577,7 @@
         <w:t>unity status</w:t>
       </w:r>
       <w:r>
-        <w:t xml:space="preserve">) — se resolvió solo, esperando, sin tocar Rider. Ver §2e y la memoria de sesión. </w:t>
+        <w:t xml:space="preserve">) — se resolvió solo, esperando, sin tocar Rider. Ver 2e y la memoria de sesión. </w:t>
       </w:r>
       <w:r>
         <w:rPr>
@@ -38664,13 +38602,7 @@
         <w:rPr>
           <w:rStyle w:val="CdigoenlneaOE3"/>
         </w:rPr>
-        <w:t>Error: Code 4</w:t>
-      </w:r>
-      <w:r>
-        <w:rPr>
-          <w:rStyle w:val="CdigoenlneaOE3"/>
-        </w:rPr>
-        <w:t>04</w:t>
+        <w:t>Error: Code 404</w:t>
       </w:r>
       <w:r>
         <w:t xml:space="preserve">) y lo reportó como </w:t>
@@ -38682,7 +38614,11 @@
         <w:t>STATUS: BLOCKED</w:t>
       </w:r>
       <w:r>
-        <w:t xml:space="preserve"> en vez de forzar un resultado — correcto, en vez de fingir un verde o un rojo sin haber corrido nada. Esta vez un reinicio del Editor sí lo resolvió, pero el reinicio mismo tardó ~9 minutos en volver a «ready» (vs. ~3 min en T17), con el proceso aparentemente atascado un rato en «Opening project…» antes de arrancar de verdad — sigue sin causa raíz confirmada. </w:t>
+        <w:t xml:space="preserve"> en vez de forzar un resultado — correcto, en vez de fingir un verde o un rojo sin haber corrido nada. Esta vez un reinicio del Editor sí lo resolvió, pero el reinicio mismo tardó ~9 minutos en volver a «ready» </w:t>
+      </w:r>
+      <w:r>
+        <w:lastRenderedPageBreak/>
+        <w:t xml:space="preserve">(vs. ~3 min en T17), con el proceso aparentemente atascado un rato en «Opening project…» antes de arrancar de verdad — sigue sin causa raíz confirmada. </w:t>
       </w:r>
       <w:r>
         <w:rPr>
@@ -38785,7 +38721,7 @@
           <w:b/>
           <w:bCs/>
         </w:rPr>
-        <w:t xml:space="preserve"> (§2c) subió de frecuencia en T19</w:t>
+        <w:t xml:space="preserve"> (2c) subió de frecuencia en T19</w:t>
       </w:r>
       <w:r>
         <w:t xml:space="preserve">: 1 fallo en tres corridas en T17, ninguno en T18, pero </w:t>
@@ -38834,10 +38770,7 @@
         <w:t>FireFeedbackLog</w:t>
       </w:r>
       <w:r>
-        <w:t xml:space="preserve"> ni el registro, así que no parece causal. Las cor</w:t>
-      </w:r>
-      <w:r>
-        <w:t>ridas limpias (54/54, dos veces) bastan para dar T19 por bueno, pero la frecuencia más alta queda anotada para revisar antes de Slice 2 en vez de seguir postergándola tarea tras tarea.</w:t>
+        <w:t xml:space="preserve"> ni el registro, así que no parece causal. Las corridas limpias (54/54, dos veces) bastan para dar T19 por bueno, pero la frecuencia más alta queda anotada para revisar antes de Slice 2 en vez de seguir postergándola tarea tras tarea.</w:t>
       </w:r>
     </w:p>
     <w:p>
@@ -38940,7 +38873,7 @@
           <w:i/>
           <w:iCs/>
         </w:rPr>
-        <w:t xml:space="preserve"> §3.4 y §4, decisión 7—; PG-06 sigue abierto.)</w:t>
+        <w:t xml:space="preserve"> 3.4 y 4, decisión 7—; PG-06 sigue abierto.)</w:t>
       </w:r>
     </w:p>
     <w:p>
@@ -39002,11 +38935,7 @@
         <w:t>HintPolicy</w:t>
       </w:r>
       <w:r>
-        <w:t xml:space="preserve"> cuentan lo mismo por caminos distintos y hay que decidir cuál lo alimenta. Sigue sin resolverse tras T19 (fuera del alcance de todas las tareas de esta fase: RF-13, ninguna de ellas lo traza); </w:t>
-      </w:r>
-      <w:r>
-        <w:lastRenderedPageBreak/>
-        <w:t xml:space="preserve">queda para una tarea aparte. </w:t>
+        <w:t xml:space="preserve"> cuentan lo mismo por caminos distintos y hay que decidir cuál lo alimenta. Sigue sin resolverse tras T19 (fuera del alcance de todas las tareas de esta fase: RF-13, ninguna de ellas lo traza); queda para una tarea aparte. </w:t>
       </w:r>
       <w:r>
         <w:rPr>
@@ -39118,29 +39047,22 @@
           <w:i/>
           <w:iCs/>
         </w:rPr>
-        <w:t xml:space="preserve"> quedó</w:t>
-      </w:r>
-      <w:r>
-        <w:rPr>
+        <w:t xml:space="preserve"> quedó sin uso. </w:t>
+      </w:r>
+      <w:r>
+        <w:rPr>
+          <w:rStyle w:val="CdigoenlneaOE3"/>
           <w:i/>
           <w:iCs/>
         </w:rPr>
-        <w:t xml:space="preserve"> sin uso. </w:t>
-      </w:r>
-      <w:r>
-        <w:rPr>
-          <w:rStyle w:val="CdigoenlneaOE3"/>
+        <w:t>Fase-5-6-Resultados.md</w:t>
+      </w:r>
+      <w:r>
+        <w:rPr>
           <w:i/>
           <w:iCs/>
         </w:rPr>
-        <w:t>Fase-5-6-Resultados.md</w:t>
-      </w:r>
-      <w:r>
-        <w:rPr>
-          <w:i/>
-          <w:iCs/>
-        </w:rPr>
-        <w:t xml:space="preserve"> §4, decisión 6.)</w:t>
+        <w:t xml:space="preserve"> 4, decisión 6.)</w:t>
       </w:r>
     </w:p>
     <w:p>
@@ -39168,10 +39090,7 @@
         <w:t>Level1_Cave</w:t>
       </w:r>
       <w:r>
-        <w:t xml:space="preserve"> </w:t>
-      </w:r>
-      <w:r>
-        <w:t xml:space="preserve">va con placeholders: montón de hojas = elipse blanca, badge y registro con formas planas, el «fuego» de T15 es un barrido de color sin sprite propio. El </w:t>
+        <w:t xml:space="preserve"> va con placeholders: montón de hojas = elipse blanca, badge y registro con formas planas, el «fuego» de T15 es un barrido de color sin sprite propio. El </w:t>
       </w:r>
       <w:r>
         <w:rPr>
@@ -39241,6 +39160,7 @@
           <w:i/>
           <w:iCs/>
         </w:rPr>
+        <w:lastRenderedPageBreak/>
         <w:t>8ec5120</w:t>
       </w:r>
       <w:r>
@@ -39294,7 +39214,7 @@
           <w:b/>
           <w:bCs/>
         </w:rPr>
-        <w:t>El encadenado de las tres secuencias narrativas del N1 (§4.1/§4.2) antes del panel</w:t>
+        <w:t>El encadenado de las tres secuencias narrativas del N1 (4.1/4.2) antes del panel</w:t>
       </w:r>
       <w:r>
         <w:t xml:space="preserve"> sigue sin resolverse — </w:t>
@@ -39597,7 +39517,7 @@
         <w:t>LoadPanel()</w:t>
       </w:r>
       <w:r>
-        <w:t xml:space="preserve"> (T15, §2c) lo mitiga pero no lo elimina. Frecuencia observada: 1/3 corridas en T17, 0/2 en T18, </w:t>
+        <w:t xml:space="preserve"> (T15, 2c) lo mitiga pero no lo elimina. Frecuencia observada: 1/3 corridas en T17, 0/2 en T18, </w:t>
       </w:r>
       <w:r>
         <w:rPr>
@@ -39607,10 +39527,7 @@
         <w:t>2/4 en T19</w:t>
       </w:r>
       <w:r>
-        <w:t xml:space="preserve"> — sube y baja sin patrón claro entre tareas que no tocan ese código, señal de que es un problema de temporización del Editor/Test Runner y no de la lógica de la prueba. Nunca a</w:t>
-      </w:r>
-      <w:r>
-        <w:t>fectó a una prueba de la tarea en curso, siempre a pruebas preexistentes de T15. Vale la pena investigarlo a fondo antes de Slice 2 si sigue subiendo.</w:t>
+        <w:t xml:space="preserve"> — sube y baja sin patrón claro entre tareas que no tocan ese código, señal de que es un problema de temporización del Editor/Test Runner y no de la lógica de la prueba. Nunca afectó a una prueba de la tarea en curso, siempre a pruebas preexistentes de T15. Vale la pena investigarlo a fondo antes de Slice 2 si sigue subiendo.</w:t>
       </w:r>
     </w:p>
     <w:p>
@@ -39717,11 +39634,7 @@
         <w:t>FirePanelController</w:t>
       </w:r>
       <w:r>
-        <w:t xml:space="preserve">, no la </w:t>
-      </w:r>
-      <w:r>
-        <w:lastRenderedPageBreak/>
-        <w:t xml:space="preserve">clase misma. No dar por hecho que toda política de </w:t>
+        <w:t xml:space="preserve">, no la clase misma. No dar por hecho que toda política de </w:t>
       </w:r>
       <w:r>
         <w:rPr>
@@ -39835,6 +39748,7 @@
                 <w:b/>
                 <w:sz w:val="18"/>
               </w:rPr>
+              <w:lastRenderedPageBreak/>
               <w:t>Dónde</w:t>
             </w:r>
           </w:p>
@@ -39969,7 +39883,7 @@
               <w:rPr>
                 <w:sz w:val="18"/>
               </w:rPr>
-              <w:t xml:space="preserve">Cifras del cierre de T16; al cerrar T19, 94/94 · 54/54 (§3.8); la vigente, en </w:t>
+              <w:t xml:space="preserve">Cifras del cierre de T16; al cerrar T19, 94/94 · 54/54 (3.8); la vigente, en </w:t>
             </w:r>
             <w:r>
               <w:rPr>
@@ -40133,7 +40047,7 @@
               <w:rPr>
                 <w:sz w:val="18"/>
               </w:rPr>
-              <w:t>§1</w:t>
+              <w:t>1</w:t>
             </w:r>
           </w:p>
         </w:tc>
@@ -40305,7 +40219,7 @@
               <w:rPr>
                 <w:sz w:val="18"/>
               </w:rPr>
-              <w:t>§1, §2b</w:t>
+              <w:t>1, 2b</w:t>
             </w:r>
           </w:p>
         </w:tc>
@@ -40477,7 +40391,7 @@
               <w:rPr>
                 <w:sz w:val="18"/>
               </w:rPr>
-              <w:t>§1</w:t>
+              <w:t>1</w:t>
             </w:r>
           </w:p>
         </w:tc>
@@ -40644,7 +40558,7 @@
               <w:rPr>
                 <w:sz w:val="18"/>
               </w:rPr>
-              <w:t>§2</w:t>
+              <w:t>2</w:t>
             </w:r>
           </w:p>
         </w:tc>
@@ -40744,7 +40658,7 @@
               <w:rPr>
                 <w:sz w:val="18"/>
               </w:rPr>
-              <w:t>§2b</w:t>
+              <w:t>2b</w:t>
             </w:r>
           </w:p>
         </w:tc>
@@ -40851,7 +40765,7 @@
               <w:rPr>
                 <w:sz w:val="18"/>
               </w:rPr>
-              <w:t>§2b</w:t>
+              <w:t>2b</w:t>
             </w:r>
           </w:p>
         </w:tc>
@@ -40944,7 +40858,7 @@
               <w:rPr>
                 <w:sz w:val="18"/>
               </w:rPr>
-              <w:t>§2b</w:t>
+              <w:t>2b</w:t>
             </w:r>
           </w:p>
         </w:tc>
@@ -41052,7 +40966,7 @@
               <w:rPr>
                 <w:sz w:val="18"/>
               </w:rPr>
-              <w:t>§2c</w:t>
+              <w:t>2c</w:t>
             </w:r>
           </w:p>
         </w:tc>
@@ -41086,13 +41000,7 @@
               <w:rPr>
                 <w:sz w:val="18"/>
               </w:rPr>
-              <w:t xml:space="preserve"> </w:t>
-            </w:r>
-            <w:r>
-              <w:rPr>
-                <w:sz w:val="18"/>
-              </w:rPr>
-              <w:t>de ~0,6 s sobre las hojas</w:t>
+              <w:t xml:space="preserve"> de ~0,6 s sobre las hojas</w:t>
             </w:r>
           </w:p>
         </w:tc>
@@ -41178,8 +41086,7 @@
               <w:rPr>
                 <w:sz w:val="18"/>
               </w:rPr>
-              <w:lastRenderedPageBreak/>
-              <w:t>§2c</w:t>
+              <w:t>2c</w:t>
             </w:r>
           </w:p>
         </w:tc>
@@ -41326,7 +41233,7 @@
               <w:rPr>
                 <w:sz w:val="18"/>
               </w:rPr>
-              <w:t>§2c, §2f, §4</w:t>
+              <w:t>2c, 2f, 4</w:t>
             </w:r>
           </w:p>
         </w:tc>
@@ -41615,7 +41522,7 @@
               <w:rPr>
                 <w:sz w:val="18"/>
               </w:rPr>
-              <w:t>§2c</w:t>
+              <w:t>2c</w:t>
             </w:r>
           </w:p>
         </w:tc>
@@ -41709,7 +41616,7 @@
               <w:rPr>
                 <w:sz w:val="18"/>
               </w:rPr>
-              <w:t>§2d</w:t>
+              <w:t>2d</w:t>
             </w:r>
           </w:p>
         </w:tc>
@@ -41836,7 +41743,7 @@
               <w:rPr>
                 <w:sz w:val="18"/>
               </w:rPr>
-              <w:t>§2e</w:t>
+              <w:t>2e</w:t>
             </w:r>
           </w:p>
         </w:tc>
@@ -41923,7 +41830,7 @@
               <w:rPr>
                 <w:sz w:val="18"/>
               </w:rPr>
-              <w:t>§2f</w:t>
+              <w:t>2f</w:t>
             </w:r>
           </w:p>
         </w:tc>
@@ -42022,7 +41929,7 @@
               <w:rPr>
                 <w:sz w:val="18"/>
               </w:rPr>
-              <w:t>§2f</w:t>
+              <w:t>2f</w:t>
             </w:r>
           </w:p>
         </w:tc>
@@ -42135,7 +42042,7 @@
               <w:rPr>
                 <w:sz w:val="18"/>
               </w:rPr>
-              <w:t>§2g, §4</w:t>
+              <w:t>2g, 4</w:t>
             </w:r>
           </w:p>
         </w:tc>
@@ -42274,7 +42181,7 @@
               <w:rPr>
                 <w:sz w:val="18"/>
               </w:rPr>
-              <w:t>§4</w:t>
+              <w:t>4</w:t>
             </w:r>
           </w:p>
         </w:tc>
@@ -42420,7 +42327,8 @@
               <w:rPr>
                 <w:sz w:val="18"/>
               </w:rPr>
-              <w:t>§4</w:t>
+              <w:lastRenderedPageBreak/>
+              <w:t>4</w:t>
             </w:r>
           </w:p>
         </w:tc>
@@ -42514,7 +42422,7 @@
               <w:rPr>
                 <w:sz w:val="18"/>
               </w:rPr>
-              <w:t>§4</w:t>
+              <w:t>4</w:t>
             </w:r>
           </w:p>
         </w:tc>
@@ -42641,7 +42549,7 @@
         <w:pStyle w:val="Ttulo4"/>
       </w:pPr>
       <w:r>
-        <w:t>A.2 Pruebas de §3 que cambiaron de nombre</w:t>
+        <w:t>A.2 Pruebas de 3 que cambiaron de nombre</w:t>
       </w:r>
     </w:p>
     <w:p>
@@ -42649,8 +42557,7 @@
         <w:pStyle w:val="PrimerprrafoOE3"/>
       </w:pPr>
       <w:r>
-        <w:lastRenderedPageBreak/>
-        <w:t xml:space="preserve">Trece nombres de §3 ya no existen en </w:t>
+        <w:t xml:space="preserve">Trece nombres de 3 ya no existen en </w:t>
       </w:r>
       <w:r>
         <w:rPr>
@@ -42703,7 +42610,7 @@
                 <w:b/>
                 <w:sz w:val="18"/>
               </w:rPr>
-              <w:t>En §3</w:t>
+              <w:t>En 3</w:t>
             </w:r>
           </w:p>
         </w:tc>
@@ -43587,7 +43494,7 @@
         <w:t>FireLevel_RF03_DesbloqueaElNivel2</w:t>
       </w:r>
       <w:r>
-        <w:t xml:space="preserve"> (§3.4) ya los había trasladado T18 a </w:t>
+        <w:t xml:space="preserve"> (3.4) ya los había trasladado T18 a </w:t>
       </w:r>
       <w:r>
         <w:rPr>
@@ -43596,7 +43503,7 @@
         <w:t>LevelSummaryTests</w:t>
       </w:r>
       <w:r>
-        <w:t xml:space="preserve"> (§2f); hoy solo los nombra un comentario de </w:t>
+        <w:t xml:space="preserve"> (2f); hoy solo los nombra un comentario de </w:t>
       </w:r>
       <w:r>
         <w:rPr>
@@ -43605,7 +43512,7 @@
         <w:t>FirePanelTests.cs:491</w:t>
       </w:r>
       <w:r>
-        <w:t xml:space="preserve">. Los demás nombres de §3 siguen existiendo. Las clases del Nivel 1 de hoy, con su conteo, están en </w:t>
+        <w:t xml:space="preserve">. Los demás nombres de 3 siguen existiendo. Las clases del Nivel 1 de hoy, con su conteo, están en </w:t>
       </w:r>
       <w:r>
         <w:rPr>
@@ -43614,7 +43521,7 @@
         <w:t>Fase-5-6-Resultados.md</w:t>
       </w:r>
       <w:r>
-        <w:t xml:space="preserve"> §5.1.</w:t>
+        <w:t xml:space="preserve"> 5.1.</w:t>
       </w:r>
     </w:p>
     <w:p>
@@ -43810,7 +43717,7 @@
         <w:t>todo.md</w:t>
       </w:r>
       <w:r>
-        <w:t xml:space="preserve">, §5.3). La corrida vigente de la suite está en </w:t>
+        <w:t xml:space="preserve">, 5.3). La corrida vigente de la suite está en </w:t>
       </w:r>
       <w:r>
         <w:rPr>
@@ -43897,7 +43804,7 @@
         <w:t>posición</w:t>
       </w:r>
       <w:r>
-        <w:t xml:space="preserve"> de tres muescas del guion §4.3 (hoy </w:t>
+        <w:t xml:space="preserve"> de tres muescas del guion 4.3 (hoy </w:t>
       </w:r>
       <w:r>
         <w:rPr>
@@ -43906,7 +43813,7 @@
         <w:t>Solucion_OE2_Diseno_final</w:t>
       </w:r>
       <w:r>
-        <w:t xml:space="preserve"> §1.4.3) y de RF-15/RF-16 radicados pasó a un nivel en </w:t>
+        <w:t xml:space="preserve"> 1.4.3) y de RF-15/RF-16 radicados pasó a un nivel en </w:t>
       </w:r>
       <w:r>
         <w:rPr>
@@ -43946,10 +43853,7 @@
         <w:t>INC-47</w:t>
       </w:r>
       <w:r>
-        <w:t>, abierta hasta que se corrijan guion, OE1 y HU. Los nombres de las pruebas conservan RF-15/RF-16 porque el requisito —hipótesis → experimento → resultado observable</w:t>
-      </w:r>
-      <w:r>
-        <w:t>— es el mismo; cambia el parámetro de la hipótesis.</w:t>
+        <w:t>, abierta hasta que se corrijan guion, OE1 y HU. Los nombres de las pruebas conservan RF-15/RF-16 porque el requisito —hipótesis → experimento → resultado observable— es el mismo; cambia el parámetro de la hipótesis.</w:t>
       </w:r>
     </w:p>
     <w:p>
@@ -44039,7 +43943,7 @@
         <w:t>Props-y-Sonidos-Resultados.md</w:t>
       </w:r>
       <w:r>
-        <w:t xml:space="preserve"> §1, §2.5, §4, §5, §6 y §8, y el humo de las narrativas (</w:t>
+        <w:t xml:space="preserve"> 1, 2.5, 4, 5, 6 y 8, y el humo de las narrativas (</w:t>
       </w:r>
       <w:r>
         <w:rPr>
@@ -44048,10 +43952,7 @@
         <w:t>f801186</w:t>
       </w:r>
       <w:r>
-        <w:t xml:space="preserve">) en su anexo; Papá, la familia y Algoritm en el botón de ayuda </w:t>
-      </w:r>
-      <w:r>
-        <w:t>(</w:t>
+        <w:t>) en su anexo; Papá, la familia y Algoritm en el botón de ayuda (</w:t>
       </w:r>
       <w:r>
         <w:rPr>
@@ -44376,13 +44277,7 @@
               <w:rPr>
                 <w:sz w:val="18"/>
               </w:rPr>
-              <w:t>✓</w:t>
-            </w:r>
-            <w:r>
-              <w:rPr>
-                <w:sz w:val="18"/>
-              </w:rPr>
-              <w:t xml:space="preserve"> terminada</w:t>
+              <w:t>✓ terminada</w:t>
             </w:r>
           </w:p>
         </w:tc>
@@ -44405,7 +44300,6 @@
               <w:rPr>
                 <w:sz w:val="18"/>
               </w:rPr>
-              <w:lastRenderedPageBreak/>
               <w:t>T21</w:t>
             </w:r>
           </w:p>
@@ -44517,13 +44411,7 @@
               <w:rPr>
                 <w:sz w:val="18"/>
               </w:rPr>
-              <w:t>✓</w:t>
-            </w:r>
-            <w:r>
-              <w:rPr>
-                <w:sz w:val="18"/>
-              </w:rPr>
-              <w:t xml:space="preserve"> terminada</w:t>
+              <w:t>✓ terminada</w:t>
             </w:r>
           </w:p>
         </w:tc>
@@ -44657,13 +44545,7 @@
               <w:rPr>
                 <w:sz w:val="18"/>
               </w:rPr>
-              <w:t>✓</w:t>
-            </w:r>
-            <w:r>
-              <w:rPr>
-                <w:sz w:val="18"/>
-              </w:rPr>
-              <w:t xml:space="preserve"> terminada — su regla de «piedras cerca» la reemplazó T26</w:t>
+              <w:t>✓ terminada — su regla de «piedras cerca» la reemplazó T26</w:t>
             </w:r>
           </w:p>
         </w:tc>
@@ -44686,6 +44568,7 @@
               <w:rPr>
                 <w:sz w:val="18"/>
               </w:rPr>
+              <w:lastRenderedPageBreak/>
               <w:t>T23</w:t>
             </w:r>
           </w:p>
@@ -44784,13 +44667,7 @@
               <w:rPr>
                 <w:sz w:val="18"/>
               </w:rPr>
-              <w:t>✓</w:t>
-            </w:r>
-            <w:r>
-              <w:rPr>
-                <w:sz w:val="18"/>
-              </w:rPr>
-              <w:t xml:space="preserve"> terminada — el soplo condicionado lo retiró T26</w:t>
+              <w:t>✓ terminada — el soplo condicionado lo retiró T26</w:t>
             </w:r>
           </w:p>
         </w:tc>
@@ -45032,13 +44909,7 @@
               <w:rPr>
                 <w:sz w:val="18"/>
               </w:rPr>
-              <w:t>✓</w:t>
-            </w:r>
-            <w:r>
-              <w:rPr>
-                <w:sz w:val="18"/>
-              </w:rPr>
-              <w:t xml:space="preserve"> en código</w:t>
+              <w:t>✓ en código</w:t>
             </w:r>
           </w:p>
         </w:tc>
@@ -45179,13 +45050,7 @@
               <w:rPr>
                 <w:sz w:val="18"/>
               </w:rPr>
-              <w:t>✓</w:t>
-            </w:r>
-            <w:r>
-              <w:rPr>
-                <w:sz w:val="18"/>
-              </w:rPr>
-              <w:t xml:space="preserve"> terminada</w:t>
+              <w:t>✓ terminada</w:t>
             </w:r>
           </w:p>
         </w:tc>
@@ -45319,13 +45184,7 @@
               <w:rPr>
                 <w:sz w:val="18"/>
               </w:rPr>
-              <w:t>✓</w:t>
-            </w:r>
-            <w:r>
-              <w:rPr>
-                <w:sz w:val="18"/>
-              </w:rPr>
-              <w:t xml:space="preserve"> terminada</w:t>
+              <w:t>✓ terminada</w:t>
             </w:r>
           </w:p>
         </w:tc>
@@ -45459,13 +45318,7 @@
               <w:rPr>
                 <w:sz w:val="18"/>
               </w:rPr>
-              <w:t>✓</w:t>
-            </w:r>
-            <w:r>
-              <w:rPr>
-                <w:sz w:val="18"/>
-              </w:rPr>
-              <w:t xml:space="preserve"> terminada</w:t>
+              <w:t>✓ terminada</w:t>
             </w:r>
           </w:p>
         </w:tc>
@@ -45678,7 +45531,6 @@
           <w:b/>
           <w:bCs/>
         </w:rPr>
-        <w:lastRenderedPageBreak/>
         <w:t>Reunir.</w:t>
       </w:r>
       <w:r>
@@ -45780,13 +45632,7 @@
         <w:rPr>
           <w:rStyle w:val="CdigoenlneaOE3"/>
         </w:rPr>
-        <w:t>Gat</w:t>
-      </w:r>
-      <w:r>
-        <w:rPr>
-          <w:rStyle w:val="CdigoenlneaOE3"/>
-        </w:rPr>
-        <w:t>herRadius</w:t>
+        <w:t>GatherRadius</w:t>
       </w:r>
       <w:r>
         <w:t xml:space="preserve">, </w:t>
@@ -45898,10 +45744,7 @@
         <w:t>GatherSeconds</w:t>
       </w:r>
       <w:r>
-        <w:t xml:space="preserve"> </w:t>
-      </w:r>
-      <w:r>
-        <w:t xml:space="preserve">(0,8 s) con una sola interpolación continua (RNF-21); las piedras van al centro según el deslizante de cercanía. Al terminar aparece la interfaz del encendido, la ayuda pasa al paso </w:t>
+        <w:t xml:space="preserve"> (0,8 s) con una sola interpolación continua (RNF-21); las piedras van al centro según el deslizante de cercanía. Al terminar aparece la interfaz del encendido, la ayuda pasa al paso </w:t>
       </w:r>
       <w:r>
         <w:rPr>
@@ -45941,7 +45784,7 @@
           <w:i/>
           <w:iCs/>
         </w:rPr>
-        <w:t xml:space="preserve"> (22/09) convergen al punto del fuego y encima entra por fundido el montón cenital (Props-y-Sonidos §2.5).</w:t>
+        <w:t xml:space="preserve"> (22/09) convergen al punto del fuego y encima entra por fundido el montón cenital (Props-y-Sonidos 2.5).</w:t>
       </w:r>
     </w:p>
     <w:p>
@@ -45969,7 +45812,11 @@
         <w:t>FuerzaSlider</w:t>
       </w:r>
       <w:r>
-        <w:t>, 0–10, etiquetas «Fuerte / Fuerza del golpe / Suave»); el de cercanía es horizontal, sobre los botones (</w:t>
+        <w:t xml:space="preserve">, 0–10, etiquetas «Fuerte / Fuerza del golpe / Suave»); el de cercanía es horizontal, sobre los </w:t>
+      </w:r>
+      <w:r>
+        <w:lastRenderedPageBreak/>
+        <w:t>botones (</w:t>
       </w:r>
       <w:r>
         <w:rPr>
@@ -46041,10 +45888,7 @@
         <w:t>FireFeedbackLog</w:t>
       </w:r>
       <w:r>
-        <w:t>) y a l</w:t>
-      </w:r>
-      <w:r>
-        <w:t xml:space="preserve">a tablilla, que muestra </w:t>
+        <w:t xml:space="preserve">) y a la tablilla, que muestra </w:t>
       </w:r>
       <w:r>
         <w:rPr>
@@ -46190,7 +46034,7 @@
         <w:t>N1_NacimientoDelFuego</w:t>
       </w:r>
       <w:r>
-        <w:t>. Confirmar, desbloquear y guardar siguen donde los puso T18: en el resumen de fin de nivel (§3.6).</w:t>
+        <w:t>. Confirmar, desbloquear y guardar siguen donde los puso T18: en el resumen de fin de nivel (3.6).</w:t>
       </w:r>
     </w:p>
     <w:p>
@@ -46573,7 +46417,6 @@
                 <w:rStyle w:val="CdigoenlneaOE3"/>
                 <w:sz w:val="18"/>
               </w:rPr>
-              <w:lastRenderedPageBreak/>
               <w:t>SpacingBand.cs</w:t>
             </w:r>
           </w:p>
@@ -47091,7 +46934,7 @@
               <w:rPr>
                 <w:sz w:val="18"/>
               </w:rPr>
-              <w:t xml:space="preserve"> (Props-y-Sonidos §2.5).</w:t>
+              <w:t xml:space="preserve"> (Props-y-Sonidos 2.5).</w:t>
             </w:r>
           </w:p>
         </w:tc>
@@ -47645,6 +47488,7 @@
                 <w:rStyle w:val="CdigoenlneaOE3"/>
                 <w:sz w:val="18"/>
               </w:rPr>
+              <w:lastRenderedPageBreak/>
               <w:t>RingSprite.cs</w:t>
             </w:r>
           </w:p>
@@ -47765,7 +47609,6 @@
                 <w:rStyle w:val="CdigoenlneaOE3"/>
                 <w:sz w:val="18"/>
               </w:rPr>
-              <w:lastRenderedPageBreak/>
               <w:t>FireAttempt.cs</w:t>
             </w:r>
           </w:p>
@@ -48975,14 +48818,7 @@
               <w:rPr>
                 <w:sz w:val="18"/>
               </w:rPr>
-              <w:t xml:space="preserve"> estirada </w:t>
-            </w:r>
-            <w:r>
-              <w:rPr>
-                <w:sz w:val="18"/>
-              </w:rPr>
-              <w:lastRenderedPageBreak/>
-              <w:t>sobre la vista cenital (</w:t>
+              <w:t xml:space="preserve"> estirada sobre la vista cenital (</w:t>
             </w:r>
             <w:r>
               <w:rPr>
@@ -49021,7 +48857,7 @@
               <w:rPr>
                 <w:sz w:val="18"/>
               </w:rPr>
-              <w:t>). §4, decisión 7.</w:t>
+              <w:t>). 4, decisión 7.</w:t>
             </w:r>
           </w:p>
         </w:tc>
@@ -49045,7 +48881,6 @@
                 <w:rStyle w:val="CdigoenlneaOE3"/>
                 <w:sz w:val="18"/>
               </w:rPr>
-              <w:lastRenderedPageBreak/>
               <w:t>FirePanelController.cs</w:t>
             </w:r>
           </w:p>
@@ -49088,7 +48923,7 @@
               <w:rPr>
                 <w:sz w:val="18"/>
               </w:rPr>
-              <w:t xml:space="preserve">Adaptador delgado, sin reglas del juego: todo lo de §2. Hoy tiene 706 líneas porque encima llegaron el sonido, el reparto, el montón, la llama, el quemado y los personajes (Props-y-Sonidos §2.5, Personajes). El campo </w:t>
+              <w:t xml:space="preserve">Adaptador delgado, sin reglas del juego: todo lo de 2. Hoy tiene 706 líneas porque encima llegaron el sonido, el reparto, el montón, la llama, el quemado y los personajes (Props-y-Sonidos 2.5, Personajes). El campo </w:t>
             </w:r>
             <w:r>
               <w:rPr>
@@ -49193,7 +49028,7 @@
               <w:rPr>
                 <w:sz w:val="18"/>
               </w:rPr>
-              <w:t>El cálculo de T17 no cambió: «Errores corregidos» sigue siendo un golpe efectivo justo tras uno fallido. Su comentario quedó viejo (§6).</w:t>
+              <w:t>El cálculo de T17 no cambió: «Errores corregidos» sigue siendo un golpe efectivo justo tras uno fallido. Su comentario quedó viejo (6).</w:t>
             </w:r>
           </w:p>
         </w:tc>
@@ -49388,7 +49223,11 @@
         <w:t>Unity.InputSystem</w:t>
       </w:r>
       <w:r>
-        <w:t xml:space="preserve">: el arrastre va por los eventos de uGUI. </w:t>
+        <w:t xml:space="preserve">: el </w:t>
+      </w:r>
+      <w:r>
+        <w:lastRenderedPageBreak/>
+        <w:t xml:space="preserve">arrastre va por los eventos de uGUI. </w:t>
       </w:r>
       <w:r>
         <w:rPr>
@@ -49812,11 +49651,7 @@
         <w:t>FlashSeconds</w:t>
       </w:r>
       <w:r>
-        <w:t xml:space="preserve"> mayor que cero aplica esa luz de golpe y vuelve a la de la parada anterior (el ¡CLIC! del sílex). Lo usa una sola parada, la de «¡CLIC! Un </w:t>
-      </w:r>
-      <w:r>
-        <w:lastRenderedPageBreak/>
-        <w:t xml:space="preserve">destello pequeñísimo…» en </w:t>
+        <w:t xml:space="preserve"> mayor que cero aplica esa luz de golpe y vuelve a la de la parada anterior (el ¡CLIC! del sílex). Lo usa una sola parada, la de «¡CLIC! Un destello pequeñísimo…» en </w:t>
       </w:r>
       <w:r>
         <w:rPr>
@@ -50594,6 +50429,7 @@
                 <w:rStyle w:val="CdigoenlneaOE3"/>
                 <w:sz w:val="18"/>
               </w:rPr>
+              <w:lastRenderedPageBreak/>
               <w:t>BotonPista</w:t>
             </w:r>
           </w:p>
@@ -50852,7 +50688,7 @@
         <w:t>BotonPista/Fondo/Algoritm</w:t>
       </w:r>
       <w:r>
-        <w:t xml:space="preserve"> son posteriores (Props-y-Sonidos §5, Personajes).</w:t>
+        <w:t xml:space="preserve"> son posteriores (Props-y-Sonidos 5, Personajes).</w:t>
       </w:r>
     </w:p>
     <w:p>
@@ -51044,7 +50880,6 @@
                 <w:rStyle w:val="CdigoenlneaOE3"/>
                 <w:sz w:val="18"/>
               </w:rPr>
-              <w:lastRenderedPageBreak/>
               <w:t>SpacingLevels</w:t>
             </w:r>
             <w:r>
@@ -51176,7 +51011,6 @@
               <w:rPr>
                 <w:sz w:val="18"/>
               </w:rPr>
-              <w:lastRenderedPageBreak/>
               <w:t xml:space="preserve">En </w:t>
             </w:r>
             <w:r>
@@ -51217,14 +51051,7 @@
               <w:rPr>
                 <w:sz w:val="18"/>
               </w:rPr>
-              <w:t xml:space="preserve">: con las piezas de </w:t>
-            </w:r>
-            <w:r>
-              <w:rPr>
-                <w:sz w:val="18"/>
-              </w:rPr>
-              <w:lastRenderedPageBreak/>
-              <w:t xml:space="preserve">entonces la muesca certera era la </w:t>
+              <w:t xml:space="preserve">: con las piezas de entonces la muesca certera era la </w:t>
             </w:r>
             <w:r>
               <w:rPr>
@@ -51265,7 +51092,7 @@
               <w:rPr>
                 <w:sz w:val="18"/>
               </w:rPr>
-              <w:t xml:space="preserve"> y solo ella (Props-y-Sonidos §4).</w:t>
+              <w:t xml:space="preserve"> y solo ella (Props-y-Sonidos 4).</w:t>
             </w:r>
           </w:p>
         </w:tc>
@@ -51289,7 +51116,6 @@
                 <w:rStyle w:val="CdigoenlneaOE3"/>
                 <w:sz w:val="18"/>
               </w:rPr>
-              <w:lastRenderedPageBreak/>
               <w:t>Fire/N1_Mensajes.asset</w:t>
             </w:r>
           </w:p>
@@ -51358,7 +51184,7 @@
               <w:rPr>
                 <w:sz w:val="18"/>
               </w:rPr>
-              <w:t xml:space="preserve"> y ya no son el texto del guion §4.3.4 (INC-47); los tres de golpe efectivo y el del soplo siguen siendo los literales de T13.</w:t>
+              <w:t xml:space="preserve"> y ya no son el texto del guion 4.3.4 (INC-47); los tres de golpe efectivo y el del soplo siguen siendo los literales de T13.</w:t>
             </w:r>
           </w:p>
         </w:tc>
@@ -51731,7 +51557,7 @@
               <w:rPr>
                 <w:sz w:val="18"/>
               </w:rPr>
-              <w:t>§3.5</w:t>
+              <w:t>3.5</w:t>
             </w:r>
           </w:p>
         </w:tc>
@@ -51830,7 +51656,7 @@
         <w:t>docs/Camara_Narrativa_N1.md</w:t>
       </w:r>
       <w:r>
-        <w:t xml:space="preserve"> §7), cada una con su luz. </w:t>
+        <w:t xml:space="preserve"> 7), cada una con su luz. </w:t>
       </w:r>
       <w:r>
         <w:rPr>
@@ -51846,15 +51672,7 @@
           <w:b/>
           <w:bCs/>
         </w:rPr>
-        <w:t xml:space="preserve">encadenó por el </w:t>
-      </w:r>
-      <w:r>
-        <w:rPr>
-          <w:b/>
-          <w:bCs/>
-        </w:rPr>
-        <w:lastRenderedPageBreak/>
-        <w:t>asset</w:t>
+        <w:t>encadenó por el asset</w:t>
       </w:r>
       <w:r>
         <w:t xml:space="preserve">: les puso </w:t>
@@ -51929,10 +51747,7 @@
         <w:t>1179dae</w:t>
       </w:r>
       <w:r>
-        <w:t>, 21/09</w:t>
-      </w:r>
-      <w:r>
-        <w:t xml:space="preserve">) → </w:t>
+        <w:t xml:space="preserve">, 21/09) → </w:t>
       </w:r>
       <w:r>
         <w:rPr>
@@ -51996,6 +51811,7 @@
                 <w:b/>
                 <w:sz w:val="18"/>
               </w:rPr>
+              <w:lastRenderedPageBreak/>
               <w:t>Secuencia</w:t>
             </w:r>
           </w:p>
@@ -52732,10 +52548,7 @@
         <w:t>f801186</w:t>
       </w:r>
       <w:r>
-        <w:t>) de estas</w:t>
-      </w:r>
-      <w:r>
-        <w:t xml:space="preserve"> secuencias están en sus documentos. El cierre reflexivo de </w:t>
+        <w:t xml:space="preserve">) de estas secuencias están en sus documentos. El cierre reflexivo de </w:t>
       </w:r>
       <w:r>
         <w:rPr>
@@ -52928,10 +52741,7 @@
         <w:t>Environments/Fire/entorno_n1_cueva_cenital.png</w:t>
       </w:r>
       <w:r>
-        <w:t xml:space="preserve"> </w:t>
-      </w:r>
-      <w:r>
-        <w:t xml:space="preserve">(la cueva vista desde arriba, fondo de la mecánica) y </w:t>
+        <w:t xml:space="preserve"> (la cueva vista desde arriba, fondo de la mecánica) y </w:t>
       </w:r>
       <w:r>
         <w:rPr>
@@ -52991,7 +52801,6 @@
         <w:rPr>
           <w:rStyle w:val="CdigoenlneaOE3"/>
         </w:rPr>
-        <w:lastRenderedPageBreak/>
         <w:t>Props/Fire/prop_n1_hoja.png</w:t>
       </w:r>
       <w:r>
@@ -53095,7 +52904,7 @@
         <w:t>.mat</w:t>
       </w:r>
       <w:r>
-        <w:t xml:space="preserve"> (§3.2).</w:t>
+        <w:t xml:space="preserve"> (3.2).</w:t>
       </w:r>
     </w:p>
     <w:p>
@@ -53158,7 +52967,11 @@
         <w:t>FireAttempt</w:t>
       </w:r>
       <w:r>
-        <w:t>) y qué mensaje toca (</w:t>
+        <w:t xml:space="preserve">) y qué mensaje </w:t>
+      </w:r>
+      <w:r>
+        <w:lastRenderedPageBreak/>
+        <w:t>toca (</w:t>
       </w:r>
       <w:r>
         <w:rPr>
@@ -53325,10 +53138,7 @@
         <w:t>AttemptsBeforeHint</w:t>
       </w:r>
       <w:r>
-        <w:t xml:space="preserve"> </w:t>
-      </w:r>
-      <w:r>
-        <w:t xml:space="preserve">fallos seguidos la tablilla suma la pista; el paso cambia </w:t>
+        <w:t xml:space="preserve"> fallos seguidos la tablilla suma la pista; el paso cambia </w:t>
       </w:r>
       <w:r>
         <w:rPr>
@@ -53428,7 +53238,7 @@
         <w:t>docs/Camara_Narrativa_N1.md</w:t>
       </w:r>
       <w:r>
-        <w:t xml:space="preserve"> §8), en escalones de </w:t>
+        <w:t xml:space="preserve"> 8), en escalones de </w:t>
       </w:r>
       <w:r>
         <w:rPr>
@@ -53465,7 +53275,7 @@
         <w:t>Fase-3-Resultados.md</w:t>
       </w:r>
       <w:r>
-        <w:t xml:space="preserve"> §4 dejó «sin resolver» lo resolvió </w:t>
+        <w:t xml:space="preserve"> 4 dejó «sin resolver» lo resolvió </w:t>
       </w:r>
       <w:r>
         <w:rPr>
@@ -53508,7 +53318,6 @@
       </w:pPr>
       <w:bookmarkStart w:id="39" w:name="_Toc241276536"/>
       <w:r>
-        <w:lastRenderedPageBreak/>
         <w:t>5. Pruebas</w:t>
       </w:r>
       <w:bookmarkEnd w:id="39"/>
@@ -54153,6 +53962,7 @@
                 <w:rStyle w:val="CdigoenlneaOE3"/>
                 <w:sz w:val="18"/>
               </w:rPr>
+              <w:lastRenderedPageBreak/>
               <w:t>FireMessagesTests</w:t>
             </w:r>
           </w:p>
@@ -54330,13 +54140,7 @@
               <w:rPr>
                 <w:sz w:val="18"/>
               </w:rPr>
-              <w:t xml:space="preserve"> </w:t>
-            </w:r>
-            <w:r>
-              <w:rPr>
-                <w:sz w:val="18"/>
-              </w:rPr>
-              <w:t xml:space="preserve">(tres pruebas, T22); reescrita en </w:t>
+              <w:t xml:space="preserve"> (tres pruebas, T22); reescrita en </w:t>
             </w:r>
             <w:r>
               <w:rPr>
@@ -54557,7 +54361,7 @@
               <w:rPr>
                 <w:sz w:val="18"/>
               </w:rPr>
-              <w:t xml:space="preserve"> (Props-y-Sonidos §8)</w:t>
+              <w:t xml:space="preserve"> (Props-y-Sonidos 8)</w:t>
             </w:r>
           </w:p>
         </w:tc>
@@ -54670,7 +54474,7 @@
               <w:rPr>
                 <w:sz w:val="18"/>
               </w:rPr>
-              <w:t xml:space="preserve"> (Props-y-Sonidos §8) y 7 de </w:t>
+              <w:t xml:space="preserve"> (Props-y-Sonidos 8) y 7 de </w:t>
             </w:r>
             <w:r>
               <w:rPr>
@@ -54897,7 +54701,7 @@
               <w:rPr>
                 <w:sz w:val="18"/>
               </w:rPr>
-              <w:t xml:space="preserve"> (Props-y-Sonidos §8)</w:t>
+              <w:t xml:space="preserve"> (Props-y-Sonidos 8)</w:t>
             </w:r>
           </w:p>
         </w:tc>
@@ -55131,13 +54935,7 @@
               <w:rPr>
                 <w:sz w:val="18"/>
               </w:rPr>
-              <w:t xml:space="preserve"> </w:t>
-            </w:r>
-            <w:r>
-              <w:rPr>
-                <w:sz w:val="18"/>
-              </w:rPr>
-              <w:t xml:space="preserve">y la franja 7–8, no el asset </w:t>
+              <w:t xml:space="preserve"> y la franja 7–8, no el asset </w:t>
             </w:r>
             <w:r>
               <w:rPr>
@@ -55313,7 +55111,6 @@
                 <w:rStyle w:val="CdigoenlneaOE3"/>
                 <w:sz w:val="18"/>
               </w:rPr>
-              <w:lastRenderedPageBreak/>
               <w:t>FireFeedbackLog_guion434_CadaFranjaDeFuerzaNoEfectivaDevuelveSuMensaje</w:t>
             </w:r>
             <w:r>
@@ -55341,7 +55138,7 @@
               <w:rPr>
                 <w:sz w:val="18"/>
               </w:rPr>
-              <w:t>guion §4.3.4</w:t>
+              <w:t>guion 4.3.4</w:t>
             </w:r>
           </w:p>
         </w:tc>
@@ -56235,6 +56032,7 @@
           <w:b/>
           <w:bCs/>
         </w:rPr>
+        <w:lastRenderedPageBreak/>
         <w:t xml:space="preserve">PlayMode — </w:t>
       </w:r>
       <w:r>
@@ -56351,7 +56149,6 @@
                 <w:b/>
                 <w:sz w:val="18"/>
               </w:rPr>
-              <w:lastRenderedPageBreak/>
               <w:t>Prueba</w:t>
             </w:r>
           </w:p>
@@ -57686,25 +57483,25 @@
         <w:rPr>
           <w:rStyle w:val="CdigoenlneaOE3"/>
         </w:rPr>
+        <w:t>NarrativeScene_RF05_ElCorteSecoFundeANegroSaltaAOscurasYVuelve</w:t>
+      </w:r>
+      <w:r>
+        <w:t xml:space="preserve"> (entró en </w:t>
+      </w:r>
+      <w:r>
+        <w:rPr>
+          <w:rStyle w:val="CdigoenlneaOE3"/>
+        </w:rPr>
+        <w:t>fa5d032</w:t>
+      </w:r>
+      <w:r>
+        <w:t xml:space="preserve"> como </w:t>
+      </w:r>
+      <w:r>
+        <w:rPr>
+          <w:rStyle w:val="CdigoenlneaOE3"/>
+        </w:rPr>
         <w:lastRenderedPageBreak/>
-        <w:t>NarrativeScene_RF05_ElCorteSecoFundeANegroSaltaAOscurasYVuelve</w:t>
-      </w:r>
-      <w:r>
-        <w:t xml:space="preserve"> (entró en </w:t>
-      </w:r>
-      <w:r>
-        <w:rPr>
-          <w:rStyle w:val="CdigoenlneaOE3"/>
-        </w:rPr>
-        <w:t>fa5d032</w:t>
-      </w:r>
-      <w:r>
-        <w:t xml:space="preserve"> como </w:t>
-      </w:r>
-      <w:r>
-        <w:rPr>
-          <w:rStyle w:val="CdigoenlneaOE3"/>
-        </w:rPr>
         <w:t>…LaParadaDeCorteSecoSaltaSinSuavizado</w:t>
       </w:r>
       <w:r>
@@ -58356,10 +58153,7 @@
         <w:t>INC-47 sigue abierta.</w:t>
       </w:r>
       <w:r>
-        <w:t xml:space="preserve"> </w:t>
-      </w:r>
-      <w:r>
-        <w:t>Guion §4.3 (§1.4.3 del documento refundido), OE1 RF-15/RF-16 y HU-06 siguen describiendo el deslizante de posición, los mensajes por distancia y el registro con historial. La corrección es de los documentos radicados, no del código.</w:t>
+        <w:t xml:space="preserve"> Guion 4.3 (1.4.3 del documento refundido), OE1 RF-15/RF-16 y HU-06 siguen describiendo el deslizante de posición, los mensajes por distancia y el registro con historial. La corrección es de los documentos radicados, no del código.</w:t>
       </w:r>
     </w:p>
     <w:p>
@@ -58442,11 +58236,7 @@
         <w:t>FireFeedbackLog.cs:6-8</w:t>
       </w:r>
       <w:r>
-        <w:t xml:space="preserve"> dice que el </w:t>
-      </w:r>
-      <w:r>
-        <w:lastRenderedPageBreak/>
-        <w:t>historial se acumula «para que el estudiante compare sus intentos», y el estudiante ya solo ve el último.</w:t>
+        <w:t xml:space="preserve"> dice que el historial se acumula «para que el estudiante compare sus intentos», y el estudiante ya solo ve el último.</w:t>
       </w:r>
     </w:p>
     <w:p>
@@ -58508,6 +58298,7 @@
           <w:b/>
           <w:bCs/>
         </w:rPr>
+        <w:lastRenderedPageBreak/>
         <w:t>El pulso de «Pista» es permanente.</w:t>
       </w:r>
       <w:r>
